--- a/reference-private/CV-Resume/Sangeon-Jeon-Resume-Full.docx
+++ b/reference-private/CV-Resume/Sangeon-Jeon-Resume-Full.docx
@@ -915,50 +915,87 @@
           <w:iCs/>
           <w:sz w:val="20"/>
           <w:szCs w:val="20"/>
-          <w:lang w:eastAsia="ko-KR"/>
-        </w:rPr>
-      </w:pPr>
-      <w:r>
-        <w:rPr>
-          <w:rFonts w:asciiTheme="minorHAnsi" w:hAnsiTheme="minorHAnsi" w:cs="Arial" w:hint="eastAsia"/>
-          <w:b/>
-          <w:iCs/>
-          <w:sz w:val="20"/>
-          <w:szCs w:val="20"/>
-          <w:lang w:eastAsia="ko-KR"/>
-        </w:rPr>
-        <w:t>G</w:t>
-      </w:r>
-      <w:r>
-        <w:rPr>
-          <w:rFonts w:asciiTheme="minorHAnsi" w:hAnsiTheme="minorHAnsi" w:cs="Arial"/>
-          <w:b/>
-          <w:iCs/>
-          <w:sz w:val="20"/>
-          <w:szCs w:val="20"/>
-          <w:lang w:eastAsia="ko-KR"/>
-        </w:rPr>
-        <w:t xml:space="preserve">eorgia Institute of Technology </w:t>
-      </w:r>
-      <w:r>
-        <w:rPr>
-          <w:rFonts w:asciiTheme="minorHAnsi" w:hAnsiTheme="minorHAnsi" w:cs="Arial"/>
-          <w:b/>
-          <w:iCs/>
-          <w:sz w:val="20"/>
-          <w:szCs w:val="20"/>
-        </w:rPr>
-        <w:t xml:space="preserve">| </w:t>
-      </w:r>
-      <w:r>
-        <w:rPr>
-          <w:rFonts w:asciiTheme="minorHAnsi" w:hAnsiTheme="minorHAnsi" w:cs="Arial"/>
-          <w:b/>
-          <w:iCs/>
-          <w:sz w:val="20"/>
-          <w:szCs w:val="20"/>
-        </w:rPr>
-        <w:t>Atlanta, GA</w:t>
+        </w:rPr>
+      </w:pPr>
+      <w:r>
+        <w:rPr>
+          <w:rFonts w:asciiTheme="minorHAnsi" w:hAnsiTheme="minorHAnsi" w:cs="Arial"/>
+          <w:b/>
+          <w:iCs/>
+          <w:sz w:val="20"/>
+          <w:szCs w:val="20"/>
+        </w:rPr>
+        <w:t>Korea Advanced Institute of Science and Technology</w:t>
+      </w:r>
+      <w:r>
+        <w:rPr>
+          <w:rFonts w:asciiTheme="minorHAnsi" w:hAnsiTheme="minorHAnsi" w:cs="Arial"/>
+          <w:b/>
+          <w:iCs/>
+          <w:sz w:val="20"/>
+          <w:szCs w:val="20"/>
+        </w:rPr>
+        <w:t xml:space="preserve"> | </w:t>
+      </w:r>
+      <w:r>
+        <w:rPr>
+          <w:rFonts w:asciiTheme="minorHAnsi" w:hAnsiTheme="minorHAnsi" w:cs="Arial"/>
+          <w:b/>
+          <w:iCs/>
+          <w:sz w:val="20"/>
+          <w:szCs w:val="20"/>
+        </w:rPr>
+        <w:t>Daejeon</w:t>
+      </w:r>
+      <w:r>
+        <w:rPr>
+          <w:rFonts w:asciiTheme="minorHAnsi" w:hAnsiTheme="minorHAnsi" w:cs="Arial"/>
+          <w:b/>
+          <w:iCs/>
+          <w:sz w:val="20"/>
+          <w:szCs w:val="20"/>
+        </w:rPr>
+        <w:t xml:space="preserve">, </w:t>
+      </w:r>
+      <w:r>
+        <w:rPr>
+          <w:rFonts w:asciiTheme="minorHAnsi" w:hAnsiTheme="minorHAnsi" w:cs="Arial"/>
+          <w:b/>
+          <w:iCs/>
+          <w:sz w:val="20"/>
+          <w:szCs w:val="20"/>
+        </w:rPr>
+        <w:t>South Korea</w:t>
+      </w:r>
+      <w:r>
+        <w:rPr>
+          <w:rFonts w:asciiTheme="minorHAnsi" w:hAnsiTheme="minorHAnsi" w:cs="Arial"/>
+          <w:i/>
+          <w:iCs/>
+          <w:sz w:val="20"/>
+          <w:szCs w:val="20"/>
+        </w:rPr>
+        <w:t xml:space="preserve"> </w:t>
+      </w:r>
+      <w:r>
+        <w:rPr>
+          <w:rFonts w:asciiTheme="minorHAnsi" w:hAnsiTheme="minorHAnsi" w:cs="Arial"/>
+          <w:i/>
+          <w:iCs/>
+          <w:sz w:val="20"/>
+          <w:szCs w:val="20"/>
+        </w:rPr>
+        <w:tab/>
+      </w:r>
+      <w:r>
+        <w:rPr>
+          <w:rFonts w:asciiTheme="minorHAnsi" w:hAnsiTheme="minorHAnsi" w:cs="Arial"/>
+          <w:i/>
+          <w:iCs/>
+          <w:sz w:val="20"/>
+          <w:szCs w:val="20"/>
+        </w:rPr>
+        <w:tab/>
       </w:r>
     </w:p>
     <w:p>
@@ -987,27 +1024,51 @@
           <w:sz w:val="20"/>
           <w:szCs w:val="20"/>
         </w:rPr>
-        <w:t>Senior</w:t>
-      </w:r>
-      <w:r>
-        <w:rPr>
-          <w:rFonts w:asciiTheme="minorHAnsi" w:hAnsiTheme="minorHAnsi" w:cs="Arial"/>
-          <w:b/>
-          <w:iCs/>
-          <w:sz w:val="20"/>
-          <w:szCs w:val="20"/>
-        </w:rPr>
-        <w:t xml:space="preserve"> Design Project: </w:t>
-      </w:r>
-      <w:r>
-        <w:rPr>
-          <w:rFonts w:asciiTheme="minorHAnsi" w:hAnsiTheme="minorHAnsi" w:cs="Arial"/>
-          <w:b/>
-          <w:iCs/>
-          <w:sz w:val="20"/>
-          <w:szCs w:val="20"/>
-        </w:rPr>
-        <w:t>Plant Physiology</w:t>
+        <w:t>KAIST Maker-a-thon (Topic: Item for the Elderly Living Alone)</w:t>
+      </w:r>
+      <w:r>
+        <w:rPr>
+          <w:rFonts w:asciiTheme="minorHAnsi" w:hAnsiTheme="minorHAnsi" w:cs="Arial"/>
+          <w:b/>
+          <w:iCs/>
+          <w:sz w:val="20"/>
+          <w:szCs w:val="20"/>
+        </w:rPr>
+        <w:t xml:space="preserve"> [</w:t>
+      </w:r>
+      <w:hyperlink r:id="rId8" w:history="1">
+        <w:r>
+          <w:rPr>
+            <w:rStyle w:val="a3"/>
+            <w:rFonts w:asciiTheme="minorHAnsi" w:hAnsiTheme="minorHAnsi" w:cs="Arial"/>
+            <w:b/>
+            <w:iCs/>
+            <w:sz w:val="20"/>
+            <w:szCs w:val="20"/>
+          </w:rPr>
+          <w:t>lin</w:t>
+        </w:r>
+        <w:r>
+          <w:rPr>
+            <w:rStyle w:val="a3"/>
+            <w:rFonts w:asciiTheme="minorHAnsi" w:hAnsiTheme="minorHAnsi" w:cs="Arial"/>
+            <w:b/>
+            <w:iCs/>
+            <w:sz w:val="20"/>
+            <w:szCs w:val="20"/>
+          </w:rPr>
+          <w:t>k</w:t>
+        </w:r>
+      </w:hyperlink>
+      <w:r>
+        <w:rPr>
+          <w:rFonts w:asciiTheme="minorHAnsi" w:hAnsiTheme="minorHAnsi" w:cs="Arial"/>
+          <w:b/>
+          <w:iCs/>
+          <w:sz w:val="20"/>
+          <w:szCs w:val="20"/>
+        </w:rPr>
+        <w:t>]</w:t>
       </w:r>
       <w:r>
         <w:rPr>
@@ -1047,6 +1108,364 @@
           <w:sz w:val="20"/>
           <w:szCs w:val="20"/>
         </w:rPr>
+        <w:t>Summer</w:t>
+      </w:r>
+      <w:r>
+        <w:rPr>
+          <w:rFonts w:asciiTheme="minorHAnsi" w:hAnsiTheme="minorHAnsi" w:cs="Arial"/>
+          <w:i/>
+          <w:iCs/>
+          <w:sz w:val="20"/>
+          <w:szCs w:val="20"/>
+        </w:rPr>
+        <w:t xml:space="preserve"> 20</w:t>
+      </w:r>
+      <w:r>
+        <w:rPr>
+          <w:rFonts w:asciiTheme="minorHAnsi" w:hAnsiTheme="minorHAnsi" w:cs="Arial"/>
+          <w:i/>
+          <w:iCs/>
+          <w:sz w:val="20"/>
+          <w:szCs w:val="20"/>
+        </w:rPr>
+        <w:t>24</w:t>
+      </w:r>
+    </w:p>
+    <w:p>
+      <w:pPr>
+        <w:pStyle w:val="ac"/>
+        <w:numPr>
+          <w:ilvl w:val="0"/>
+          <w:numId w:val="29"/>
+        </w:numPr>
+        <w:tabs>
+          <w:tab w:val="left" w:pos="360"/>
+          <w:tab w:val="left" w:pos="1440"/>
+          <w:tab w:val="left" w:pos="5760"/>
+          <w:tab w:val="left" w:pos="7920"/>
+          <w:tab w:val="right" w:pos="11340"/>
+        </w:tabs>
+        <w:jc w:val="both"/>
+        <w:rPr>
+          <w:rFonts w:asciiTheme="minorHAnsi" w:hAnsiTheme="minorHAnsi" w:cs="Arial"/>
+          <w:iCs/>
+          <w:sz w:val="20"/>
+          <w:szCs w:val="20"/>
+        </w:rPr>
+      </w:pPr>
+      <w:r>
+        <w:rPr>
+          <w:rFonts w:asciiTheme="minorHAnsi" w:hAnsiTheme="minorHAnsi" w:cs="Arial"/>
+          <w:sz w:val="20"/>
+          <w:szCs w:val="20"/>
+          <w:lang w:eastAsia="ko-KR"/>
+        </w:rPr>
+        <w:t>Participated in three weeks of development, brainstorming and prototyping an item suitable for the topic</w:t>
+      </w:r>
+      <w:r>
+        <w:rPr>
+          <w:rFonts w:asciiTheme="minorHAnsi" w:hAnsiTheme="minorHAnsi" w:cs="Arial"/>
+          <w:sz w:val="20"/>
+          <w:szCs w:val="20"/>
+          <w:lang w:eastAsia="ko-KR"/>
+        </w:rPr>
+        <w:t xml:space="preserve"> using materials and equipment provided by </w:t>
+      </w:r>
+      <w:r>
+        <w:rPr>
+          <w:rFonts w:asciiTheme="minorHAnsi" w:hAnsiTheme="minorHAnsi" w:cs="Arial"/>
+          <w:sz w:val="20"/>
+          <w:szCs w:val="20"/>
+          <w:lang w:eastAsia="ko-KR"/>
+        </w:rPr>
+        <w:t xml:space="preserve">KAIST </w:t>
+      </w:r>
+      <w:r>
+        <w:rPr>
+          <w:rFonts w:asciiTheme="minorHAnsi" w:hAnsiTheme="minorHAnsi" w:cs="Arial"/>
+          <w:sz w:val="20"/>
+          <w:szCs w:val="20"/>
+          <w:lang w:eastAsia="ko-KR"/>
+        </w:rPr>
+        <w:t>makerspace</w:t>
+      </w:r>
+      <w:r>
+        <w:rPr>
+          <w:rFonts w:asciiTheme="minorHAnsi" w:hAnsiTheme="minorHAnsi" w:cs="Arial"/>
+          <w:sz w:val="20"/>
+          <w:szCs w:val="20"/>
+          <w:lang w:eastAsia="ko-KR"/>
+        </w:rPr>
+        <w:t>. Led a team of four as the leader and won the to</w:t>
+      </w:r>
+      <w:bookmarkStart w:id="0" w:name="_GoBack"/>
+      <w:bookmarkEnd w:id="0"/>
+      <w:r>
+        <w:rPr>
+          <w:rFonts w:asciiTheme="minorHAnsi" w:hAnsiTheme="minorHAnsi" w:cs="Arial"/>
+          <w:sz w:val="20"/>
+          <w:szCs w:val="20"/>
+          <w:lang w:eastAsia="ko-KR"/>
+        </w:rPr>
+        <w:t>p award with $2000.</w:t>
+      </w:r>
+    </w:p>
+    <w:p>
+      <w:pPr>
+        <w:pStyle w:val="ac"/>
+        <w:numPr>
+          <w:ilvl w:val="0"/>
+          <w:numId w:val="29"/>
+        </w:numPr>
+        <w:tabs>
+          <w:tab w:val="left" w:pos="360"/>
+          <w:tab w:val="left" w:pos="1440"/>
+          <w:tab w:val="left" w:pos="5760"/>
+          <w:tab w:val="left" w:pos="7920"/>
+          <w:tab w:val="right" w:pos="11340"/>
+        </w:tabs>
+        <w:jc w:val="both"/>
+        <w:rPr>
+          <w:rFonts w:asciiTheme="minorHAnsi" w:hAnsiTheme="minorHAnsi" w:cs="Arial"/>
+          <w:iCs/>
+          <w:sz w:val="20"/>
+          <w:szCs w:val="20"/>
+        </w:rPr>
+      </w:pPr>
+      <w:r>
+        <w:rPr>
+          <w:rFonts w:asciiTheme="minorHAnsi" w:hAnsiTheme="minorHAnsi" w:cs="Arial"/>
+          <w:iCs/>
+          <w:sz w:val="20"/>
+          <w:szCs w:val="20"/>
+        </w:rPr>
+        <w:t>Proposed an RFID token system to manage the expiration dates of food in refrigerators. Innovated the pre-existing RFID refrigerator system by installing an RFID reader on a token container instead of the refrigerator, which significantly decreased the cost and simplified the management algorithm.</w:t>
+      </w:r>
+    </w:p>
+    <w:p>
+      <w:pPr>
+        <w:pStyle w:val="ac"/>
+        <w:numPr>
+          <w:ilvl w:val="0"/>
+          <w:numId w:val="29"/>
+        </w:numPr>
+        <w:tabs>
+          <w:tab w:val="left" w:pos="360"/>
+          <w:tab w:val="left" w:pos="1440"/>
+          <w:tab w:val="left" w:pos="5760"/>
+          <w:tab w:val="left" w:pos="7920"/>
+          <w:tab w:val="right" w:pos="11340"/>
+        </w:tabs>
+        <w:jc w:val="both"/>
+        <w:rPr>
+          <w:rFonts w:asciiTheme="minorHAnsi" w:hAnsiTheme="minorHAnsi" w:cs="Arial"/>
+          <w:iCs/>
+          <w:sz w:val="20"/>
+          <w:szCs w:val="20"/>
+        </w:rPr>
+      </w:pPr>
+      <w:r>
+        <w:rPr>
+          <w:rFonts w:asciiTheme="minorHAnsi" w:hAnsiTheme="minorHAnsi" w:cs="Arial"/>
+          <w:iCs/>
+          <w:sz w:val="20"/>
+          <w:szCs w:val="20"/>
+        </w:rPr>
+        <w:t>Managed the team through difficult times, changing the item three times during the three weeks. Took charge of the entire software coding process using C# UWP.</w:t>
+      </w:r>
+    </w:p>
+    <w:p>
+      <w:pPr>
+        <w:tabs>
+          <w:tab w:val="left" w:pos="360"/>
+          <w:tab w:val="left" w:pos="1440"/>
+          <w:tab w:val="left" w:pos="5760"/>
+          <w:tab w:val="left" w:pos="7920"/>
+          <w:tab w:val="right" w:pos="11340"/>
+        </w:tabs>
+        <w:jc w:val="both"/>
+        <w:rPr>
+          <w:rFonts w:asciiTheme="minorHAnsi" w:hAnsiTheme="minorHAnsi" w:cs="Arial"/>
+          <w:b/>
+          <w:iCs/>
+          <w:sz w:val="20"/>
+          <w:szCs w:val="20"/>
+          <w:lang w:eastAsia="ko-KR"/>
+        </w:rPr>
+      </w:pPr>
+    </w:p>
+    <w:p>
+      <w:pPr>
+        <w:tabs>
+          <w:tab w:val="left" w:pos="360"/>
+          <w:tab w:val="left" w:pos="1440"/>
+          <w:tab w:val="left" w:pos="5760"/>
+          <w:tab w:val="left" w:pos="7920"/>
+          <w:tab w:val="right" w:pos="11340"/>
+        </w:tabs>
+        <w:jc w:val="both"/>
+        <w:rPr>
+          <w:rFonts w:asciiTheme="minorHAnsi" w:hAnsiTheme="minorHAnsi" w:cs="Arial"/>
+          <w:b/>
+          <w:iCs/>
+          <w:sz w:val="20"/>
+          <w:szCs w:val="20"/>
+          <w:lang w:eastAsia="ko-KR"/>
+        </w:rPr>
+      </w:pPr>
+      <w:r>
+        <w:rPr>
+          <w:rFonts w:asciiTheme="minorHAnsi" w:hAnsiTheme="minorHAnsi" w:cs="Arial" w:hint="eastAsia"/>
+          <w:b/>
+          <w:iCs/>
+          <w:sz w:val="20"/>
+          <w:szCs w:val="20"/>
+          <w:lang w:eastAsia="ko-KR"/>
+        </w:rPr>
+        <w:t>G</w:t>
+      </w:r>
+      <w:r>
+        <w:rPr>
+          <w:rFonts w:asciiTheme="minorHAnsi" w:hAnsiTheme="minorHAnsi" w:cs="Arial"/>
+          <w:b/>
+          <w:iCs/>
+          <w:sz w:val="20"/>
+          <w:szCs w:val="20"/>
+          <w:lang w:eastAsia="ko-KR"/>
+        </w:rPr>
+        <w:t xml:space="preserve">eorgia Institute of Technology </w:t>
+      </w:r>
+      <w:r>
+        <w:rPr>
+          <w:rFonts w:asciiTheme="minorHAnsi" w:hAnsiTheme="minorHAnsi" w:cs="Arial"/>
+          <w:b/>
+          <w:iCs/>
+          <w:sz w:val="20"/>
+          <w:szCs w:val="20"/>
+        </w:rPr>
+        <w:t xml:space="preserve">| </w:t>
+      </w:r>
+      <w:r>
+        <w:rPr>
+          <w:rFonts w:asciiTheme="minorHAnsi" w:hAnsiTheme="minorHAnsi" w:cs="Arial"/>
+          <w:b/>
+          <w:iCs/>
+          <w:sz w:val="20"/>
+          <w:szCs w:val="20"/>
+        </w:rPr>
+        <w:t>Atlanta, GA</w:t>
+      </w:r>
+    </w:p>
+    <w:p>
+      <w:pPr>
+        <w:tabs>
+          <w:tab w:val="left" w:pos="360"/>
+          <w:tab w:val="left" w:pos="1440"/>
+          <w:tab w:val="left" w:pos="5760"/>
+          <w:tab w:val="left" w:pos="7920"/>
+          <w:tab w:val="right" w:pos="11340"/>
+        </w:tabs>
+        <w:jc w:val="both"/>
+        <w:rPr>
+          <w:rFonts w:asciiTheme="minorHAnsi" w:hAnsiTheme="minorHAnsi" w:cs="Arial"/>
+          <w:b/>
+          <w:iCs/>
+          <w:sz w:val="20"/>
+          <w:szCs w:val="20"/>
+        </w:rPr>
+      </w:pPr>
+      <w:r>
+        <w:rPr>
+          <w:rFonts w:asciiTheme="minorHAnsi" w:hAnsiTheme="minorHAnsi" w:cs="Arial"/>
+          <w:b/>
+          <w:iCs/>
+          <w:sz w:val="20"/>
+          <w:szCs w:val="20"/>
+        </w:rPr>
+        <w:t>Senior Design Project: Plant Physiology</w:t>
+      </w:r>
+      <w:r>
+        <w:rPr>
+          <w:rFonts w:asciiTheme="minorHAnsi" w:hAnsiTheme="minorHAnsi" w:cs="Arial"/>
+          <w:b/>
+          <w:iCs/>
+          <w:sz w:val="20"/>
+          <w:szCs w:val="20"/>
+        </w:rPr>
+        <w:t xml:space="preserve"> [</w:t>
+      </w:r>
+      <w:hyperlink r:id="rId9" w:history="1">
+        <w:r>
+          <w:rPr>
+            <w:rStyle w:val="a3"/>
+            <w:rFonts w:asciiTheme="minorHAnsi" w:hAnsiTheme="minorHAnsi" w:cs="Arial"/>
+            <w:b/>
+            <w:iCs/>
+            <w:sz w:val="20"/>
+            <w:szCs w:val="20"/>
+          </w:rPr>
+          <w:t>lin</w:t>
+        </w:r>
+        <w:r>
+          <w:rPr>
+            <w:rStyle w:val="a3"/>
+            <w:rFonts w:asciiTheme="minorHAnsi" w:hAnsiTheme="minorHAnsi" w:cs="Arial"/>
+            <w:b/>
+            <w:iCs/>
+            <w:sz w:val="20"/>
+            <w:szCs w:val="20"/>
+          </w:rPr>
+          <w:t>k</w:t>
+        </w:r>
+      </w:hyperlink>
+      <w:r>
+        <w:rPr>
+          <w:rFonts w:asciiTheme="minorHAnsi" w:hAnsiTheme="minorHAnsi" w:cs="Arial"/>
+          <w:b/>
+          <w:iCs/>
+          <w:sz w:val="20"/>
+          <w:szCs w:val="20"/>
+        </w:rPr>
+        <w:t>]</w:t>
+      </w:r>
+      <w:r>
+        <w:rPr>
+          <w:rFonts w:asciiTheme="minorHAnsi" w:hAnsiTheme="minorHAnsi" w:cs="Arial"/>
+          <w:i/>
+          <w:iCs/>
+          <w:sz w:val="20"/>
+          <w:szCs w:val="20"/>
+        </w:rPr>
+        <w:tab/>
+      </w:r>
+      <w:r>
+        <w:rPr>
+          <w:rFonts w:asciiTheme="minorHAnsi" w:hAnsiTheme="minorHAnsi" w:cs="Arial"/>
+          <w:i/>
+          <w:iCs/>
+          <w:sz w:val="20"/>
+          <w:szCs w:val="20"/>
+        </w:rPr>
+        <w:tab/>
+      </w:r>
+      <w:r>
+        <w:rPr>
+          <w:rFonts w:asciiTheme="minorHAnsi" w:hAnsiTheme="minorHAnsi" w:cs="Arial"/>
+          <w:i/>
+          <w:iCs/>
+          <w:sz w:val="20"/>
+          <w:szCs w:val="20"/>
+        </w:rPr>
+        <w:tab/>
+      </w:r>
+      <w:r>
+        <w:rPr>
+          <w:rFonts w:asciiTheme="minorHAnsi" w:hAnsiTheme="minorHAnsi" w:cs="Arial"/>
+          <w:i/>
+          <w:iCs/>
+          <w:sz w:val="20"/>
+          <w:szCs w:val="20"/>
+        </w:rPr>
         <w:t>Spring</w:t>
       </w:r>
       <w:r>
@@ -1067,17 +1486,7 @@
           <w:sz w:val="20"/>
           <w:szCs w:val="20"/>
         </w:rPr>
-        <w:t>2</w:t>
-      </w:r>
-      <w:r>
-        <w:rPr>
-          <w:rFonts w:asciiTheme="minorHAnsi" w:hAnsiTheme="minorHAnsi" w:cs="Arial"/>
-          <w:i/>
-          <w:iCs/>
-          <w:sz w:val="20"/>
-          <w:szCs w:val="20"/>
-        </w:rPr>
-        <w:t>4</w:t>
+        <w:t>24</w:t>
       </w:r>
     </w:p>
     <w:p>
@@ -1129,17 +1538,7 @@
           <w:sz w:val="20"/>
           <w:szCs w:val="20"/>
         </w:rPr>
-        <w:t xml:space="preserve">, a Swiss agriculture company. Successfully closed the flytrap using only electrical </w:t>
-      </w:r>
-      <w:proofErr w:type="spellStart"/>
-      <w:r>
-        <w:rPr>
-          <w:rFonts w:asciiTheme="minorHAnsi" w:hAnsiTheme="minorHAnsi" w:cs="Arial"/>
-          <w:iCs/>
-          <w:sz w:val="20"/>
-          <w:szCs w:val="20"/>
-        </w:rPr>
-        <w:t>signals.</w:t>
+        <w:t>, a Swiss agriculture company. Successfully closed the flytrap using only electrical signals.</w:t>
       </w:r>
     </w:p>
     <w:p>
@@ -1164,7 +1563,6 @@
           <w:szCs w:val="20"/>
         </w:rPr>
       </w:pPr>
-      <w:proofErr w:type="spellEnd"/>
       <w:r>
         <w:rPr>
           <w:rFonts w:asciiTheme="minorHAnsi" w:hAnsiTheme="minorHAnsi" w:cs="Arial"/>
@@ -1398,6 +1796,39 @@
       <w:r>
         <w:rPr>
           <w:rFonts w:asciiTheme="minorHAnsi" w:hAnsiTheme="minorHAnsi" w:cs="Arial"/>
+          <w:b/>
+          <w:iCs/>
+          <w:sz w:val="20"/>
+          <w:szCs w:val="20"/>
+        </w:rPr>
+        <w:t xml:space="preserve"> [</w:t>
+      </w:r>
+      <w:hyperlink r:id="rId10" w:history="1">
+        <w:r>
+          <w:rPr>
+            <w:rStyle w:val="a3"/>
+            <w:rFonts w:asciiTheme="minorHAnsi" w:hAnsiTheme="minorHAnsi" w:cs="Arial"/>
+            <w:b/>
+            <w:iCs/>
+            <w:sz w:val="20"/>
+            <w:szCs w:val="20"/>
+          </w:rPr>
+          <w:t>link</w:t>
+        </w:r>
+      </w:hyperlink>
+      <w:r>
+        <w:rPr>
+          <w:rFonts w:asciiTheme="minorHAnsi" w:hAnsiTheme="minorHAnsi" w:cs="Arial"/>
+          <w:b/>
+          <w:iCs/>
+          <w:sz w:val="20"/>
+          <w:szCs w:val="20"/>
+        </w:rPr>
+        <w:t>]</w:t>
+      </w:r>
+      <w:r>
+        <w:rPr>
+          <w:rFonts w:asciiTheme="minorHAnsi" w:hAnsiTheme="minorHAnsi" w:cs="Arial"/>
           <w:i/>
           <w:iCs/>
           <w:sz w:val="20"/>
@@ -1752,6 +2183,50 @@
         </w:rPr>
         <w:t xml:space="preserve"> Engineer</w:t>
       </w:r>
+      <w:r>
+        <w:rPr>
+          <w:rFonts w:asciiTheme="minorHAnsi" w:hAnsiTheme="minorHAnsi" w:cs="Arial"/>
+          <w:b/>
+          <w:i/>
+          <w:iCs/>
+          <w:sz w:val="20"/>
+          <w:szCs w:val="20"/>
+        </w:rPr>
+        <w:t xml:space="preserve"> </w:t>
+      </w:r>
+      <w:r>
+        <w:rPr>
+          <w:rFonts w:asciiTheme="minorHAnsi" w:hAnsiTheme="minorHAnsi" w:cs="Arial"/>
+          <w:b/>
+          <w:iCs/>
+          <w:sz w:val="20"/>
+          <w:szCs w:val="20"/>
+        </w:rPr>
+        <w:t>[</w:t>
+      </w:r>
+      <w:hyperlink r:id="rId11" w:history="1">
+        <w:r>
+          <w:rPr>
+            <w:rStyle w:val="a3"/>
+            <w:rFonts w:asciiTheme="minorHAnsi" w:hAnsiTheme="minorHAnsi" w:cs="Arial"/>
+            <w:b/>
+            <w:iCs/>
+            <w:sz w:val="20"/>
+            <w:szCs w:val="20"/>
+          </w:rPr>
+          <w:t>link</w:t>
+        </w:r>
+      </w:hyperlink>
+      <w:r>
+        <w:rPr>
+          <w:rFonts w:asciiTheme="minorHAnsi" w:hAnsiTheme="minorHAnsi" w:cs="Arial"/>
+          <w:b/>
+          <w:iCs/>
+          <w:sz w:val="20"/>
+          <w:szCs w:val="20"/>
+        </w:rPr>
+        <w:t>]</w:t>
+      </w:r>
     </w:p>
     <w:p>
       <w:pPr>
@@ -2453,6 +2928,7 @@
           <w:iCs/>
           <w:u w:val="single"/>
         </w:rPr>
+        <w:lastRenderedPageBreak/>
         <w:t>T</w:t>
       </w:r>
       <w:r>
@@ -2683,16 +3159,7 @@
           <w:sz w:val="20"/>
           <w:szCs w:val="20"/>
         </w:rPr>
-        <w:t>Tutored two freshmen for ‘Introduction to Programming’</w:t>
-      </w:r>
-      <w:r>
-        <w:rPr>
-          <w:rFonts w:asciiTheme="minorHAnsi" w:hAnsiTheme="minorHAnsi" w:cs="Arial"/>
-          <w:iCs/>
-          <w:sz w:val="20"/>
-          <w:szCs w:val="20"/>
-        </w:rPr>
-        <w:t xml:space="preserve"> 4 hours a week. Paid 25,000 won per hours.</w:t>
+        <w:t>Tutored two freshmen for ‘Introduction to Programming’ 4 hours a week. Paid 25,000 won per hours.</w:t>
       </w:r>
     </w:p>
     <w:p>
@@ -3068,7 +3535,6 @@
           <w:szCs w:val="20"/>
           <w:lang w:eastAsia="ko-KR"/>
         </w:rPr>
-        <w:lastRenderedPageBreak/>
         <w:t>G</w:t>
       </w:r>
       <w:r>
@@ -3128,17 +3594,7 @@
           <w:sz w:val="20"/>
           <w:szCs w:val="20"/>
         </w:rPr>
-        <w:t>ECE</w:t>
-      </w:r>
-      <w:r>
-        <w:rPr>
-          <w:rFonts w:asciiTheme="minorHAnsi" w:hAnsiTheme="minorHAnsi" w:cs="Arial"/>
-          <w:b/>
-          <w:iCs/>
-          <w:sz w:val="20"/>
-          <w:szCs w:val="20"/>
-        </w:rPr>
-        <w:t xml:space="preserve"> Tutor</w:t>
+        <w:t>ECE Tutor</w:t>
       </w:r>
       <w:r>
         <w:rPr>
@@ -3238,16 +3694,7 @@
           <w:sz w:val="20"/>
           <w:szCs w:val="20"/>
         </w:rPr>
-        <w:t>Managed the tutoring sections</w:t>
-      </w:r>
-      <w:r>
-        <w:rPr>
-          <w:rFonts w:asciiTheme="minorHAnsi" w:hAnsiTheme="minorHAnsi" w:cs="Arial"/>
-          <w:iCs/>
-          <w:sz w:val="20"/>
-          <w:szCs w:val="20"/>
-        </w:rPr>
-        <w:t xml:space="preserve"> </w:t>
+        <w:t xml:space="preserve">Managed the tutoring sections </w:t>
       </w:r>
       <w:r>
         <w:rPr>
@@ -3267,8 +3714,6 @@
         </w:rPr>
         <w:t>C</w:t>
       </w:r>
-      <w:bookmarkStart w:id="0" w:name="_GoBack"/>
-      <w:bookmarkEnd w:id="0"/>
       <w:r>
         <w:rPr>
           <w:rFonts w:asciiTheme="minorHAnsi" w:hAnsiTheme="minorHAnsi" w:cs="Arial"/>
@@ -3821,26 +4266,16 @@
           <w:sz w:val="20"/>
           <w:szCs w:val="20"/>
         </w:rPr>
-        <w:t>Linear Algebra</w:t>
-      </w:r>
-      <w:r>
-        <w:rPr>
-          <w:rFonts w:asciiTheme="minorHAnsi" w:hAnsiTheme="minorHAnsi" w:cs="Arial"/>
-          <w:b/>
-          <w:iCs/>
-          <w:sz w:val="20"/>
-          <w:szCs w:val="20"/>
-        </w:rPr>
-        <w:t xml:space="preserve">:  </w:t>
-      </w:r>
-      <w:r>
-        <w:rPr>
-          <w:rFonts w:asciiTheme="minorHAnsi" w:hAnsiTheme="minorHAnsi" w:cs="Arial"/>
-          <w:iCs/>
-          <w:sz w:val="20"/>
-          <w:szCs w:val="20"/>
-        </w:rPr>
-        <w:t>Eigenvalue/vector; Diagonalization; Jordan Rational Form; Spectral Theorem; Characteristic/Minimal Polynomial;</w:t>
+        <w:t xml:space="preserve">Communication Engineering: </w:t>
+      </w:r>
+      <w:r>
+        <w:rPr>
+          <w:rFonts w:asciiTheme="minorHAnsi" w:hAnsiTheme="minorHAnsi" w:cs="Arial"/>
+          <w:iCs/>
+          <w:sz w:val="20"/>
+          <w:szCs w:val="20"/>
+        </w:rPr>
+        <w:t>MAP, Viterbi Algorithm, ISI Channels, OFDM, Waveform Shaping</w:t>
       </w:r>
     </w:p>
     <w:p>
@@ -3854,13 +4289,40 @@
         </w:tabs>
         <w:rPr>
           <w:rFonts w:asciiTheme="minorHAnsi" w:hAnsiTheme="minorHAnsi" w:cs="Arial"/>
-          <w:b/>
-          <w:iCs/>
-          <w:sz w:val="20"/>
-          <w:szCs w:val="20"/>
-          <w:lang w:eastAsia="ko-KR"/>
-        </w:rPr>
-      </w:pPr>
+          <w:iCs/>
+          <w:sz w:val="20"/>
+          <w:szCs w:val="20"/>
+        </w:rPr>
+      </w:pPr>
+      <w:r>
+        <w:rPr>
+          <w:rFonts w:asciiTheme="minorHAnsi" w:hAnsiTheme="minorHAnsi" w:cs="Arial"/>
+          <w:b/>
+          <w:iCs/>
+          <w:sz w:val="20"/>
+          <w:szCs w:val="20"/>
+        </w:rPr>
+        <w:t>Linear Algebra</w:t>
+      </w:r>
+      <w:r>
+        <w:rPr>
+          <w:rFonts w:asciiTheme="minorHAnsi" w:hAnsiTheme="minorHAnsi" w:cs="Arial"/>
+          <w:b/>
+          <w:iCs/>
+          <w:sz w:val="20"/>
+          <w:szCs w:val="20"/>
+        </w:rPr>
+        <w:t xml:space="preserve">:  </w:t>
+      </w:r>
+      <w:r>
+        <w:rPr>
+          <w:rFonts w:asciiTheme="minorHAnsi" w:hAnsiTheme="minorHAnsi" w:cs="Arial"/>
+          <w:iCs/>
+          <w:sz w:val="20"/>
+          <w:szCs w:val="20"/>
+        </w:rPr>
+        <w:t>Eigenvalue/vector; Diagonalization; Jordan Rational Form; Spectral Theorem; Characteristic/Minimal Polynomial;</w:t>
+      </w:r>
     </w:p>
     <w:p>
       <w:pPr>
@@ -3880,48 +4342,6 @@
           <w:lang w:eastAsia="ko-KR"/>
         </w:rPr>
       </w:pPr>
-      <w:r>
-        <w:rPr>
-          <w:rFonts w:asciiTheme="minorHAnsi" w:hAnsiTheme="minorHAnsi" w:cs="Arial" w:hint="eastAsia"/>
-          <w:b/>
-          <w:iCs/>
-          <w:sz w:val="20"/>
-          <w:szCs w:val="20"/>
-          <w:lang w:eastAsia="ko-KR"/>
-        </w:rPr>
-        <w:t>G</w:t>
-      </w:r>
-      <w:r>
-        <w:rPr>
-          <w:rFonts w:asciiTheme="minorHAnsi" w:hAnsiTheme="minorHAnsi" w:cs="Arial"/>
-          <w:b/>
-          <w:iCs/>
-          <w:sz w:val="20"/>
-          <w:szCs w:val="20"/>
-          <w:lang w:eastAsia="ko-KR"/>
-        </w:rPr>
-        <w:t xml:space="preserve">eorgia Institute of Technology </w:t>
-      </w:r>
-      <w:r>
-        <w:rPr>
-          <w:rFonts w:asciiTheme="minorHAnsi" w:hAnsiTheme="minorHAnsi" w:cs="Arial"/>
-          <w:b/>
-          <w:iCs/>
-          <w:sz w:val="20"/>
-          <w:szCs w:val="20"/>
-        </w:rPr>
-        <w:t xml:space="preserve">| </w:t>
-      </w:r>
-      <w:r>
-        <w:rPr>
-          <w:rFonts w:asciiTheme="minorHAnsi" w:hAnsiTheme="minorHAnsi" w:cs="Arial"/>
-          <w:b/>
-          <w:iCs/>
-          <w:sz w:val="20"/>
-          <w:szCs w:val="20"/>
-        </w:rPr>
-        <w:t>Atlanta, GA</w:t>
-      </w:r>
     </w:p>
     <w:p>
       <w:pPr>
@@ -3934,6 +4354,7 @@
         </w:tabs>
         <w:rPr>
           <w:rFonts w:asciiTheme="minorHAnsi" w:hAnsiTheme="minorHAnsi" w:cs="Arial"/>
+          <w:b/>
           <w:iCs/>
           <w:sz w:val="20"/>
           <w:szCs w:val="20"/>
@@ -3949,7 +4370,7 @@
           <w:szCs w:val="20"/>
           <w:lang w:eastAsia="ko-KR"/>
         </w:rPr>
-        <w:t>F</w:t>
+        <w:t>G</w:t>
       </w:r>
       <w:r>
         <w:rPr>
@@ -3960,127 +4381,27 @@
           <w:szCs w:val="20"/>
           <w:lang w:eastAsia="ko-KR"/>
         </w:rPr>
-        <w:t>undamental of DSP</w:t>
-      </w:r>
-      <w:r>
-        <w:rPr>
-          <w:rFonts w:asciiTheme="minorHAnsi" w:hAnsiTheme="minorHAnsi" w:cs="Arial"/>
-          <w:iCs/>
-          <w:sz w:val="20"/>
-          <w:szCs w:val="20"/>
-          <w:lang w:eastAsia="ko-KR"/>
-        </w:rPr>
-        <w:t>: DFT</w:t>
-      </w:r>
-      <w:r>
-        <w:rPr>
-          <w:rFonts w:asciiTheme="minorHAnsi" w:hAnsiTheme="minorHAnsi" w:cs="Arial"/>
-          <w:iCs/>
-          <w:sz w:val="20"/>
-          <w:szCs w:val="20"/>
-          <w:lang w:eastAsia="ko-KR"/>
-        </w:rPr>
-        <w:t>,</w:t>
-      </w:r>
-      <w:r>
-        <w:rPr>
-          <w:rFonts w:asciiTheme="minorHAnsi" w:hAnsiTheme="minorHAnsi" w:cs="Arial"/>
-          <w:iCs/>
-          <w:sz w:val="20"/>
-          <w:szCs w:val="20"/>
-          <w:lang w:eastAsia="ko-KR"/>
-        </w:rPr>
-        <w:t xml:space="preserve"> </w:t>
-      </w:r>
-      <w:r>
-        <w:rPr>
-          <w:rFonts w:asciiTheme="minorHAnsi" w:hAnsiTheme="minorHAnsi" w:cs="Arial"/>
-          <w:iCs/>
-          <w:sz w:val="20"/>
-          <w:szCs w:val="20"/>
-          <w:lang w:eastAsia="ko-KR"/>
-        </w:rPr>
-        <w:t>Overlap Add/Save</w:t>
-      </w:r>
-      <w:r>
-        <w:rPr>
-          <w:rFonts w:asciiTheme="minorHAnsi" w:hAnsiTheme="minorHAnsi" w:cs="Arial"/>
-          <w:iCs/>
-          <w:sz w:val="20"/>
-          <w:szCs w:val="20"/>
-          <w:lang w:eastAsia="ko-KR"/>
-        </w:rPr>
-        <w:t>,</w:t>
-      </w:r>
-      <w:r>
-        <w:rPr>
-          <w:rFonts w:asciiTheme="minorHAnsi" w:hAnsiTheme="minorHAnsi" w:cs="Arial"/>
-          <w:iCs/>
-          <w:sz w:val="20"/>
-          <w:szCs w:val="20"/>
-          <w:lang w:eastAsia="ko-KR"/>
-        </w:rPr>
-        <w:t xml:space="preserve"> </w:t>
-      </w:r>
-      <w:r>
-        <w:rPr>
-          <w:rFonts w:asciiTheme="minorHAnsi" w:hAnsiTheme="minorHAnsi" w:cs="Arial"/>
-          <w:iCs/>
-          <w:sz w:val="20"/>
-          <w:szCs w:val="20"/>
-          <w:lang w:eastAsia="ko-KR"/>
-        </w:rPr>
-        <w:t>FFT &amp; IFFT Algorithm</w:t>
-      </w:r>
-      <w:r>
-        <w:rPr>
-          <w:rFonts w:asciiTheme="minorHAnsi" w:hAnsiTheme="minorHAnsi" w:cs="Arial"/>
-          <w:iCs/>
-          <w:sz w:val="20"/>
-          <w:szCs w:val="20"/>
-          <w:lang w:eastAsia="ko-KR"/>
-        </w:rPr>
-        <w:t>,</w:t>
-      </w:r>
-      <w:r>
-        <w:rPr>
-          <w:rFonts w:asciiTheme="minorHAnsi" w:hAnsiTheme="minorHAnsi" w:cs="Arial"/>
-          <w:iCs/>
-          <w:sz w:val="20"/>
-          <w:szCs w:val="20"/>
-          <w:lang w:eastAsia="ko-KR"/>
-        </w:rPr>
-        <w:t xml:space="preserve"> </w:t>
-      </w:r>
-      <w:r>
-        <w:rPr>
-          <w:rFonts w:asciiTheme="minorHAnsi" w:hAnsiTheme="minorHAnsi" w:cs="Arial"/>
-          <w:iCs/>
-          <w:sz w:val="20"/>
-          <w:szCs w:val="20"/>
-          <w:lang w:eastAsia="ko-KR"/>
-        </w:rPr>
-        <w:t>Kaiser Window</w:t>
-      </w:r>
-      <w:r>
-        <w:rPr>
-          <w:rFonts w:asciiTheme="minorHAnsi" w:hAnsiTheme="minorHAnsi" w:cs="Arial"/>
-          <w:iCs/>
-          <w:sz w:val="20"/>
-          <w:szCs w:val="20"/>
-          <w:lang w:eastAsia="ko-KR"/>
-        </w:rPr>
-        <w:t>,</w:t>
-      </w:r>
-      <w:r>
-        <w:rPr>
-          <w:rFonts w:asciiTheme="minorHAnsi" w:hAnsiTheme="minorHAnsi" w:cs="Arial"/>
-          <w:iCs/>
-          <w:sz w:val="20"/>
-          <w:szCs w:val="20"/>
-          <w:lang w:eastAsia="ko-KR"/>
-        </w:rPr>
-        <w:t xml:space="preserve"> PCA</w:t>
+        <w:t xml:space="preserve">eorgia Institute of Technology </w:t>
+      </w:r>
+      <w:r>
+        <w:rPr>
+          <w:rFonts w:asciiTheme="minorHAnsi" w:hAnsiTheme="minorHAnsi" w:cs="Arial"/>
+          <w:b/>
+          <w:iCs/>
+          <w:sz w:val="20"/>
+          <w:szCs w:val="20"/>
+        </w:rPr>
+        <w:t xml:space="preserve">| </w:t>
+      </w:r>
+      <w:r>
+        <w:rPr>
+          <w:rFonts w:asciiTheme="minorHAnsi" w:hAnsiTheme="minorHAnsi" w:cs="Arial"/>
+          <w:b/>
+          <w:iCs/>
+          <w:sz w:val="20"/>
+          <w:szCs w:val="20"/>
+        </w:rPr>
+        <w:t>Atlanta, GA</w:t>
       </w:r>
     </w:p>
     <w:p>
@@ -4109,7 +4430,7 @@
           <w:szCs w:val="20"/>
           <w:lang w:eastAsia="ko-KR"/>
         </w:rPr>
-        <w:t>R</w:t>
+        <w:t>F</w:t>
       </w:r>
       <w:r>
         <w:rPr>
@@ -4120,7 +4441,7 @@
           <w:szCs w:val="20"/>
           <w:lang w:eastAsia="ko-KR"/>
         </w:rPr>
-        <w:t>andom Signal Processing and Its Application</w:t>
+        <w:t>undamental of DSP</w:t>
       </w:r>
       <w:r>
         <w:rPr>
@@ -4130,7 +4451,7 @@
           <w:szCs w:val="20"/>
           <w:lang w:eastAsia="ko-KR"/>
         </w:rPr>
-        <w:t>: MMSE</w:t>
+        <w:t>: DFT</w:t>
       </w:r>
       <w:r>
         <w:rPr>
@@ -4150,7 +4471,7 @@
           <w:szCs w:val="20"/>
           <w:lang w:eastAsia="ko-KR"/>
         </w:rPr>
-        <w:t xml:space="preserve"> MVUE</w:t>
+        <w:t xml:space="preserve"> </w:t>
       </w:r>
       <w:r>
         <w:rPr>
@@ -4160,6 +4481,16 @@
           <w:szCs w:val="20"/>
           <w:lang w:eastAsia="ko-KR"/>
         </w:rPr>
+        <w:t>Overlap Add/Save</w:t>
+      </w:r>
+      <w:r>
+        <w:rPr>
+          <w:rFonts w:asciiTheme="minorHAnsi" w:hAnsiTheme="minorHAnsi" w:cs="Arial"/>
+          <w:iCs/>
+          <w:sz w:val="20"/>
+          <w:szCs w:val="20"/>
+          <w:lang w:eastAsia="ko-KR"/>
+        </w:rPr>
         <w:t>,</w:t>
       </w:r>
       <w:r>
@@ -4170,7 +4501,7 @@
           <w:szCs w:val="20"/>
           <w:lang w:eastAsia="ko-KR"/>
         </w:rPr>
-        <w:t xml:space="preserve"> MLE</w:t>
+        <w:t xml:space="preserve"> </w:t>
       </w:r>
       <w:r>
         <w:rPr>
@@ -4180,6 +4511,16 @@
           <w:szCs w:val="20"/>
           <w:lang w:eastAsia="ko-KR"/>
         </w:rPr>
+        <w:t>FFT &amp; IFFT Algorithm</w:t>
+      </w:r>
+      <w:r>
+        <w:rPr>
+          <w:rFonts w:asciiTheme="minorHAnsi" w:hAnsiTheme="minorHAnsi" w:cs="Arial"/>
+          <w:iCs/>
+          <w:sz w:val="20"/>
+          <w:szCs w:val="20"/>
+          <w:lang w:eastAsia="ko-KR"/>
+        </w:rPr>
         <w:t>,</w:t>
       </w:r>
       <w:r>
@@ -4190,7 +4531,7 @@
           <w:szCs w:val="20"/>
           <w:lang w:eastAsia="ko-KR"/>
         </w:rPr>
-        <w:t xml:space="preserve"> MoM Estimator</w:t>
+        <w:t xml:space="preserve"> </w:t>
       </w:r>
       <w:r>
         <w:rPr>
@@ -4200,6 +4541,16 @@
           <w:szCs w:val="20"/>
           <w:lang w:eastAsia="ko-KR"/>
         </w:rPr>
+        <w:t>Kaiser Window</w:t>
+      </w:r>
+      <w:r>
+        <w:rPr>
+          <w:rFonts w:asciiTheme="minorHAnsi" w:hAnsiTheme="minorHAnsi" w:cs="Arial"/>
+          <w:iCs/>
+          <w:sz w:val="20"/>
+          <w:szCs w:val="20"/>
+          <w:lang w:eastAsia="ko-KR"/>
+        </w:rPr>
         <w:t>,</w:t>
       </w:r>
       <w:r>
@@ -4210,47 +4561,7 @@
           <w:szCs w:val="20"/>
           <w:lang w:eastAsia="ko-KR"/>
         </w:rPr>
-        <w:t xml:space="preserve"> BLUE</w:t>
-      </w:r>
-      <w:r>
-        <w:rPr>
-          <w:rFonts w:asciiTheme="minorHAnsi" w:hAnsiTheme="minorHAnsi" w:cs="Arial"/>
-          <w:iCs/>
-          <w:sz w:val="20"/>
-          <w:szCs w:val="20"/>
-          <w:lang w:eastAsia="ko-KR"/>
-        </w:rPr>
-        <w:t>,</w:t>
-      </w:r>
-      <w:r>
-        <w:rPr>
-          <w:rFonts w:asciiTheme="minorHAnsi" w:hAnsiTheme="minorHAnsi" w:cs="Arial"/>
-          <w:iCs/>
-          <w:sz w:val="20"/>
-          <w:szCs w:val="20"/>
-          <w:lang w:eastAsia="ko-KR"/>
-        </w:rPr>
-        <w:t xml:space="preserve"> LLSE</w:t>
-      </w:r>
-      <w:r>
-        <w:rPr>
-          <w:rFonts w:asciiTheme="minorHAnsi" w:hAnsiTheme="minorHAnsi" w:cs="Arial"/>
-          <w:iCs/>
-          <w:sz w:val="20"/>
-          <w:szCs w:val="20"/>
-          <w:lang w:eastAsia="ko-KR"/>
-        </w:rPr>
-        <w:t>,</w:t>
-      </w:r>
-      <w:r>
-        <w:rPr>
-          <w:rFonts w:asciiTheme="minorHAnsi" w:hAnsiTheme="minorHAnsi" w:cs="Arial"/>
-          <w:iCs/>
-          <w:sz w:val="20"/>
-          <w:szCs w:val="20"/>
-          <w:lang w:eastAsia="ko-KR"/>
-        </w:rPr>
-        <w:t xml:space="preserve"> Markov Random Field</w:t>
+        <w:t xml:space="preserve"> PCA</w:t>
       </w:r>
     </w:p>
     <w:p>
@@ -4272,24 +4583,25 @@
       </w:pPr>
       <w:r>
         <w:rPr>
-          <w:rFonts w:asciiTheme="minorHAnsi" w:hAnsiTheme="minorHAnsi" w:cs="Arial"/>
+          <w:rFonts w:asciiTheme="minorHAnsi" w:hAnsiTheme="minorHAnsi" w:cs="Arial" w:hint="eastAsia"/>
           <w:b/>
           <w:iCs/>
           <w:sz w:val="20"/>
           <w:szCs w:val="20"/>
           <w:lang w:eastAsia="ko-KR"/>
         </w:rPr>
-        <w:t>Biosystems Analysis</w:t>
-      </w:r>
-      <w:r>
-        <w:rPr>
-          <w:rFonts w:asciiTheme="minorHAnsi" w:hAnsiTheme="minorHAnsi" w:cs="Arial"/>
+        <w:t>R</w:t>
+      </w:r>
+      <w:r>
+        <w:rPr>
+          <w:rFonts w:asciiTheme="minorHAnsi" w:hAnsiTheme="minorHAnsi" w:cs="Arial"/>
+          <w:b/>
           <w:iCs/>
           <w:sz w:val="20"/>
           <w:szCs w:val="20"/>
           <w:lang w:eastAsia="ko-KR"/>
         </w:rPr>
-        <w:t xml:space="preserve">: </w:t>
+        <w:t>andom Signal Processing and Its Application</w:t>
       </w:r>
       <w:r>
         <w:rPr>
@@ -4299,7 +4611,7 @@
           <w:szCs w:val="20"/>
           <w:lang w:eastAsia="ko-KR"/>
         </w:rPr>
-        <w:t xml:space="preserve">MLP, </w:t>
+        <w:t>: MMSE</w:t>
       </w:r>
       <w:r>
         <w:rPr>
@@ -4309,7 +4621,117 @@
           <w:szCs w:val="20"/>
           <w:lang w:eastAsia="ko-KR"/>
         </w:rPr>
-        <w:t>LSTM, Basic Cardiology</w:t>
+        <w:t>,</w:t>
+      </w:r>
+      <w:r>
+        <w:rPr>
+          <w:rFonts w:asciiTheme="minorHAnsi" w:hAnsiTheme="minorHAnsi" w:cs="Arial"/>
+          <w:iCs/>
+          <w:sz w:val="20"/>
+          <w:szCs w:val="20"/>
+          <w:lang w:eastAsia="ko-KR"/>
+        </w:rPr>
+        <w:t xml:space="preserve"> MVUE</w:t>
+      </w:r>
+      <w:r>
+        <w:rPr>
+          <w:rFonts w:asciiTheme="minorHAnsi" w:hAnsiTheme="minorHAnsi" w:cs="Arial"/>
+          <w:iCs/>
+          <w:sz w:val="20"/>
+          <w:szCs w:val="20"/>
+          <w:lang w:eastAsia="ko-KR"/>
+        </w:rPr>
+        <w:t>,</w:t>
+      </w:r>
+      <w:r>
+        <w:rPr>
+          <w:rFonts w:asciiTheme="minorHAnsi" w:hAnsiTheme="minorHAnsi" w:cs="Arial"/>
+          <w:iCs/>
+          <w:sz w:val="20"/>
+          <w:szCs w:val="20"/>
+          <w:lang w:eastAsia="ko-KR"/>
+        </w:rPr>
+        <w:t xml:space="preserve"> MLE</w:t>
+      </w:r>
+      <w:r>
+        <w:rPr>
+          <w:rFonts w:asciiTheme="minorHAnsi" w:hAnsiTheme="minorHAnsi" w:cs="Arial"/>
+          <w:iCs/>
+          <w:sz w:val="20"/>
+          <w:szCs w:val="20"/>
+          <w:lang w:eastAsia="ko-KR"/>
+        </w:rPr>
+        <w:t>,</w:t>
+      </w:r>
+      <w:r>
+        <w:rPr>
+          <w:rFonts w:asciiTheme="minorHAnsi" w:hAnsiTheme="minorHAnsi" w:cs="Arial"/>
+          <w:iCs/>
+          <w:sz w:val="20"/>
+          <w:szCs w:val="20"/>
+          <w:lang w:eastAsia="ko-KR"/>
+        </w:rPr>
+        <w:t xml:space="preserve"> MoM Estimator</w:t>
+      </w:r>
+      <w:r>
+        <w:rPr>
+          <w:rFonts w:asciiTheme="minorHAnsi" w:hAnsiTheme="minorHAnsi" w:cs="Arial"/>
+          <w:iCs/>
+          <w:sz w:val="20"/>
+          <w:szCs w:val="20"/>
+          <w:lang w:eastAsia="ko-KR"/>
+        </w:rPr>
+        <w:t>,</w:t>
+      </w:r>
+      <w:r>
+        <w:rPr>
+          <w:rFonts w:asciiTheme="minorHAnsi" w:hAnsiTheme="minorHAnsi" w:cs="Arial"/>
+          <w:iCs/>
+          <w:sz w:val="20"/>
+          <w:szCs w:val="20"/>
+          <w:lang w:eastAsia="ko-KR"/>
+        </w:rPr>
+        <w:t xml:space="preserve"> BLUE</w:t>
+      </w:r>
+      <w:r>
+        <w:rPr>
+          <w:rFonts w:asciiTheme="minorHAnsi" w:hAnsiTheme="minorHAnsi" w:cs="Arial"/>
+          <w:iCs/>
+          <w:sz w:val="20"/>
+          <w:szCs w:val="20"/>
+          <w:lang w:eastAsia="ko-KR"/>
+        </w:rPr>
+        <w:t>,</w:t>
+      </w:r>
+      <w:r>
+        <w:rPr>
+          <w:rFonts w:asciiTheme="minorHAnsi" w:hAnsiTheme="minorHAnsi" w:cs="Arial"/>
+          <w:iCs/>
+          <w:sz w:val="20"/>
+          <w:szCs w:val="20"/>
+          <w:lang w:eastAsia="ko-KR"/>
+        </w:rPr>
+        <w:t xml:space="preserve"> LLSE</w:t>
+      </w:r>
+      <w:r>
+        <w:rPr>
+          <w:rFonts w:asciiTheme="minorHAnsi" w:hAnsiTheme="minorHAnsi" w:cs="Arial"/>
+          <w:iCs/>
+          <w:sz w:val="20"/>
+          <w:szCs w:val="20"/>
+          <w:lang w:eastAsia="ko-KR"/>
+        </w:rPr>
+        <w:t>,</w:t>
+      </w:r>
+      <w:r>
+        <w:rPr>
+          <w:rFonts w:asciiTheme="minorHAnsi" w:hAnsiTheme="minorHAnsi" w:cs="Arial"/>
+          <w:iCs/>
+          <w:sz w:val="20"/>
+          <w:szCs w:val="20"/>
+          <w:lang w:eastAsia="ko-KR"/>
+        </w:rPr>
+        <w:t xml:space="preserve"> Markov Random Field</w:t>
       </w:r>
     </w:p>
     <w:p>
@@ -4337,38 +4759,17 @@
           <w:szCs w:val="20"/>
           <w:lang w:eastAsia="ko-KR"/>
         </w:rPr>
-        <w:t>Application</w:t>
-      </w:r>
-      <w:r>
-        <w:rPr>
-          <w:rFonts w:asciiTheme="minorHAnsi" w:hAnsiTheme="minorHAnsi" w:cs="Arial"/>
-          <w:b/>
+        <w:t>Application of DSP</w:t>
+      </w:r>
+      <w:r>
+        <w:rPr>
+          <w:rFonts w:asciiTheme="minorHAnsi" w:hAnsiTheme="minorHAnsi" w:cs="Arial"/>
           <w:iCs/>
           <w:sz w:val="20"/>
           <w:szCs w:val="20"/>
           <w:lang w:eastAsia="ko-KR"/>
         </w:rPr>
-        <w:t xml:space="preserve"> of DSP</w:t>
-      </w:r>
-      <w:r>
-        <w:rPr>
-          <w:rFonts w:asciiTheme="minorHAnsi" w:hAnsiTheme="minorHAnsi" w:cs="Arial"/>
-          <w:iCs/>
-          <w:sz w:val="20"/>
-          <w:szCs w:val="20"/>
-          <w:lang w:eastAsia="ko-KR"/>
-        </w:rPr>
-        <w:t xml:space="preserve">: </w:t>
-      </w:r>
-      <w:r>
-        <w:rPr>
-          <w:rFonts w:asciiTheme="minorHAnsi" w:hAnsiTheme="minorHAnsi" w:cs="Arial"/>
-          <w:iCs/>
-          <w:sz w:val="20"/>
-          <w:szCs w:val="20"/>
-          <w:lang w:eastAsia="ko-KR"/>
-        </w:rPr>
-        <w:t>AR model, Linear Predictor, Gray Code</w:t>
+        <w:t>: AR model, Linear Predictor, Gray Code</w:t>
       </w:r>
     </w:p>
     <w:p>
@@ -4531,7 +4932,7 @@
           <w:sz w:val="20"/>
           <w:szCs w:val="20"/>
         </w:rPr>
-        <w:t>, C++, C# WPF, MATLAB, Excel VBA, Verilog(beginner)</w:t>
+        <w:t>, C++, C#, MATLAB, Excel VBA, Verilog(beginner)</w:t>
       </w:r>
     </w:p>
     <w:p>
@@ -4660,34 +5061,7 @@
           <w:sz w:val="20"/>
           <w:szCs w:val="20"/>
         </w:rPr>
-        <w:t>Function Generator</w:t>
-      </w:r>
-      <w:r>
-        <w:rPr>
-          <w:rFonts w:asciiTheme="minorHAnsi" w:hAnsiTheme="minorHAnsi" w:cs="Arial"/>
-          <w:iCs/>
-          <w:sz w:val="20"/>
-          <w:szCs w:val="20"/>
-        </w:rPr>
-        <w:t>s</w:t>
-      </w:r>
-      <w:r>
-        <w:rPr>
-          <w:rFonts w:asciiTheme="minorHAnsi" w:hAnsiTheme="minorHAnsi" w:cs="Arial"/>
-          <w:iCs/>
-          <w:sz w:val="20"/>
-          <w:szCs w:val="20"/>
-        </w:rPr>
-        <w:t>,</w:t>
-      </w:r>
-      <w:r>
-        <w:rPr>
-          <w:rFonts w:asciiTheme="minorHAnsi" w:hAnsiTheme="minorHAnsi" w:cs="Arial"/>
-          <w:iCs/>
-          <w:sz w:val="20"/>
-          <w:szCs w:val="20"/>
-        </w:rPr>
-        <w:t xml:space="preserve"> </w:t>
+        <w:t xml:space="preserve">Function Generators, </w:t>
       </w:r>
       <w:proofErr w:type="spellStart"/>
       <w:r>
@@ -4707,16 +5081,7 @@
           <w:sz w:val="20"/>
           <w:szCs w:val="20"/>
         </w:rPr>
-        <w:t>,</w:t>
-      </w:r>
-      <w:r>
-        <w:rPr>
-          <w:rFonts w:asciiTheme="minorHAnsi" w:hAnsiTheme="minorHAnsi" w:cs="Arial"/>
-          <w:iCs/>
-          <w:sz w:val="20"/>
-          <w:szCs w:val="20"/>
-        </w:rPr>
-        <w:t xml:space="preserve"> ATmega128A, Xiao </w:t>
+        <w:t xml:space="preserve">, ATmega128A, Xiao </w:t>
       </w:r>
       <w:proofErr w:type="spellStart"/>
       <w:r>
@@ -4884,7 +5249,7 @@
       </w:pPr>
     </w:p>
     <w:sectPr>
-      <w:headerReference w:type="default" r:id="rId8"/>
+      <w:headerReference w:type="default" r:id="rId12"/>
       <w:pgSz w:w="12240" w:h="15840" w:code="1"/>
       <w:pgMar w:top="720" w:right="720" w:bottom="720" w:left="720" w:header="360" w:footer="706" w:gutter="0"/>
       <w:cols w:space="708"/>
@@ -8959,7 +9324,7 @@
   <w:style w:type="paragraph" w:default="1" w:styleId="a">
     <w:name w:val="Normal"/>
     <w:qFormat/>
-    <w:rsid w:val="00924108"/>
+    <w:rsid w:val="00161BD9"/>
     <w:rPr>
       <w:sz w:val="24"/>
       <w:szCs w:val="24"/>
@@ -9266,6 +9631,26 @@
       <w:contextualSpacing/>
     </w:pPr>
   </w:style>
+  <w:style w:type="character" w:styleId="ad">
+    <w:name w:val="Unresolved Mention"/>
+    <w:basedOn w:val="a0"/>
+    <w:rsid w:val="00041B04"/>
+    <w:rPr>
+      <w:color w:val="605E5C"/>
+      <w:shd w:val="clear" w:color="auto" w:fill="E1DFDD"/>
+    </w:rPr>
+  </w:style>
+  <w:style w:type="character" w:styleId="ae">
+    <w:name w:val="FollowedHyperlink"/>
+    <w:basedOn w:val="a0"/>
+    <w:semiHidden/>
+    <w:unhideWhenUsed/>
+    <w:rsid w:val="00041B04"/>
+    <w:rPr>
+      <w:color w:val="800080" w:themeColor="followedHyperlink"/>
+      <w:u w:val="single"/>
+    </w:rPr>
+  </w:style>
 </w:styles>
 </file>
 
@@ -9557,7 +9942,7 @@
 </file>
 
 <file path=customXml/itemProps1.xml><?xml version="1.0" encoding="utf-8"?>
-<ds:datastoreItem xmlns:ds="http://schemas.openxmlformats.org/officeDocument/2006/customXml" ds:itemID="{8044DF2F-F21A-455E-A00A-B14C305321DE}">
+<ds:datastoreItem xmlns:ds="http://schemas.openxmlformats.org/officeDocument/2006/customXml" ds:itemID="{7B4F78DA-C327-4D2E-9BA1-0E95D03874C4}">
   <ds:schemaRefs>
     <ds:schemaRef ds:uri="http://schemas.openxmlformats.org/officeDocument/2006/bibliography"/>
   </ds:schemaRefs>

--- a/reference-private/CV-Resume/Sangeon-Jeon-Resume-Full.docx
+++ b/reference-private/CV-Resume/Sangeon-Jeon-Resume-Full.docx
@@ -364,7 +364,6 @@
         </w:tabs>
         <w:rPr>
           <w:rFonts w:asciiTheme="minorHAnsi" w:hAnsiTheme="minorHAnsi" w:cs="Arial"/>
-          <w:b/>
           <w:iCs/>
           <w:sz w:val="20"/>
           <w:szCs w:val="20"/>
@@ -420,10 +419,28 @@
           <w:rFonts w:asciiTheme="minorHAnsi" w:hAnsiTheme="minorHAnsi" w:cs="Arial"/>
           <w:b/>
           <w:iCs/>
-          <w:sz w:val="10"/>
-          <w:szCs w:val="10"/>
-        </w:rPr>
-      </w:pPr>
+          <w:sz w:val="20"/>
+          <w:szCs w:val="20"/>
+        </w:rPr>
+      </w:pPr>
+      <w:r>
+        <w:rPr>
+          <w:rFonts w:asciiTheme="minorHAnsi" w:hAnsiTheme="minorHAnsi" w:cs="Arial"/>
+          <w:iCs/>
+          <w:sz w:val="20"/>
+          <w:szCs w:val="20"/>
+        </w:rPr>
+        <w:t xml:space="preserve">Concentration: Digital Signal Processing, </w:t>
+      </w:r>
+      <w:r>
+        <w:rPr>
+          <w:rFonts w:asciiTheme="minorHAnsi" w:hAnsiTheme="minorHAnsi" w:cs="Arial"/>
+          <w:iCs/>
+          <w:sz w:val="20"/>
+          <w:szCs w:val="20"/>
+        </w:rPr>
+        <w:t>Telecommunication</w:t>
+      </w:r>
     </w:p>
     <w:p>
       <w:pPr>
@@ -436,102 +453,12 @@
         </w:tabs>
         <w:rPr>
           <w:rFonts w:asciiTheme="minorHAnsi" w:hAnsiTheme="minorHAnsi" w:cs="Arial"/>
-          <w:i/>
-          <w:iCs/>
-          <w:sz w:val="20"/>
-          <w:szCs w:val="20"/>
-        </w:rPr>
-      </w:pPr>
-      <w:r>
-        <w:rPr>
-          <w:rFonts w:asciiTheme="minorHAnsi" w:hAnsiTheme="minorHAnsi" w:cs="Arial"/>
-          <w:b/>
-          <w:iCs/>
-          <w:sz w:val="20"/>
-          <w:szCs w:val="20"/>
-        </w:rPr>
-        <w:t>Georgia Institute of Technology</w:t>
-      </w:r>
-      <w:r>
-        <w:rPr>
-          <w:rFonts w:asciiTheme="minorHAnsi" w:hAnsiTheme="minorHAnsi" w:cs="Arial"/>
-          <w:b/>
-          <w:iCs/>
-          <w:sz w:val="20"/>
-          <w:szCs w:val="20"/>
-        </w:rPr>
-        <w:t xml:space="preserve"> | Atlanta, GA</w:t>
-      </w:r>
-      <w:r>
-        <w:rPr>
-          <w:rFonts w:asciiTheme="minorHAnsi" w:hAnsiTheme="minorHAnsi" w:cs="Arial"/>
-          <w:b/>
-          <w:iCs/>
-          <w:sz w:val="20"/>
-          <w:szCs w:val="20"/>
-        </w:rPr>
-        <w:tab/>
-      </w:r>
-      <w:r>
-        <w:rPr>
-          <w:rFonts w:asciiTheme="minorHAnsi" w:hAnsiTheme="minorHAnsi" w:cs="Arial"/>
-          <w:b/>
-          <w:iCs/>
-          <w:sz w:val="20"/>
-          <w:szCs w:val="20"/>
-        </w:rPr>
-        <w:tab/>
-      </w:r>
-      <w:r>
-        <w:rPr>
-          <w:rFonts w:asciiTheme="minorHAnsi" w:hAnsiTheme="minorHAnsi" w:cs="Arial"/>
-          <w:b/>
-          <w:iCs/>
-          <w:sz w:val="20"/>
-          <w:szCs w:val="20"/>
-        </w:rPr>
-        <w:tab/>
-      </w:r>
-      <w:r>
-        <w:rPr>
-          <w:rFonts w:asciiTheme="minorHAnsi" w:hAnsiTheme="minorHAnsi" w:cs="Arial"/>
-          <w:i/>
-          <w:iCs/>
-          <w:sz w:val="20"/>
-          <w:szCs w:val="20"/>
-        </w:rPr>
-        <w:t>January 20</w:t>
-      </w:r>
-      <w:r>
-        <w:rPr>
-          <w:rFonts w:asciiTheme="minorHAnsi" w:hAnsiTheme="minorHAnsi" w:cs="Arial"/>
-          <w:i/>
-          <w:iCs/>
-          <w:sz w:val="20"/>
-          <w:szCs w:val="20"/>
-        </w:rPr>
-        <w:t>23</w:t>
-      </w:r>
-      <w:r>
-        <w:rPr>
-          <w:rFonts w:asciiTheme="minorHAnsi" w:hAnsiTheme="minorHAnsi" w:cs="Arial"/>
-          <w:i/>
-          <w:iCs/>
-          <w:sz w:val="20"/>
-          <w:szCs w:val="20"/>
-        </w:rPr>
-        <w:t xml:space="preserve"> – </w:t>
-      </w:r>
-      <w:r>
-        <w:rPr>
-          <w:rFonts w:asciiTheme="minorHAnsi" w:hAnsiTheme="minorHAnsi" w:cs="Arial"/>
-          <w:i/>
-          <w:iCs/>
-          <w:sz w:val="20"/>
-          <w:szCs w:val="20"/>
-        </w:rPr>
-        <w:t>December 2024</w:t>
-      </w:r>
+          <w:b/>
+          <w:iCs/>
+          <w:sz w:val="10"/>
+          <w:szCs w:val="10"/>
+        </w:rPr>
+      </w:pPr>
     </w:p>
     <w:p>
       <w:pPr>
@@ -544,109 +471,101 @@
         </w:tabs>
         <w:rPr>
           <w:rFonts w:asciiTheme="minorHAnsi" w:hAnsiTheme="minorHAnsi" w:cs="Arial"/>
-          <w:iCs/>
-          <w:sz w:val="20"/>
-          <w:szCs w:val="20"/>
-        </w:rPr>
-      </w:pPr>
-      <w:r>
-        <w:rPr>
-          <w:rFonts w:asciiTheme="minorHAnsi" w:hAnsiTheme="minorHAnsi" w:cs="Arial"/>
-          <w:iCs/>
-          <w:sz w:val="20"/>
-          <w:szCs w:val="20"/>
-        </w:rPr>
-        <w:t xml:space="preserve">Bachelor </w:t>
-      </w:r>
-      <w:r>
-        <w:rPr>
-          <w:rFonts w:asciiTheme="minorHAnsi" w:hAnsiTheme="minorHAnsi" w:cs="Arial"/>
-          <w:iCs/>
-          <w:sz w:val="20"/>
-          <w:szCs w:val="20"/>
-        </w:rPr>
-        <w:t>of</w:t>
-      </w:r>
-      <w:r>
-        <w:rPr>
-          <w:rFonts w:asciiTheme="minorHAnsi" w:hAnsiTheme="minorHAnsi" w:cs="Arial"/>
-          <w:iCs/>
-          <w:sz w:val="20"/>
-          <w:szCs w:val="20"/>
-        </w:rPr>
-        <w:t xml:space="preserve"> </w:t>
-      </w:r>
-      <w:r>
-        <w:rPr>
-          <w:rFonts w:asciiTheme="minorHAnsi" w:hAnsiTheme="minorHAnsi" w:cs="Arial"/>
-          <w:iCs/>
-          <w:sz w:val="20"/>
-          <w:szCs w:val="20"/>
-        </w:rPr>
-        <w:t xml:space="preserve">Science in </w:t>
-      </w:r>
-      <w:r>
-        <w:rPr>
-          <w:rFonts w:asciiTheme="minorHAnsi" w:hAnsiTheme="minorHAnsi" w:cs="Arial"/>
-          <w:iCs/>
-          <w:sz w:val="20"/>
-          <w:szCs w:val="20"/>
-        </w:rPr>
-        <w:t xml:space="preserve">Electrical </w:t>
-      </w:r>
-      <w:r>
-        <w:rPr>
-          <w:rFonts w:asciiTheme="minorHAnsi" w:hAnsiTheme="minorHAnsi" w:cs="Arial"/>
-          <w:iCs/>
-          <w:sz w:val="20"/>
-          <w:szCs w:val="20"/>
-        </w:rPr>
-        <w:t xml:space="preserve">and Computer </w:t>
-      </w:r>
-      <w:r>
-        <w:rPr>
-          <w:rFonts w:asciiTheme="minorHAnsi" w:hAnsiTheme="minorHAnsi" w:cs="Arial"/>
-          <w:iCs/>
-          <w:sz w:val="20"/>
-          <w:szCs w:val="20"/>
-        </w:rPr>
-        <w:t>Engineering</w:t>
-      </w:r>
-      <w:r>
-        <w:rPr>
-          <w:rFonts w:asciiTheme="minorHAnsi" w:hAnsiTheme="minorHAnsi" w:cs="Arial"/>
-          <w:iCs/>
-          <w:sz w:val="20"/>
-          <w:szCs w:val="20"/>
-        </w:rPr>
-        <w:t xml:space="preserve">, GPA </w:t>
-      </w:r>
-      <w:r>
-        <w:rPr>
-          <w:rFonts w:asciiTheme="minorHAnsi" w:hAnsiTheme="minorHAnsi" w:cs="Arial"/>
-          <w:iCs/>
-          <w:sz w:val="20"/>
-          <w:szCs w:val="20"/>
-        </w:rPr>
-        <w:t>4</w:t>
-      </w:r>
-      <w:r>
-        <w:rPr>
-          <w:rFonts w:asciiTheme="minorHAnsi" w:hAnsiTheme="minorHAnsi" w:cs="Arial"/>
-          <w:iCs/>
-          <w:sz w:val="20"/>
-          <w:szCs w:val="20"/>
-        </w:rPr>
-        <w:t>.00</w:t>
-      </w:r>
-      <w:r>
-        <w:rPr>
-          <w:rFonts w:asciiTheme="minorHAnsi" w:hAnsiTheme="minorHAnsi" w:cs="Arial"/>
-          <w:iCs/>
-          <w:sz w:val="20"/>
-          <w:szCs w:val="20"/>
-        </w:rPr>
-        <w:t xml:space="preserve"> /4.0</w:t>
+          <w:i/>
+          <w:iCs/>
+          <w:sz w:val="20"/>
+          <w:szCs w:val="20"/>
+        </w:rPr>
+      </w:pPr>
+      <w:r>
+        <w:rPr>
+          <w:rFonts w:asciiTheme="minorHAnsi" w:hAnsiTheme="minorHAnsi" w:cs="Arial"/>
+          <w:b/>
+          <w:iCs/>
+          <w:sz w:val="20"/>
+          <w:szCs w:val="20"/>
+        </w:rPr>
+        <w:t>Georgia Institute of Technology</w:t>
+      </w:r>
+      <w:r>
+        <w:rPr>
+          <w:rFonts w:asciiTheme="minorHAnsi" w:hAnsiTheme="minorHAnsi" w:cs="Arial"/>
+          <w:b/>
+          <w:iCs/>
+          <w:sz w:val="20"/>
+          <w:szCs w:val="20"/>
+        </w:rPr>
+        <w:t xml:space="preserve"> | Atlanta, GA</w:t>
+      </w:r>
+      <w:r>
+        <w:rPr>
+          <w:rFonts w:asciiTheme="minorHAnsi" w:hAnsiTheme="minorHAnsi" w:cs="Arial"/>
+          <w:b/>
+          <w:iCs/>
+          <w:sz w:val="20"/>
+          <w:szCs w:val="20"/>
+        </w:rPr>
+        <w:tab/>
+      </w:r>
+      <w:r>
+        <w:rPr>
+          <w:rFonts w:asciiTheme="minorHAnsi" w:hAnsiTheme="minorHAnsi" w:cs="Arial"/>
+          <w:b/>
+          <w:iCs/>
+          <w:sz w:val="20"/>
+          <w:szCs w:val="20"/>
+        </w:rPr>
+        <w:tab/>
+      </w:r>
+      <w:r>
+        <w:rPr>
+          <w:rFonts w:asciiTheme="minorHAnsi" w:hAnsiTheme="minorHAnsi" w:cs="Arial"/>
+          <w:b/>
+          <w:iCs/>
+          <w:sz w:val="20"/>
+          <w:szCs w:val="20"/>
+        </w:rPr>
+        <w:tab/>
+      </w:r>
+      <w:r>
+        <w:rPr>
+          <w:rFonts w:asciiTheme="minorHAnsi" w:hAnsiTheme="minorHAnsi" w:cs="Arial"/>
+          <w:i/>
+          <w:iCs/>
+          <w:sz w:val="20"/>
+          <w:szCs w:val="20"/>
+        </w:rPr>
+        <w:t>January 20</w:t>
+      </w:r>
+      <w:r>
+        <w:rPr>
+          <w:rFonts w:asciiTheme="minorHAnsi" w:hAnsiTheme="minorHAnsi" w:cs="Arial"/>
+          <w:i/>
+          <w:iCs/>
+          <w:sz w:val="20"/>
+          <w:szCs w:val="20"/>
+        </w:rPr>
+        <w:t>23</w:t>
+      </w:r>
+      <w:r>
+        <w:rPr>
+          <w:rFonts w:asciiTheme="minorHAnsi" w:hAnsiTheme="minorHAnsi" w:cs="Arial"/>
+          <w:i/>
+          <w:iCs/>
+          <w:sz w:val="20"/>
+          <w:szCs w:val="20"/>
+        </w:rPr>
+        <w:t xml:space="preserve"> – </w:t>
+      </w:r>
+      <w:r>
+        <w:rPr>
+          <w:rFonts w:asciiTheme="minorHAnsi" w:hAnsiTheme="minorHAnsi" w:cs="Arial"/>
+          <w:i/>
+          <w:iCs/>
+          <w:sz w:val="20"/>
+          <w:szCs w:val="20"/>
+        </w:rPr>
+        <w:t>December 2024</w:t>
       </w:r>
     </w:p>
     <w:p>
@@ -672,26 +591,97 @@
           <w:sz w:val="20"/>
           <w:szCs w:val="20"/>
         </w:rPr>
-        <w:t>Concentration: Digital Signal Processing, Bio Engineering</w:t>
-      </w:r>
-      <w:r>
-        <w:rPr>
-          <w:rFonts w:asciiTheme="minorHAnsi" w:hAnsiTheme="minorHAnsi" w:cs="Arial"/>
-          <w:iCs/>
-          <w:sz w:val="20"/>
-          <w:szCs w:val="20"/>
-        </w:rPr>
-        <w:tab/>
-      </w:r>
-      <w:r>
-        <w:rPr>
-          <w:rFonts w:asciiTheme="minorHAnsi" w:hAnsiTheme="minorHAnsi" w:cs="Arial"/>
-          <w:b/>
-          <w:iCs/>
-          <w:sz w:val="20"/>
-          <w:szCs w:val="20"/>
-        </w:rPr>
-        <w:tab/>
+        <w:t xml:space="preserve">Bachelor </w:t>
+      </w:r>
+      <w:r>
+        <w:rPr>
+          <w:rFonts w:asciiTheme="minorHAnsi" w:hAnsiTheme="minorHAnsi" w:cs="Arial"/>
+          <w:iCs/>
+          <w:sz w:val="20"/>
+          <w:szCs w:val="20"/>
+        </w:rPr>
+        <w:t>of</w:t>
+      </w:r>
+      <w:r>
+        <w:rPr>
+          <w:rFonts w:asciiTheme="minorHAnsi" w:hAnsiTheme="minorHAnsi" w:cs="Arial"/>
+          <w:iCs/>
+          <w:sz w:val="20"/>
+          <w:szCs w:val="20"/>
+        </w:rPr>
+        <w:t xml:space="preserve"> </w:t>
+      </w:r>
+      <w:r>
+        <w:rPr>
+          <w:rFonts w:asciiTheme="minorHAnsi" w:hAnsiTheme="minorHAnsi" w:cs="Arial"/>
+          <w:iCs/>
+          <w:sz w:val="20"/>
+          <w:szCs w:val="20"/>
+        </w:rPr>
+        <w:t xml:space="preserve">Science in </w:t>
+      </w:r>
+      <w:r>
+        <w:rPr>
+          <w:rFonts w:asciiTheme="minorHAnsi" w:hAnsiTheme="minorHAnsi" w:cs="Arial"/>
+          <w:iCs/>
+          <w:sz w:val="20"/>
+          <w:szCs w:val="20"/>
+        </w:rPr>
+        <w:t xml:space="preserve">Electrical </w:t>
+      </w:r>
+      <w:r>
+        <w:rPr>
+          <w:rFonts w:asciiTheme="minorHAnsi" w:hAnsiTheme="minorHAnsi" w:cs="Arial"/>
+          <w:iCs/>
+          <w:sz w:val="20"/>
+          <w:szCs w:val="20"/>
+        </w:rPr>
+        <w:t xml:space="preserve">and Computer </w:t>
+      </w:r>
+      <w:r>
+        <w:rPr>
+          <w:rFonts w:asciiTheme="minorHAnsi" w:hAnsiTheme="minorHAnsi" w:cs="Arial"/>
+          <w:iCs/>
+          <w:sz w:val="20"/>
+          <w:szCs w:val="20"/>
+        </w:rPr>
+        <w:t>Engineering</w:t>
+      </w:r>
+      <w:r>
+        <w:rPr>
+          <w:rFonts w:asciiTheme="minorHAnsi" w:hAnsiTheme="minorHAnsi" w:cs="Arial"/>
+          <w:iCs/>
+          <w:sz w:val="20"/>
+          <w:szCs w:val="20"/>
+        </w:rPr>
+        <w:t xml:space="preserve">, GPA </w:t>
+      </w:r>
+      <w:r>
+        <w:rPr>
+          <w:rFonts w:asciiTheme="minorHAnsi" w:hAnsiTheme="minorHAnsi" w:cs="Arial"/>
+          <w:iCs/>
+          <w:sz w:val="20"/>
+          <w:szCs w:val="20"/>
+        </w:rPr>
+        <w:t>4</w:t>
+      </w:r>
+      <w:r>
+        <w:rPr>
+          <w:rFonts w:asciiTheme="minorHAnsi" w:hAnsiTheme="minorHAnsi" w:cs="Arial"/>
+          <w:iCs/>
+          <w:sz w:val="20"/>
+          <w:szCs w:val="20"/>
+        </w:rPr>
+        <w:t>.00</w:t>
+      </w:r>
+      <w:r>
+        <w:rPr>
+          <w:rFonts w:asciiTheme="minorHAnsi" w:hAnsiTheme="minorHAnsi" w:cs="Arial"/>
+          <w:iCs/>
+          <w:sz w:val="20"/>
+          <w:szCs w:val="20"/>
+        </w:rPr>
+        <w:t xml:space="preserve"> /4.0</w:t>
       </w:r>
     </w:p>
     <w:p>
@@ -705,12 +695,39 @@
         </w:tabs>
         <w:rPr>
           <w:rFonts w:asciiTheme="minorHAnsi" w:hAnsiTheme="minorHAnsi" w:cs="Arial"/>
-          <w:b/>
-          <w:iCs/>
-          <w:sz w:val="10"/>
-          <w:szCs w:val="10"/>
-        </w:rPr>
-      </w:pPr>
+          <w:iCs/>
+          <w:sz w:val="20"/>
+          <w:szCs w:val="20"/>
+        </w:rPr>
+      </w:pPr>
+      <w:r>
+        <w:rPr>
+          <w:rFonts w:asciiTheme="minorHAnsi" w:hAnsiTheme="minorHAnsi" w:cs="Arial"/>
+          <w:iCs/>
+          <w:sz w:val="20"/>
+          <w:szCs w:val="20"/>
+        </w:rPr>
+        <w:t>Concentration: Digital Signal Processing, Bio Engineering</w:t>
+      </w:r>
+      <w:r>
+        <w:rPr>
+          <w:rFonts w:asciiTheme="minorHAnsi" w:hAnsiTheme="minorHAnsi" w:cs="Arial"/>
+          <w:iCs/>
+          <w:sz w:val="20"/>
+          <w:szCs w:val="20"/>
+        </w:rPr>
+        <w:tab/>
+      </w:r>
+      <w:r>
+        <w:rPr>
+          <w:rFonts w:asciiTheme="minorHAnsi" w:hAnsiTheme="minorHAnsi" w:cs="Arial"/>
+          <w:b/>
+          <w:iCs/>
+          <w:sz w:val="20"/>
+          <w:szCs w:val="20"/>
+        </w:rPr>
+        <w:tab/>
+      </w:r>
     </w:p>
     <w:p>
       <w:pPr>
@@ -723,112 +740,12 @@
         </w:tabs>
         <w:rPr>
           <w:rFonts w:asciiTheme="minorHAnsi" w:hAnsiTheme="minorHAnsi" w:cs="Arial"/>
-          <w:i/>
-          <w:iCs/>
-          <w:sz w:val="20"/>
-          <w:szCs w:val="20"/>
-        </w:rPr>
-      </w:pPr>
-      <w:r>
-        <w:rPr>
-          <w:rFonts w:asciiTheme="minorHAnsi" w:hAnsiTheme="minorHAnsi" w:cs="Arial"/>
-          <w:b/>
-          <w:iCs/>
-          <w:sz w:val="20"/>
-          <w:szCs w:val="20"/>
-        </w:rPr>
-        <w:t>Korea Advanced Institute of Science and Technology</w:t>
-      </w:r>
-      <w:r>
-        <w:rPr>
-          <w:rFonts w:asciiTheme="minorHAnsi" w:hAnsiTheme="minorHAnsi" w:cs="Arial"/>
-          <w:b/>
-          <w:iCs/>
-          <w:sz w:val="20"/>
-          <w:szCs w:val="20"/>
-        </w:rPr>
-        <w:t xml:space="preserve"> | </w:t>
-      </w:r>
-      <w:r>
-        <w:rPr>
-          <w:rFonts w:asciiTheme="minorHAnsi" w:hAnsiTheme="minorHAnsi" w:cs="Arial"/>
-          <w:b/>
-          <w:iCs/>
-          <w:sz w:val="20"/>
-          <w:szCs w:val="20"/>
-        </w:rPr>
-        <w:t>Daejeon, South Korea</w:t>
-      </w:r>
-      <w:r>
-        <w:rPr>
-          <w:rFonts w:asciiTheme="minorHAnsi" w:hAnsiTheme="minorHAnsi" w:cs="Arial"/>
-          <w:b/>
-          <w:iCs/>
-          <w:sz w:val="20"/>
-          <w:szCs w:val="20"/>
-        </w:rPr>
-        <w:tab/>
-      </w:r>
-      <w:r>
-        <w:rPr>
-          <w:rFonts w:asciiTheme="minorHAnsi" w:hAnsiTheme="minorHAnsi" w:cs="Arial"/>
-          <w:b/>
-          <w:iCs/>
-          <w:sz w:val="20"/>
-          <w:szCs w:val="20"/>
-        </w:rPr>
-        <w:tab/>
-      </w:r>
-      <w:r>
-        <w:rPr>
-          <w:rFonts w:asciiTheme="minorHAnsi" w:hAnsiTheme="minorHAnsi" w:cs="Arial"/>
-          <w:i/>
-          <w:iCs/>
-          <w:sz w:val="20"/>
-          <w:szCs w:val="20"/>
-        </w:rPr>
-        <w:t>February</w:t>
-      </w:r>
-      <w:r>
-        <w:rPr>
-          <w:rFonts w:asciiTheme="minorHAnsi" w:hAnsiTheme="minorHAnsi" w:cs="Arial"/>
-          <w:i/>
-          <w:iCs/>
-          <w:sz w:val="20"/>
-          <w:szCs w:val="20"/>
-        </w:rPr>
-        <w:t xml:space="preserve"> 201</w:t>
-      </w:r>
-      <w:r>
-        <w:rPr>
-          <w:rFonts w:asciiTheme="minorHAnsi" w:hAnsiTheme="minorHAnsi" w:cs="Arial"/>
-          <w:i/>
-          <w:iCs/>
-          <w:sz w:val="20"/>
-          <w:szCs w:val="20"/>
-        </w:rPr>
-        <w:t>8</w:t>
-      </w:r>
-      <w:r>
-        <w:rPr>
-          <w:rFonts w:asciiTheme="minorHAnsi" w:hAnsiTheme="minorHAnsi" w:cs="Arial"/>
-          <w:i/>
-          <w:iCs/>
-          <w:sz w:val="20"/>
-          <w:szCs w:val="20"/>
-        </w:rPr>
-        <w:t xml:space="preserve"> – </w:t>
-      </w:r>
-      <w:r>
-        <w:rPr>
-          <w:rFonts w:asciiTheme="minorHAnsi" w:hAnsiTheme="minorHAnsi" w:cs="Arial"/>
-          <w:i/>
-          <w:iCs/>
-          <w:sz w:val="20"/>
-          <w:szCs w:val="20"/>
-        </w:rPr>
-        <w:t>February 2025</w:t>
-      </w:r>
+          <w:b/>
+          <w:iCs/>
+          <w:sz w:val="10"/>
+          <w:szCs w:val="10"/>
+        </w:rPr>
+      </w:pPr>
     </w:p>
     <w:p>
       <w:pPr>
@@ -841,59 +758,46 @@
         </w:tabs>
         <w:rPr>
           <w:rFonts w:asciiTheme="minorHAnsi" w:hAnsiTheme="minorHAnsi" w:cs="Arial"/>
-          <w:iCs/>
-          <w:sz w:val="20"/>
-          <w:szCs w:val="20"/>
-        </w:rPr>
-      </w:pPr>
-      <w:r>
-        <w:rPr>
-          <w:rFonts w:asciiTheme="minorHAnsi" w:hAnsiTheme="minorHAnsi" w:cs="Arial"/>
-          <w:iCs/>
-          <w:sz w:val="20"/>
-          <w:szCs w:val="20"/>
-        </w:rPr>
-        <w:t>Bachelor of Science in Electrical Engineering</w:t>
-      </w:r>
-      <w:r>
-        <w:rPr>
-          <w:rFonts w:asciiTheme="minorHAnsi" w:hAnsiTheme="minorHAnsi" w:cs="Arial"/>
-          <w:iCs/>
-          <w:sz w:val="20"/>
-          <w:szCs w:val="20"/>
-        </w:rPr>
-        <w:t xml:space="preserve">, GPA </w:t>
-      </w:r>
-      <w:r>
-        <w:rPr>
-          <w:rFonts w:asciiTheme="minorHAnsi" w:hAnsiTheme="minorHAnsi" w:cs="Arial"/>
-          <w:iCs/>
-          <w:sz w:val="20"/>
-          <w:szCs w:val="20"/>
-        </w:rPr>
-        <w:t>3.9</w:t>
-      </w:r>
-      <w:r>
-        <w:rPr>
-          <w:rFonts w:asciiTheme="minorHAnsi" w:hAnsiTheme="minorHAnsi" w:cs="Arial"/>
-          <w:iCs/>
-          <w:sz w:val="20"/>
-          <w:szCs w:val="20"/>
-        </w:rPr>
-        <w:t>5</w:t>
-      </w:r>
-      <w:r>
-        <w:rPr>
-          <w:rFonts w:asciiTheme="minorHAnsi" w:hAnsiTheme="minorHAnsi" w:cs="Arial"/>
-          <w:iCs/>
-          <w:sz w:val="20"/>
-          <w:szCs w:val="20"/>
-        </w:rPr>
-        <w:t xml:space="preserve"> /4.3</w:t>
-      </w:r>
-      <w:r>
-        <w:rPr>
-          <w:rFonts w:asciiTheme="minorHAnsi" w:hAnsiTheme="minorHAnsi" w:cs="Arial"/>
+          <w:i/>
+          <w:iCs/>
+          <w:sz w:val="20"/>
+          <w:szCs w:val="20"/>
+        </w:rPr>
+      </w:pPr>
+      <w:r>
+        <w:rPr>
+          <w:rFonts w:asciiTheme="minorHAnsi" w:hAnsiTheme="minorHAnsi" w:cs="Arial"/>
+          <w:b/>
+          <w:iCs/>
+          <w:sz w:val="20"/>
+          <w:szCs w:val="20"/>
+        </w:rPr>
+        <w:t>Korea Advanced Institute of Science and Technology</w:t>
+      </w:r>
+      <w:r>
+        <w:rPr>
+          <w:rFonts w:asciiTheme="minorHAnsi" w:hAnsiTheme="minorHAnsi" w:cs="Arial"/>
+          <w:b/>
+          <w:iCs/>
+          <w:sz w:val="20"/>
+          <w:szCs w:val="20"/>
+        </w:rPr>
+        <w:t xml:space="preserve"> | </w:t>
+      </w:r>
+      <w:r>
+        <w:rPr>
+          <w:rFonts w:asciiTheme="minorHAnsi" w:hAnsiTheme="minorHAnsi" w:cs="Arial"/>
+          <w:b/>
+          <w:iCs/>
+          <w:sz w:val="20"/>
+          <w:szCs w:val="20"/>
+        </w:rPr>
+        <w:t>Daejeon, South Korea</w:t>
+      </w:r>
+      <w:r>
+        <w:rPr>
+          <w:rFonts w:asciiTheme="minorHAnsi" w:hAnsiTheme="minorHAnsi" w:cs="Arial"/>
+          <w:b/>
           <w:iCs/>
           <w:sz w:val="20"/>
           <w:szCs w:val="20"/>
@@ -913,12 +817,52 @@
       <w:r>
         <w:rPr>
           <w:rFonts w:asciiTheme="minorHAnsi" w:hAnsiTheme="minorHAnsi" w:cs="Arial"/>
-          <w:b/>
-          <w:iCs/>
-          <w:sz w:val="20"/>
-          <w:szCs w:val="20"/>
-        </w:rPr>
-        <w:tab/>
+          <w:i/>
+          <w:iCs/>
+          <w:sz w:val="20"/>
+          <w:szCs w:val="20"/>
+        </w:rPr>
+        <w:t>February</w:t>
+      </w:r>
+      <w:r>
+        <w:rPr>
+          <w:rFonts w:asciiTheme="minorHAnsi" w:hAnsiTheme="minorHAnsi" w:cs="Arial"/>
+          <w:i/>
+          <w:iCs/>
+          <w:sz w:val="20"/>
+          <w:szCs w:val="20"/>
+        </w:rPr>
+        <w:t xml:space="preserve"> 201</w:t>
+      </w:r>
+      <w:r>
+        <w:rPr>
+          <w:rFonts w:asciiTheme="minorHAnsi" w:hAnsiTheme="minorHAnsi" w:cs="Arial"/>
+          <w:i/>
+          <w:iCs/>
+          <w:sz w:val="20"/>
+          <w:szCs w:val="20"/>
+        </w:rPr>
+        <w:t>8</w:t>
+      </w:r>
+      <w:r>
+        <w:rPr>
+          <w:rFonts w:asciiTheme="minorHAnsi" w:hAnsiTheme="minorHAnsi" w:cs="Arial"/>
+          <w:i/>
+          <w:iCs/>
+          <w:sz w:val="20"/>
+          <w:szCs w:val="20"/>
+        </w:rPr>
+        <w:t xml:space="preserve"> – </w:t>
+      </w:r>
+      <w:r>
+        <w:rPr>
+          <w:rFonts w:asciiTheme="minorHAnsi" w:hAnsiTheme="minorHAnsi" w:cs="Arial"/>
+          <w:i/>
+          <w:iCs/>
+          <w:sz w:val="20"/>
+          <w:szCs w:val="20"/>
+        </w:rPr>
+        <w:t>February 2025</w:t>
       </w:r>
     </w:p>
     <w:p>
@@ -940,6 +884,97 @@
       <w:r>
         <w:rPr>
           <w:rFonts w:asciiTheme="minorHAnsi" w:hAnsiTheme="minorHAnsi" w:cs="Arial"/>
+          <w:iCs/>
+          <w:sz w:val="20"/>
+          <w:szCs w:val="20"/>
+        </w:rPr>
+        <w:t>Bachelor of Science in Electrical Engineering</w:t>
+      </w:r>
+      <w:r>
+        <w:rPr>
+          <w:rFonts w:asciiTheme="minorHAnsi" w:hAnsiTheme="minorHAnsi" w:cs="Arial"/>
+          <w:iCs/>
+          <w:sz w:val="20"/>
+          <w:szCs w:val="20"/>
+        </w:rPr>
+        <w:t xml:space="preserve">, GPA </w:t>
+      </w:r>
+      <w:r>
+        <w:rPr>
+          <w:rFonts w:asciiTheme="minorHAnsi" w:hAnsiTheme="minorHAnsi" w:cs="Arial"/>
+          <w:iCs/>
+          <w:sz w:val="20"/>
+          <w:szCs w:val="20"/>
+        </w:rPr>
+        <w:t>3.9</w:t>
+      </w:r>
+      <w:r>
+        <w:rPr>
+          <w:rFonts w:asciiTheme="minorHAnsi" w:hAnsiTheme="minorHAnsi" w:cs="Arial"/>
+          <w:iCs/>
+          <w:sz w:val="20"/>
+          <w:szCs w:val="20"/>
+        </w:rPr>
+        <w:t>5</w:t>
+      </w:r>
+      <w:r>
+        <w:rPr>
+          <w:rFonts w:asciiTheme="minorHAnsi" w:hAnsiTheme="minorHAnsi" w:cs="Arial"/>
+          <w:iCs/>
+          <w:sz w:val="20"/>
+          <w:szCs w:val="20"/>
+        </w:rPr>
+        <w:t xml:space="preserve"> /4.3</w:t>
+      </w:r>
+      <w:r>
+        <w:rPr>
+          <w:rFonts w:asciiTheme="minorHAnsi" w:hAnsiTheme="minorHAnsi" w:cs="Arial"/>
+          <w:iCs/>
+          <w:sz w:val="20"/>
+          <w:szCs w:val="20"/>
+        </w:rPr>
+        <w:tab/>
+      </w:r>
+      <w:r>
+        <w:rPr>
+          <w:rFonts w:asciiTheme="minorHAnsi" w:hAnsiTheme="minorHAnsi" w:cs="Arial"/>
+          <w:b/>
+          <w:iCs/>
+          <w:sz w:val="20"/>
+          <w:szCs w:val="20"/>
+        </w:rPr>
+        <w:tab/>
+      </w:r>
+      <w:r>
+        <w:rPr>
+          <w:rFonts w:asciiTheme="minorHAnsi" w:hAnsiTheme="minorHAnsi" w:cs="Arial"/>
+          <w:b/>
+          <w:iCs/>
+          <w:sz w:val="20"/>
+          <w:szCs w:val="20"/>
+        </w:rPr>
+        <w:tab/>
+      </w:r>
+    </w:p>
+    <w:p>
+      <w:pPr>
+        <w:tabs>
+          <w:tab w:val="left" w:pos="360"/>
+          <w:tab w:val="left" w:pos="1440"/>
+          <w:tab w:val="left" w:pos="5760"/>
+          <w:tab w:val="left" w:pos="7920"/>
+          <w:tab w:val="right" w:pos="11340"/>
+        </w:tabs>
+        <w:rPr>
+          <w:rFonts w:asciiTheme="minorHAnsi" w:hAnsiTheme="minorHAnsi" w:cs="Arial"/>
+          <w:iCs/>
+          <w:sz w:val="20"/>
+          <w:szCs w:val="20"/>
+        </w:rPr>
+      </w:pPr>
+      <w:r>
+        <w:rPr>
+          <w:rFonts w:asciiTheme="minorHAnsi" w:hAnsiTheme="minorHAnsi" w:cs="Arial"/>
           <w:b/>
           <w:iCs/>
           <w:sz w:val="20"/>
@@ -1031,55 +1066,20 @@
         </w:tabs>
         <w:jc w:val="both"/>
         <w:rPr>
-          <w:rFonts w:asciiTheme="minorHAnsi" w:hAnsiTheme="minorHAnsi" w:cs="Arial"/>
-          <w:b/>
-          <w:iCs/>
-          <w:sz w:val="20"/>
-          <w:szCs w:val="20"/>
-          <w:lang w:eastAsia="ko-KR"/>
-        </w:rPr>
-      </w:pPr>
-      <w:r>
-        <w:rPr>
-          <w:rFonts w:asciiTheme="minorHAnsi" w:hAnsiTheme="minorHAnsi" w:cs="Arial" w:hint="eastAsia"/>
-          <w:b/>
-          <w:iCs/>
-          <w:sz w:val="20"/>
-          <w:szCs w:val="20"/>
-          <w:lang w:eastAsia="ko-KR"/>
-        </w:rPr>
-        <w:t>G</w:t>
-      </w:r>
-      <w:r>
-        <w:rPr>
-          <w:rFonts w:asciiTheme="minorHAnsi" w:hAnsiTheme="minorHAnsi" w:cs="Arial"/>
-          <w:b/>
-          <w:iCs/>
-          <w:sz w:val="20"/>
-          <w:szCs w:val="20"/>
-          <w:lang w:eastAsia="ko-KR"/>
-        </w:rPr>
-        <w:t xml:space="preserve">eorgia Institute of Technology </w:t>
-      </w:r>
-      <w:r>
-        <w:rPr>
-          <w:rFonts w:asciiTheme="minorHAnsi" w:hAnsiTheme="minorHAnsi" w:cs="Arial"/>
-          <w:b/>
-          <w:iCs/>
-          <w:sz w:val="20"/>
-          <w:szCs w:val="20"/>
-        </w:rPr>
-        <w:t xml:space="preserve">| </w:t>
-      </w:r>
-      <w:r>
-        <w:rPr>
-          <w:rFonts w:asciiTheme="minorHAnsi" w:hAnsiTheme="minorHAnsi" w:cs="Arial"/>
-          <w:b/>
-          <w:iCs/>
-          <w:sz w:val="20"/>
-          <w:szCs w:val="20"/>
-        </w:rPr>
-        <w:t>Atlanta, GA</w:t>
+          <w:rFonts w:ascii="Calibri" w:eastAsia="Calibri" w:hAnsi="Calibri" w:cs="Calibri"/>
+          <w:b/>
+          <w:sz w:val="20"/>
+          <w:szCs w:val="20"/>
+        </w:rPr>
+      </w:pPr>
+      <w:r>
+        <w:rPr>
+          <w:rFonts w:ascii="Calibri" w:eastAsia="Calibri" w:hAnsi="Calibri" w:cs="Calibri"/>
+          <w:b/>
+          <w:sz w:val="20"/>
+          <w:szCs w:val="20"/>
+        </w:rPr>
+        <w:t>Georgia Institute of Technology | Atlanta, GA</w:t>
       </w:r>
     </w:p>
     <w:p>
@@ -1093,42 +1093,401 @@
         </w:tabs>
         <w:jc w:val="both"/>
         <w:rPr>
-          <w:rFonts w:asciiTheme="minorHAnsi" w:hAnsiTheme="minorHAnsi" w:cs="Arial"/>
-          <w:b/>
-          <w:iCs/>
-          <w:sz w:val="20"/>
-          <w:szCs w:val="20"/>
-        </w:rPr>
-      </w:pPr>
-      <w:r>
-        <w:rPr>
-          <w:rFonts w:asciiTheme="minorHAnsi" w:hAnsiTheme="minorHAnsi" w:cs="Arial"/>
-          <w:b/>
-          <w:iCs/>
-          <w:sz w:val="20"/>
-          <w:szCs w:val="20"/>
-        </w:rPr>
-        <w:t xml:space="preserve">SIPLAB Research </w:t>
-      </w:r>
-      <w:r>
-        <w:rPr>
-          <w:rFonts w:asciiTheme="minorHAnsi" w:hAnsiTheme="minorHAnsi" w:cs="Arial"/>
-          <w:b/>
-          <w:iCs/>
-          <w:sz w:val="20"/>
-          <w:szCs w:val="20"/>
-        </w:rPr>
-        <w:t>Leader</w:t>
-      </w:r>
-      <w:r>
-        <w:rPr>
-          <w:rFonts w:asciiTheme="minorHAnsi" w:hAnsiTheme="minorHAnsi" w:cs="Arial"/>
-          <w:b/>
-          <w:iCs/>
-          <w:sz w:val="20"/>
-          <w:szCs w:val="20"/>
-        </w:rPr>
-        <w:t>: CLOC Unnatural Subspace System Identification</w:t>
+          <w:rFonts w:ascii="Calibri" w:eastAsia="Calibri" w:hAnsi="Calibri" w:cs="Calibri"/>
+          <w:b/>
+          <w:sz w:val="20"/>
+          <w:szCs w:val="20"/>
+        </w:rPr>
+      </w:pPr>
+      <w:proofErr w:type="spellStart"/>
+      <w:r>
+        <w:rPr>
+          <w:rFonts w:ascii="Calibri" w:eastAsia="Calibri" w:hAnsi="Calibri" w:cs="Calibri"/>
+          <w:b/>
+          <w:sz w:val="20"/>
+          <w:szCs w:val="20"/>
+        </w:rPr>
+        <w:t>Xiaoli</w:t>
+      </w:r>
+      <w:proofErr w:type="spellEnd"/>
+      <w:r>
+        <w:rPr>
+          <w:rFonts w:ascii="Calibri" w:eastAsia="Calibri" w:hAnsi="Calibri" w:cs="Calibri"/>
+          <w:b/>
+          <w:sz w:val="20"/>
+          <w:szCs w:val="20"/>
+        </w:rPr>
+        <w:t xml:space="preserve"> Ma Lab Grad</w:t>
+      </w:r>
+      <w:r>
+        <w:rPr>
+          <w:rFonts w:ascii="Calibri" w:eastAsia="Calibri" w:hAnsi="Calibri" w:cs="Calibri"/>
+          <w:b/>
+          <w:sz w:val="20"/>
+          <w:szCs w:val="20"/>
+        </w:rPr>
+        <w:t xml:space="preserve"> </w:t>
+      </w:r>
+      <w:r>
+        <w:rPr>
+          <w:rFonts w:ascii="Calibri" w:eastAsia="Calibri" w:hAnsi="Calibri" w:cs="Calibri"/>
+          <w:b/>
+          <w:sz w:val="20"/>
+          <w:szCs w:val="20"/>
+        </w:rPr>
+        <w:t>student Researcher</w:t>
+      </w:r>
+      <w:r>
+        <w:rPr>
+          <w:rFonts w:ascii="Calibri" w:eastAsia="Calibri" w:hAnsi="Calibri" w:cs="Calibri"/>
+          <w:i/>
+          <w:sz w:val="20"/>
+          <w:szCs w:val="20"/>
+        </w:rPr>
+        <w:tab/>
+      </w:r>
+      <w:r>
+        <w:rPr>
+          <w:rFonts w:ascii="Calibri" w:eastAsia="Calibri" w:hAnsi="Calibri" w:cs="Calibri"/>
+          <w:i/>
+          <w:sz w:val="20"/>
+          <w:szCs w:val="20"/>
+        </w:rPr>
+        <w:tab/>
+      </w:r>
+      <w:r>
+        <w:rPr>
+          <w:rFonts w:ascii="Calibri" w:eastAsia="Calibri" w:hAnsi="Calibri" w:cs="Calibri"/>
+          <w:i/>
+          <w:sz w:val="20"/>
+          <w:szCs w:val="20"/>
+        </w:rPr>
+        <w:tab/>
+        <w:t>Summer 2025-Present</w:t>
+      </w:r>
+    </w:p>
+    <w:p>
+      <w:pPr>
+        <w:tabs>
+          <w:tab w:val="left" w:pos="360"/>
+          <w:tab w:val="left" w:pos="1440"/>
+          <w:tab w:val="left" w:pos="5760"/>
+          <w:tab w:val="left" w:pos="7920"/>
+          <w:tab w:val="right" w:pos="10800"/>
+        </w:tabs>
+        <w:jc w:val="both"/>
+        <w:rPr>
+          <w:rFonts w:asciiTheme="minorHAnsi" w:hAnsiTheme="minorHAnsi" w:cs="Arial"/>
+          <w:iCs/>
+          <w:sz w:val="20"/>
+          <w:szCs w:val="20"/>
+        </w:rPr>
+      </w:pPr>
+      <w:r>
+        <w:rPr>
+          <w:rFonts w:ascii="Calibri" w:eastAsia="Calibri" w:hAnsi="Calibri" w:cs="Calibri"/>
+          <w:b/>
+          <w:sz w:val="20"/>
+          <w:szCs w:val="20"/>
+        </w:rPr>
+        <w:t>Topic: OCDM</w:t>
+      </w:r>
+      <w:r>
+        <w:rPr>
+          <w:rFonts w:ascii="Calibri" w:eastAsia="Calibri" w:hAnsi="Calibri" w:cs="Calibri"/>
+          <w:b/>
+          <w:sz w:val="20"/>
+          <w:szCs w:val="20"/>
+        </w:rPr>
+        <w:t xml:space="preserve"> / Advisor: Prof. </w:t>
+      </w:r>
+      <w:proofErr w:type="spellStart"/>
+      <w:r>
+        <w:rPr>
+          <w:rFonts w:ascii="Calibri" w:eastAsia="Calibri" w:hAnsi="Calibri" w:cs="Calibri"/>
+          <w:b/>
+          <w:sz w:val="20"/>
+          <w:szCs w:val="20"/>
+        </w:rPr>
+        <w:t>Xiaoli</w:t>
+      </w:r>
+      <w:proofErr w:type="spellEnd"/>
+      <w:r>
+        <w:rPr>
+          <w:rFonts w:ascii="Calibri" w:eastAsia="Calibri" w:hAnsi="Calibri" w:cs="Calibri"/>
+          <w:b/>
+          <w:sz w:val="20"/>
+          <w:szCs w:val="20"/>
+        </w:rPr>
+        <w:t xml:space="preserve"> Ma</w:t>
+      </w:r>
+    </w:p>
+    <w:p>
+      <w:pPr>
+        <w:pStyle w:val="ac"/>
+        <w:numPr>
+          <w:ilvl w:val="0"/>
+          <w:numId w:val="25"/>
+        </w:numPr>
+        <w:tabs>
+          <w:tab w:val="left" w:pos="360"/>
+          <w:tab w:val="left" w:pos="1440"/>
+          <w:tab w:val="left" w:pos="5760"/>
+          <w:tab w:val="left" w:pos="7920"/>
+          <w:tab w:val="right" w:pos="10800"/>
+        </w:tabs>
+        <w:jc w:val="both"/>
+        <w:rPr>
+          <w:rFonts w:asciiTheme="minorHAnsi" w:hAnsiTheme="minorHAnsi" w:cs="Arial"/>
+          <w:iCs/>
+          <w:sz w:val="20"/>
+          <w:szCs w:val="20"/>
+        </w:rPr>
+      </w:pPr>
+      <w:r>
+        <w:rPr>
+          <w:rFonts w:asciiTheme="minorHAnsi" w:hAnsiTheme="minorHAnsi" w:cs="Arial"/>
+          <w:iCs/>
+          <w:sz w:val="20"/>
+          <w:szCs w:val="20"/>
+        </w:rPr>
+        <w:t>Conducted research upon new generation transmission scheme named OCDM</w:t>
+      </w:r>
+    </w:p>
+    <w:p>
+      <w:pPr>
+        <w:tabs>
+          <w:tab w:val="left" w:pos="360"/>
+          <w:tab w:val="left" w:pos="1440"/>
+          <w:tab w:val="left" w:pos="5760"/>
+          <w:tab w:val="left" w:pos="7920"/>
+          <w:tab w:val="right" w:pos="11340"/>
+        </w:tabs>
+        <w:jc w:val="both"/>
+        <w:rPr>
+          <w:rFonts w:asciiTheme="minorHAnsi" w:hAnsiTheme="minorHAnsi" w:cs="Arial"/>
+          <w:b/>
+          <w:iCs/>
+          <w:sz w:val="20"/>
+          <w:szCs w:val="20"/>
+          <w:lang w:eastAsia="ko-KR"/>
+        </w:rPr>
+      </w:pPr>
+    </w:p>
+    <w:p>
+      <w:pPr>
+        <w:tabs>
+          <w:tab w:val="left" w:pos="360"/>
+          <w:tab w:val="left" w:pos="1440"/>
+          <w:tab w:val="left" w:pos="5760"/>
+          <w:tab w:val="left" w:pos="7920"/>
+          <w:tab w:val="right" w:pos="11340"/>
+        </w:tabs>
+        <w:jc w:val="both"/>
+        <w:rPr>
+          <w:rFonts w:asciiTheme="minorHAnsi" w:hAnsiTheme="minorHAnsi" w:cs="Arial"/>
+          <w:b/>
+          <w:iCs/>
+          <w:sz w:val="20"/>
+          <w:szCs w:val="20"/>
+        </w:rPr>
+      </w:pPr>
+      <w:bookmarkStart w:id="0" w:name="_GoBack"/>
+      <w:r>
+        <w:rPr>
+          <w:rFonts w:asciiTheme="minorHAnsi" w:hAnsiTheme="minorHAnsi" w:cs="Arial"/>
+          <w:b/>
+          <w:iCs/>
+          <w:sz w:val="20"/>
+          <w:szCs w:val="20"/>
+        </w:rPr>
+        <w:t xml:space="preserve">Kyung </w:t>
+      </w:r>
+      <w:proofErr w:type="spellStart"/>
+      <w:r>
+        <w:rPr>
+          <w:rFonts w:asciiTheme="minorHAnsi" w:hAnsiTheme="minorHAnsi" w:cs="Arial"/>
+          <w:b/>
+          <w:iCs/>
+          <w:sz w:val="20"/>
+          <w:szCs w:val="20"/>
+        </w:rPr>
+        <w:t>Hee</w:t>
+      </w:r>
+      <w:proofErr w:type="spellEnd"/>
+      <w:r>
+        <w:rPr>
+          <w:rFonts w:asciiTheme="minorHAnsi" w:hAnsiTheme="minorHAnsi" w:cs="Arial"/>
+          <w:b/>
+          <w:iCs/>
+          <w:sz w:val="20"/>
+          <w:szCs w:val="20"/>
+        </w:rPr>
+        <w:t xml:space="preserve"> Center for Digital Health</w:t>
+      </w:r>
+      <w:r>
+        <w:rPr>
+          <w:rFonts w:asciiTheme="minorHAnsi" w:hAnsiTheme="minorHAnsi" w:cs="Arial"/>
+          <w:b/>
+          <w:iCs/>
+          <w:sz w:val="20"/>
+          <w:szCs w:val="20"/>
+        </w:rPr>
+        <w:t xml:space="preserve"> | </w:t>
+      </w:r>
+      <w:r>
+        <w:rPr>
+          <w:rFonts w:asciiTheme="minorHAnsi" w:hAnsiTheme="minorHAnsi" w:cs="Arial"/>
+          <w:b/>
+          <w:iCs/>
+          <w:sz w:val="20"/>
+          <w:szCs w:val="20"/>
+        </w:rPr>
+        <w:t>Daejeon</w:t>
+      </w:r>
+      <w:r>
+        <w:rPr>
+          <w:rFonts w:asciiTheme="minorHAnsi" w:hAnsiTheme="minorHAnsi" w:cs="Arial"/>
+          <w:b/>
+          <w:iCs/>
+          <w:sz w:val="20"/>
+          <w:szCs w:val="20"/>
+        </w:rPr>
+        <w:t xml:space="preserve">, </w:t>
+      </w:r>
+      <w:r>
+        <w:rPr>
+          <w:rFonts w:asciiTheme="minorHAnsi" w:hAnsiTheme="minorHAnsi" w:cs="Arial"/>
+          <w:b/>
+          <w:iCs/>
+          <w:sz w:val="20"/>
+          <w:szCs w:val="20"/>
+        </w:rPr>
+        <w:t>South Korea</w:t>
+      </w:r>
+      <w:r>
+        <w:rPr>
+          <w:rFonts w:asciiTheme="minorHAnsi" w:hAnsiTheme="minorHAnsi" w:cs="Arial"/>
+          <w:i/>
+          <w:iCs/>
+          <w:sz w:val="20"/>
+          <w:szCs w:val="20"/>
+        </w:rPr>
+        <w:t xml:space="preserve"> </w:t>
+      </w:r>
+      <w:r>
+        <w:rPr>
+          <w:rFonts w:asciiTheme="minorHAnsi" w:hAnsiTheme="minorHAnsi" w:cs="Arial"/>
+          <w:i/>
+          <w:iCs/>
+          <w:sz w:val="20"/>
+          <w:szCs w:val="20"/>
+        </w:rPr>
+        <w:tab/>
+      </w:r>
+      <w:r>
+        <w:rPr>
+          <w:rFonts w:asciiTheme="minorHAnsi" w:hAnsiTheme="minorHAnsi" w:cs="Arial"/>
+          <w:i/>
+          <w:iCs/>
+          <w:sz w:val="20"/>
+          <w:szCs w:val="20"/>
+        </w:rPr>
+        <w:tab/>
+      </w:r>
+    </w:p>
+    <w:p>
+      <w:pPr>
+        <w:tabs>
+          <w:tab w:val="left" w:pos="360"/>
+          <w:tab w:val="left" w:pos="1440"/>
+          <w:tab w:val="left" w:pos="5760"/>
+          <w:tab w:val="left" w:pos="7920"/>
+          <w:tab w:val="right" w:pos="11340"/>
+        </w:tabs>
+        <w:jc w:val="both"/>
+        <w:rPr>
+          <w:rFonts w:asciiTheme="minorHAnsi" w:hAnsiTheme="minorHAnsi" w:cs="Arial"/>
+          <w:b/>
+          <w:iCs/>
+          <w:sz w:val="20"/>
+          <w:szCs w:val="20"/>
+        </w:rPr>
+      </w:pPr>
+      <w:r>
+        <w:rPr>
+          <w:rFonts w:asciiTheme="minorHAnsi" w:hAnsiTheme="minorHAnsi" w:cs="Arial"/>
+          <w:b/>
+          <w:iCs/>
+          <w:sz w:val="20"/>
+          <w:szCs w:val="20"/>
+        </w:rPr>
+        <w:t>Research</w:t>
+      </w:r>
+      <w:r>
+        <w:rPr>
+          <w:rFonts w:asciiTheme="minorHAnsi" w:hAnsiTheme="minorHAnsi" w:cs="Arial"/>
+          <w:b/>
+          <w:iCs/>
+          <w:sz w:val="20"/>
+          <w:szCs w:val="20"/>
+        </w:rPr>
+        <w:t>er (</w:t>
+      </w:r>
+      <w:r>
+        <w:rPr>
+          <w:rFonts w:ascii="Calibri" w:eastAsia="Calibri" w:hAnsi="Calibri" w:cs="Calibri"/>
+          <w:b/>
+          <w:sz w:val="20"/>
+          <w:szCs w:val="20"/>
+        </w:rPr>
+        <w:t>Advisor</w:t>
+      </w:r>
+      <w:r>
+        <w:rPr>
+          <w:rFonts w:ascii="Calibri" w:eastAsia="Calibri" w:hAnsi="Calibri" w:cs="Calibri"/>
+          <w:b/>
+          <w:sz w:val="20"/>
+          <w:szCs w:val="20"/>
+        </w:rPr>
+        <w:t xml:space="preserve">: </w:t>
+      </w:r>
+      <w:r>
+        <w:rPr>
+          <w:rFonts w:ascii="Calibri" w:eastAsia="Calibri" w:hAnsi="Calibri" w:cs="Calibri"/>
+          <w:b/>
+          <w:sz w:val="20"/>
+          <w:szCs w:val="20"/>
+        </w:rPr>
+        <w:t xml:space="preserve">Prof. </w:t>
+      </w:r>
+      <w:r>
+        <w:rPr>
+          <w:rFonts w:ascii="Calibri" w:eastAsia="Calibri" w:hAnsi="Calibri" w:cs="Calibri"/>
+          <w:b/>
+          <w:sz w:val="20"/>
+          <w:szCs w:val="20"/>
+        </w:rPr>
+        <w:t>Dong Keon Yon</w:t>
+      </w:r>
+      <w:r>
+        <w:rPr>
+          <w:rFonts w:ascii="Calibri" w:eastAsia="Calibri" w:hAnsi="Calibri" w:cs="Calibri"/>
+          <w:b/>
+          <w:sz w:val="20"/>
+          <w:szCs w:val="20"/>
+        </w:rPr>
+        <w:t>)</w:t>
+      </w:r>
+      <w:r>
+        <w:rPr>
+          <w:rFonts w:asciiTheme="minorHAnsi" w:hAnsiTheme="minorHAnsi" w:cs="Arial"/>
+          <w:b/>
+          <w:iCs/>
+          <w:sz w:val="20"/>
+          <w:szCs w:val="20"/>
+        </w:rPr>
+        <w:tab/>
       </w:r>
       <w:r>
         <w:rPr>
@@ -1141,6 +1500,494 @@
         <w:t xml:space="preserve"> [</w:t>
       </w:r>
       <w:hyperlink r:id="rId8" w:history="1">
+        <w:r>
+          <w:rPr>
+            <w:rStyle w:val="a3"/>
+            <w:rFonts w:asciiTheme="minorHAnsi" w:hAnsiTheme="minorHAnsi" w:cs="Arial"/>
+            <w:b/>
+            <w:iCs/>
+            <w:sz w:val="20"/>
+            <w:szCs w:val="20"/>
+          </w:rPr>
+          <w:t>lin</w:t>
+        </w:r>
+        <w:r>
+          <w:rPr>
+            <w:rStyle w:val="a3"/>
+            <w:rFonts w:asciiTheme="minorHAnsi" w:hAnsiTheme="minorHAnsi" w:cs="Arial"/>
+            <w:b/>
+            <w:iCs/>
+            <w:sz w:val="20"/>
+            <w:szCs w:val="20"/>
+          </w:rPr>
+          <w:t>k</w:t>
+        </w:r>
+      </w:hyperlink>
+      <w:r>
+        <w:rPr>
+          <w:rFonts w:asciiTheme="minorHAnsi" w:hAnsiTheme="minorHAnsi" w:cs="Arial"/>
+          <w:b/>
+          <w:iCs/>
+          <w:sz w:val="20"/>
+          <w:szCs w:val="20"/>
+        </w:rPr>
+        <w:t>]</w:t>
+      </w:r>
+      <w:r>
+        <w:rPr>
+          <w:rFonts w:asciiTheme="minorHAnsi" w:hAnsiTheme="minorHAnsi" w:cs="Arial"/>
+          <w:i/>
+          <w:iCs/>
+          <w:sz w:val="20"/>
+          <w:szCs w:val="20"/>
+        </w:rPr>
+        <w:tab/>
+      </w:r>
+      <w:r>
+        <w:rPr>
+          <w:rFonts w:asciiTheme="minorHAnsi" w:hAnsiTheme="minorHAnsi" w:cs="Arial"/>
+          <w:i/>
+          <w:iCs/>
+          <w:sz w:val="20"/>
+          <w:szCs w:val="20"/>
+        </w:rPr>
+        <w:tab/>
+      </w:r>
+      <w:r>
+        <w:rPr>
+          <w:rFonts w:asciiTheme="minorHAnsi" w:hAnsiTheme="minorHAnsi" w:cs="Arial"/>
+          <w:i/>
+          <w:iCs/>
+          <w:sz w:val="20"/>
+          <w:szCs w:val="20"/>
+        </w:rPr>
+        <w:tab/>
+      </w:r>
+      <w:r>
+        <w:rPr>
+          <w:rFonts w:asciiTheme="minorHAnsi" w:hAnsiTheme="minorHAnsi" w:cs="Arial"/>
+          <w:i/>
+          <w:iCs/>
+          <w:sz w:val="20"/>
+          <w:szCs w:val="20"/>
+        </w:rPr>
+        <w:t>Spring</w:t>
+      </w:r>
+      <w:r>
+        <w:rPr>
+          <w:rFonts w:asciiTheme="minorHAnsi" w:hAnsiTheme="minorHAnsi" w:cs="Arial"/>
+          <w:i/>
+          <w:iCs/>
+          <w:sz w:val="20"/>
+          <w:szCs w:val="20"/>
+        </w:rPr>
+        <w:t xml:space="preserve"> 20</w:t>
+      </w:r>
+      <w:r>
+        <w:rPr>
+          <w:rFonts w:asciiTheme="minorHAnsi" w:hAnsiTheme="minorHAnsi" w:cs="Arial"/>
+          <w:i/>
+          <w:iCs/>
+          <w:sz w:val="20"/>
+          <w:szCs w:val="20"/>
+        </w:rPr>
+        <w:t>25-Present</w:t>
+      </w:r>
+    </w:p>
+    <w:p>
+      <w:pPr>
+        <w:tabs>
+          <w:tab w:val="left" w:pos="360"/>
+          <w:tab w:val="left" w:pos="1440"/>
+          <w:tab w:val="left" w:pos="5760"/>
+          <w:tab w:val="left" w:pos="7920"/>
+          <w:tab w:val="right" w:pos="11340"/>
+        </w:tabs>
+        <w:jc w:val="both"/>
+        <w:rPr>
+          <w:rFonts w:asciiTheme="minorHAnsi" w:hAnsiTheme="minorHAnsi" w:cs="Arial"/>
+          <w:sz w:val="20"/>
+          <w:szCs w:val="20"/>
+          <w:lang w:eastAsia="ko-KR"/>
+        </w:rPr>
+      </w:pPr>
+      <w:r>
+        <w:rPr>
+          <w:rFonts w:ascii="Calibri" w:eastAsia="Calibri" w:hAnsi="Calibri" w:cs="Calibri"/>
+          <w:b/>
+          <w:sz w:val="20"/>
+          <w:szCs w:val="20"/>
+        </w:rPr>
+        <w:t xml:space="preserve">Topic: </w:t>
+      </w:r>
+      <w:proofErr w:type="gramStart"/>
+      <w:r>
+        <w:rPr>
+          <w:rFonts w:ascii="Calibri" w:eastAsia="Calibri" w:hAnsi="Calibri" w:cs="Calibri"/>
+          <w:b/>
+          <w:sz w:val="20"/>
+          <w:szCs w:val="20"/>
+        </w:rPr>
+        <w:t>Global  /</w:t>
+      </w:r>
+      <w:proofErr w:type="gramEnd"/>
+      <w:r>
+        <w:rPr>
+          <w:rFonts w:ascii="Calibri" w:eastAsia="Calibri" w:hAnsi="Calibri" w:cs="Calibri"/>
+          <w:b/>
+          <w:sz w:val="20"/>
+          <w:szCs w:val="20"/>
+        </w:rPr>
+        <w:t xml:space="preserve"> Advisor: Prof. </w:t>
+      </w:r>
+      <w:r>
+        <w:rPr>
+          <w:rFonts w:ascii="Calibri" w:eastAsia="Calibri" w:hAnsi="Calibri" w:cs="Calibri"/>
+          <w:b/>
+          <w:sz w:val="20"/>
+          <w:szCs w:val="20"/>
+        </w:rPr>
+        <w:t>Dong Keon Yon</w:t>
+      </w:r>
+    </w:p>
+    <w:bookmarkEnd w:id="0"/>
+    <w:p>
+      <w:pPr>
+        <w:pStyle w:val="ac"/>
+        <w:numPr>
+          <w:ilvl w:val="0"/>
+          <w:numId w:val="29"/>
+        </w:numPr>
+        <w:tabs>
+          <w:tab w:val="left" w:pos="360"/>
+          <w:tab w:val="left" w:pos="1440"/>
+          <w:tab w:val="left" w:pos="5760"/>
+          <w:tab w:val="left" w:pos="7920"/>
+          <w:tab w:val="right" w:pos="11340"/>
+        </w:tabs>
+        <w:jc w:val="both"/>
+        <w:rPr>
+          <w:rFonts w:asciiTheme="minorHAnsi" w:hAnsiTheme="minorHAnsi" w:cs="Arial"/>
+          <w:sz w:val="20"/>
+          <w:szCs w:val="20"/>
+          <w:lang w:eastAsia="ko-KR"/>
+        </w:rPr>
+      </w:pPr>
+      <w:r>
+        <w:rPr>
+          <w:rFonts w:asciiTheme="minorHAnsi" w:hAnsiTheme="minorHAnsi" w:cs="Arial"/>
+          <w:sz w:val="20"/>
+          <w:szCs w:val="20"/>
+          <w:lang w:eastAsia="ko-KR"/>
+        </w:rPr>
+        <w:t>Conducted research on algorithms for estimating mismatches in Time-Interleaved ADC (TI-ADC)</w:t>
+      </w:r>
+      <w:r>
+        <w:rPr>
+          <w:rFonts w:asciiTheme="minorHAnsi" w:hAnsiTheme="minorHAnsi" w:cs="Arial"/>
+          <w:sz w:val="20"/>
+          <w:szCs w:val="20"/>
+          <w:lang w:eastAsia="ko-KR"/>
+        </w:rPr>
+        <w:t xml:space="preserve"> under OFDM</w:t>
+      </w:r>
+      <w:r>
+        <w:rPr>
+          <w:rFonts w:asciiTheme="minorHAnsi" w:hAnsiTheme="minorHAnsi" w:cs="Arial"/>
+          <w:sz w:val="20"/>
+          <w:szCs w:val="20"/>
+          <w:lang w:eastAsia="ko-KR"/>
+        </w:rPr>
+        <w:t>.</w:t>
+      </w:r>
+    </w:p>
+    <w:p>
+      <w:pPr>
+        <w:pStyle w:val="ac"/>
+        <w:numPr>
+          <w:ilvl w:val="0"/>
+          <w:numId w:val="29"/>
+        </w:numPr>
+        <w:tabs>
+          <w:tab w:val="left" w:pos="360"/>
+          <w:tab w:val="left" w:pos="1440"/>
+          <w:tab w:val="left" w:pos="5760"/>
+          <w:tab w:val="left" w:pos="7920"/>
+          <w:tab w:val="right" w:pos="11340"/>
+        </w:tabs>
+        <w:jc w:val="both"/>
+        <w:rPr>
+          <w:rFonts w:asciiTheme="minorHAnsi" w:hAnsiTheme="minorHAnsi" w:cs="Arial"/>
+          <w:sz w:val="20"/>
+          <w:szCs w:val="20"/>
+          <w:lang w:eastAsia="ko-KR"/>
+        </w:rPr>
+      </w:pPr>
+      <w:r>
+        <w:rPr>
+          <w:rFonts w:asciiTheme="minorHAnsi" w:hAnsiTheme="minorHAnsi" w:cs="Arial"/>
+          <w:sz w:val="20"/>
+          <w:szCs w:val="20"/>
+          <w:lang w:eastAsia="ko-KR"/>
+        </w:rPr>
+        <w:t>Developed Maximum Likelihood estimator of whole mismatches for given channel with polynomial rooting method.</w:t>
+      </w:r>
+    </w:p>
+    <w:p>
+      <w:pPr>
+        <w:pStyle w:val="ac"/>
+        <w:numPr>
+          <w:ilvl w:val="0"/>
+          <w:numId w:val="29"/>
+        </w:numPr>
+        <w:tabs>
+          <w:tab w:val="left" w:pos="360"/>
+          <w:tab w:val="left" w:pos="1440"/>
+          <w:tab w:val="left" w:pos="5760"/>
+          <w:tab w:val="left" w:pos="7920"/>
+          <w:tab w:val="right" w:pos="11340"/>
+        </w:tabs>
+        <w:jc w:val="both"/>
+        <w:rPr>
+          <w:rFonts w:asciiTheme="minorHAnsi" w:hAnsiTheme="minorHAnsi" w:cs="Arial"/>
+          <w:sz w:val="20"/>
+          <w:szCs w:val="20"/>
+          <w:lang w:eastAsia="ko-KR"/>
+        </w:rPr>
+      </w:pPr>
+      <w:r>
+        <w:rPr>
+          <w:rFonts w:asciiTheme="minorHAnsi" w:hAnsiTheme="minorHAnsi" w:cs="Arial"/>
+          <w:sz w:val="20"/>
+          <w:szCs w:val="20"/>
+          <w:lang w:eastAsia="ko-KR"/>
+        </w:rPr>
+        <w:t xml:space="preserve">Currently in the process of drafting the final research </w:t>
+      </w:r>
+      <w:r>
+        <w:rPr>
+          <w:rFonts w:asciiTheme="minorHAnsi" w:hAnsiTheme="minorHAnsi" w:cs="Arial"/>
+          <w:sz w:val="20"/>
+          <w:szCs w:val="20"/>
+          <w:lang w:eastAsia="ko-KR"/>
+        </w:rPr>
+        <w:t>paper</w:t>
+      </w:r>
+      <w:r>
+        <w:rPr>
+          <w:rFonts w:asciiTheme="minorHAnsi" w:hAnsiTheme="minorHAnsi" w:cs="Arial"/>
+          <w:sz w:val="20"/>
+          <w:szCs w:val="20"/>
+          <w:lang w:eastAsia="ko-KR"/>
+        </w:rPr>
+        <w:t>.</w:t>
+      </w:r>
+    </w:p>
+    <w:p>
+      <w:pPr>
+        <w:tabs>
+          <w:tab w:val="left" w:pos="360"/>
+          <w:tab w:val="left" w:pos="1440"/>
+          <w:tab w:val="left" w:pos="5760"/>
+          <w:tab w:val="left" w:pos="7920"/>
+          <w:tab w:val="right" w:pos="11340"/>
+        </w:tabs>
+        <w:jc w:val="both"/>
+        <w:rPr>
+          <w:rFonts w:asciiTheme="minorHAnsi" w:hAnsiTheme="minorHAnsi" w:cs="Arial"/>
+          <w:b/>
+          <w:iCs/>
+          <w:sz w:val="20"/>
+          <w:szCs w:val="20"/>
+          <w:lang w:eastAsia="ko-KR"/>
+        </w:rPr>
+      </w:pPr>
+    </w:p>
+    <w:p>
+      <w:pPr>
+        <w:tabs>
+          <w:tab w:val="left" w:pos="360"/>
+          <w:tab w:val="left" w:pos="1440"/>
+          <w:tab w:val="left" w:pos="5760"/>
+          <w:tab w:val="left" w:pos="7920"/>
+          <w:tab w:val="right" w:pos="11340"/>
+        </w:tabs>
+        <w:jc w:val="both"/>
+        <w:rPr>
+          <w:rFonts w:asciiTheme="minorHAnsi" w:hAnsiTheme="minorHAnsi" w:cs="Arial"/>
+          <w:b/>
+          <w:iCs/>
+          <w:sz w:val="20"/>
+          <w:szCs w:val="20"/>
+        </w:rPr>
+      </w:pPr>
+      <w:r>
+        <w:rPr>
+          <w:rFonts w:asciiTheme="minorHAnsi" w:hAnsiTheme="minorHAnsi" w:cs="Arial"/>
+          <w:b/>
+          <w:iCs/>
+          <w:sz w:val="20"/>
+          <w:szCs w:val="20"/>
+        </w:rPr>
+        <w:t>Korea Advanced Institute of Science and Technology</w:t>
+      </w:r>
+      <w:r>
+        <w:rPr>
+          <w:rFonts w:asciiTheme="minorHAnsi" w:hAnsiTheme="minorHAnsi" w:cs="Arial"/>
+          <w:b/>
+          <w:iCs/>
+          <w:sz w:val="20"/>
+          <w:szCs w:val="20"/>
+        </w:rPr>
+        <w:t xml:space="preserve"> | </w:t>
+      </w:r>
+      <w:r>
+        <w:rPr>
+          <w:rFonts w:asciiTheme="minorHAnsi" w:hAnsiTheme="minorHAnsi" w:cs="Arial"/>
+          <w:b/>
+          <w:iCs/>
+          <w:sz w:val="20"/>
+          <w:szCs w:val="20"/>
+        </w:rPr>
+        <w:t>Daejeon</w:t>
+      </w:r>
+      <w:r>
+        <w:rPr>
+          <w:rFonts w:asciiTheme="minorHAnsi" w:hAnsiTheme="minorHAnsi" w:cs="Arial"/>
+          <w:b/>
+          <w:iCs/>
+          <w:sz w:val="20"/>
+          <w:szCs w:val="20"/>
+        </w:rPr>
+        <w:t xml:space="preserve">, </w:t>
+      </w:r>
+      <w:r>
+        <w:rPr>
+          <w:rFonts w:asciiTheme="minorHAnsi" w:hAnsiTheme="minorHAnsi" w:cs="Arial"/>
+          <w:b/>
+          <w:iCs/>
+          <w:sz w:val="20"/>
+          <w:szCs w:val="20"/>
+        </w:rPr>
+        <w:t>South Korea</w:t>
+      </w:r>
+      <w:r>
+        <w:rPr>
+          <w:rFonts w:asciiTheme="minorHAnsi" w:hAnsiTheme="minorHAnsi" w:cs="Arial"/>
+          <w:i/>
+          <w:iCs/>
+          <w:sz w:val="20"/>
+          <w:szCs w:val="20"/>
+        </w:rPr>
+        <w:t xml:space="preserve"> </w:t>
+      </w:r>
+      <w:r>
+        <w:rPr>
+          <w:rFonts w:asciiTheme="minorHAnsi" w:hAnsiTheme="minorHAnsi" w:cs="Arial"/>
+          <w:i/>
+          <w:iCs/>
+          <w:sz w:val="20"/>
+          <w:szCs w:val="20"/>
+        </w:rPr>
+        <w:tab/>
+      </w:r>
+      <w:r>
+        <w:rPr>
+          <w:rFonts w:asciiTheme="minorHAnsi" w:hAnsiTheme="minorHAnsi" w:cs="Arial"/>
+          <w:i/>
+          <w:iCs/>
+          <w:sz w:val="20"/>
+          <w:szCs w:val="20"/>
+        </w:rPr>
+        <w:tab/>
+      </w:r>
+    </w:p>
+    <w:p>
+      <w:pPr>
+        <w:tabs>
+          <w:tab w:val="left" w:pos="360"/>
+          <w:tab w:val="left" w:pos="1440"/>
+          <w:tab w:val="left" w:pos="5760"/>
+          <w:tab w:val="left" w:pos="7920"/>
+          <w:tab w:val="right" w:pos="11340"/>
+        </w:tabs>
+        <w:jc w:val="both"/>
+        <w:rPr>
+          <w:rFonts w:asciiTheme="minorHAnsi" w:hAnsiTheme="minorHAnsi" w:cs="Arial"/>
+          <w:b/>
+          <w:iCs/>
+          <w:sz w:val="20"/>
+          <w:szCs w:val="20"/>
+        </w:rPr>
+      </w:pPr>
+      <w:r>
+        <w:rPr>
+          <w:rFonts w:asciiTheme="minorHAnsi" w:hAnsiTheme="minorHAnsi" w:cs="Arial"/>
+          <w:b/>
+          <w:iCs/>
+          <w:sz w:val="20"/>
+          <w:szCs w:val="20"/>
+        </w:rPr>
+        <w:t xml:space="preserve">SIC-X LAB Graduation Research </w:t>
+      </w:r>
+      <w:r>
+        <w:rPr>
+          <w:rFonts w:ascii="Calibri" w:eastAsia="Calibri" w:hAnsi="Calibri" w:cs="Calibri"/>
+          <w:b/>
+          <w:sz w:val="20"/>
+          <w:szCs w:val="20"/>
+        </w:rPr>
+        <w:t>(</w:t>
+      </w:r>
+      <w:r>
+        <w:rPr>
+          <w:rFonts w:ascii="Calibri" w:eastAsia="Calibri" w:hAnsi="Calibri" w:cs="Calibri"/>
+          <w:b/>
+          <w:sz w:val="20"/>
+          <w:szCs w:val="20"/>
+        </w:rPr>
+        <w:t xml:space="preserve">Advisor: Prof. </w:t>
+      </w:r>
+      <w:proofErr w:type="spellStart"/>
+      <w:r>
+        <w:rPr>
+          <w:rFonts w:ascii="Calibri" w:eastAsia="Calibri" w:hAnsi="Calibri" w:cs="Calibri"/>
+          <w:b/>
+          <w:sz w:val="20"/>
+          <w:szCs w:val="20"/>
+        </w:rPr>
+        <w:t>Jinseok</w:t>
+      </w:r>
+      <w:proofErr w:type="spellEnd"/>
+      <w:r>
+        <w:rPr>
+          <w:rFonts w:ascii="Calibri" w:eastAsia="Calibri" w:hAnsi="Calibri" w:cs="Calibri"/>
+          <w:b/>
+          <w:sz w:val="20"/>
+          <w:szCs w:val="20"/>
+        </w:rPr>
+        <w:t xml:space="preserve"> Choi</w:t>
+      </w:r>
+      <w:r>
+        <w:rPr>
+          <w:rFonts w:ascii="Calibri" w:eastAsia="Calibri" w:hAnsi="Calibri" w:cs="Calibri"/>
+          <w:b/>
+          <w:sz w:val="20"/>
+          <w:szCs w:val="20"/>
+        </w:rPr>
+        <w:t>)</w:t>
+      </w:r>
+      <w:r>
+        <w:rPr>
+          <w:rFonts w:asciiTheme="minorHAnsi" w:hAnsiTheme="minorHAnsi" w:cs="Arial"/>
+          <w:b/>
+          <w:iCs/>
+          <w:sz w:val="20"/>
+          <w:szCs w:val="20"/>
+        </w:rPr>
+        <w:t xml:space="preserve"> [</w:t>
+      </w:r>
+      <w:hyperlink r:id="rId9" w:history="1">
         <w:r>
           <w:rPr>
             <w:rStyle w:val="a3"/>
@@ -1191,7 +2038,7 @@
           <w:sz w:val="20"/>
           <w:szCs w:val="20"/>
         </w:rPr>
-        <w:t>Spring</w:t>
+        <w:t>Fall</w:t>
       </w:r>
       <w:r>
         <w:rPr>
@@ -1221,7 +2068,7 @@
           <w:sz w:val="20"/>
           <w:szCs w:val="20"/>
         </w:rPr>
-        <w:t xml:space="preserve"> - present</w:t>
+        <w:t>-Present</w:t>
       </w:r>
     </w:p>
     <w:p>
@@ -1229,103 +2076,8 @@
         <w:pStyle w:val="ac"/>
         <w:numPr>
           <w:ilvl w:val="0"/>
-          <w:numId w:val="25"/>
+          <w:numId w:val="29"/>
         </w:numPr>
-        <w:tabs>
-          <w:tab w:val="left" w:pos="360"/>
-          <w:tab w:val="left" w:pos="1440"/>
-          <w:tab w:val="left" w:pos="5760"/>
-          <w:tab w:val="left" w:pos="7920"/>
-          <w:tab w:val="right" w:pos="10800"/>
-        </w:tabs>
-        <w:jc w:val="both"/>
-        <w:rPr>
-          <w:rFonts w:asciiTheme="minorHAnsi" w:hAnsiTheme="minorHAnsi" w:cs="Arial"/>
-          <w:iCs/>
-          <w:sz w:val="20"/>
-          <w:szCs w:val="20"/>
-        </w:rPr>
-      </w:pPr>
-      <w:r>
-        <w:rPr>
-          <w:rFonts w:asciiTheme="minorHAnsi" w:hAnsiTheme="minorHAnsi" w:cs="Arial"/>
-          <w:iCs/>
-          <w:sz w:val="20"/>
-          <w:szCs w:val="20"/>
-        </w:rPr>
-        <w:t>Developed an in silico testbench for experiments controlling neural populations through optical simulation, extending an existing brain-record fitting method to incorporate neural responses to optical stimuli.</w:t>
-      </w:r>
-      <w:r>
-        <w:rPr>
-          <w:rFonts w:asciiTheme="minorHAnsi" w:hAnsiTheme="minorHAnsi" w:cs="Arial"/>
-          <w:iCs/>
-          <w:sz w:val="20"/>
-          <w:szCs w:val="20"/>
-        </w:rPr>
-        <w:t xml:space="preserve"> </w:t>
-      </w:r>
-    </w:p>
-    <w:p>
-      <w:pPr>
-        <w:pStyle w:val="ac"/>
-        <w:numPr>
-          <w:ilvl w:val="0"/>
-          <w:numId w:val="25"/>
-        </w:numPr>
-        <w:tabs>
-          <w:tab w:val="left" w:pos="360"/>
-          <w:tab w:val="left" w:pos="1440"/>
-          <w:tab w:val="left" w:pos="5760"/>
-          <w:tab w:val="left" w:pos="7920"/>
-          <w:tab w:val="right" w:pos="10800"/>
-        </w:tabs>
-        <w:jc w:val="both"/>
-        <w:rPr>
-          <w:rFonts w:asciiTheme="minorHAnsi" w:hAnsiTheme="minorHAnsi" w:cs="Arial"/>
-          <w:iCs/>
-          <w:sz w:val="20"/>
-          <w:szCs w:val="20"/>
-        </w:rPr>
-      </w:pPr>
-      <w:r>
-        <w:rPr>
-          <w:rFonts w:asciiTheme="minorHAnsi" w:hAnsiTheme="minorHAnsi" w:cs="Arial"/>
-          <w:iCs/>
-          <w:sz w:val="20"/>
-          <w:szCs w:val="20"/>
-        </w:rPr>
-        <w:t>Co-led a team of 7 researchers alongside a fellow leader, overseeing project strategy and delegating tasks effectively</w:t>
-      </w:r>
-      <w:r>
-        <w:rPr>
-          <w:rFonts w:asciiTheme="minorHAnsi" w:hAnsiTheme="minorHAnsi" w:cs="Arial"/>
-          <w:iCs/>
-          <w:sz w:val="20"/>
-          <w:szCs w:val="20"/>
-        </w:rPr>
-        <w:t xml:space="preserve"> while contributing to advanced opsin dynamics modeling and learning.</w:t>
-      </w:r>
-    </w:p>
-    <w:p>
-      <w:pPr>
-        <w:tabs>
-          <w:tab w:val="left" w:pos="360"/>
-          <w:tab w:val="left" w:pos="1440"/>
-          <w:tab w:val="left" w:pos="5760"/>
-          <w:tab w:val="left" w:pos="7920"/>
-          <w:tab w:val="right" w:pos="10800"/>
-        </w:tabs>
-        <w:jc w:val="both"/>
-        <w:rPr>
-          <w:rFonts w:asciiTheme="minorHAnsi" w:hAnsiTheme="minorHAnsi" w:cs="Arial"/>
-          <w:iCs/>
-          <w:sz w:val="20"/>
-          <w:szCs w:val="20"/>
-        </w:rPr>
-      </w:pPr>
-    </w:p>
-    <w:p>
-      <w:pPr>
         <w:tabs>
           <w:tab w:val="left" w:pos="360"/>
           <w:tab w:val="left" w:pos="1440"/>
@@ -1336,71 +2088,46 @@
         <w:jc w:val="both"/>
         <w:rPr>
           <w:rFonts w:asciiTheme="minorHAnsi" w:hAnsiTheme="minorHAnsi" w:cs="Arial"/>
-          <w:b/>
-          <w:iCs/>
           <w:sz w:val="20"/>
           <w:szCs w:val="20"/>
           <w:lang w:eastAsia="ko-KR"/>
         </w:rPr>
       </w:pPr>
-      <w:proofErr w:type="spellStart"/>
-      <w:r>
-        <w:rPr>
-          <w:rFonts w:asciiTheme="minorHAnsi" w:hAnsiTheme="minorHAnsi" w:cs="Arial" w:hint="eastAsia"/>
-          <w:b/>
-          <w:iCs/>
+      <w:r>
+        <w:rPr>
+          <w:rFonts w:asciiTheme="minorHAnsi" w:hAnsiTheme="minorHAnsi" w:cs="Arial"/>
           <w:sz w:val="20"/>
           <w:szCs w:val="20"/>
           <w:lang w:eastAsia="ko-KR"/>
         </w:rPr>
-        <w:t>G</w:t>
-      </w:r>
-      <w:r>
-        <w:rPr>
-          <w:rFonts w:asciiTheme="minorHAnsi" w:hAnsiTheme="minorHAnsi" w:cs="Arial"/>
-          <w:b/>
-          <w:iCs/>
+        <w:t>Conducted research on algorithms for estimating mismatches in Time-Interleaved ADC (TI-ADC)</w:t>
+      </w:r>
+      <w:r>
+        <w:rPr>
+          <w:rFonts w:asciiTheme="minorHAnsi" w:hAnsiTheme="minorHAnsi" w:cs="Arial"/>
           <w:sz w:val="20"/>
           <w:szCs w:val="20"/>
           <w:lang w:eastAsia="ko-KR"/>
         </w:rPr>
-        <w:t>eorgia I</w:t>
-      </w:r>
-      <w:proofErr w:type="spellEnd"/>
-      <w:r>
-        <w:rPr>
-          <w:rFonts w:asciiTheme="minorHAnsi" w:hAnsiTheme="minorHAnsi" w:cs="Arial"/>
-          <w:b/>
-          <w:iCs/>
+        <w:t xml:space="preserve"> under OFDM</w:t>
+      </w:r>
+      <w:r>
+        <w:rPr>
+          <w:rFonts w:asciiTheme="minorHAnsi" w:hAnsiTheme="minorHAnsi" w:cs="Arial"/>
           <w:sz w:val="20"/>
           <w:szCs w:val="20"/>
           <w:lang w:eastAsia="ko-KR"/>
         </w:rPr>
-        <w:t xml:space="preserve">nstitute of Technology </w:t>
-      </w:r>
-      <w:r>
-        <w:rPr>
-          <w:rFonts w:asciiTheme="minorHAnsi" w:hAnsiTheme="minorHAnsi" w:cs="Arial"/>
-          <w:b/>
-          <w:iCs/>
-          <w:sz w:val="20"/>
-          <w:szCs w:val="20"/>
-        </w:rPr>
-        <w:t xml:space="preserve">| </w:t>
-      </w:r>
-      <w:r>
-        <w:rPr>
-          <w:rFonts w:asciiTheme="minorHAnsi" w:hAnsiTheme="minorHAnsi" w:cs="Arial"/>
-          <w:b/>
-          <w:iCs/>
-          <w:sz w:val="20"/>
-          <w:szCs w:val="20"/>
-        </w:rPr>
-        <w:t>Atlanta, GA</w:t>
+        <w:t>.</w:t>
       </w:r>
     </w:p>
     <w:p>
       <w:pPr>
+        <w:pStyle w:val="ac"/>
+        <w:numPr>
+          <w:ilvl w:val="0"/>
+          <w:numId w:val="29"/>
+        </w:numPr>
         <w:tabs>
           <w:tab w:val="left" w:pos="360"/>
           <w:tab w:val="left" w:pos="1440"/>
@@ -1411,91 +2138,19 @@
         <w:jc w:val="both"/>
         <w:rPr>
           <w:rFonts w:asciiTheme="minorHAnsi" w:hAnsiTheme="minorHAnsi" w:cs="Arial"/>
-          <w:b/>
-          <w:iCs/>
-          <w:sz w:val="20"/>
-          <w:szCs w:val="20"/>
-        </w:rPr>
-      </w:pPr>
-      <w:r>
-        <w:rPr>
-          <w:rFonts w:asciiTheme="minorHAnsi" w:hAnsiTheme="minorHAnsi" w:cs="Arial"/>
-          <w:b/>
-          <w:iCs/>
-          <w:sz w:val="20"/>
-          <w:szCs w:val="20"/>
-        </w:rPr>
-        <w:t>Hive Peer Instructor</w:t>
-      </w:r>
-      <w:r>
-        <w:rPr>
-          <w:rFonts w:asciiTheme="minorHAnsi" w:hAnsiTheme="minorHAnsi" w:cs="Arial"/>
-          <w:b/>
-          <w:iCs/>
-          <w:sz w:val="20"/>
-          <w:szCs w:val="20"/>
-        </w:rPr>
-        <w:tab/>
-      </w:r>
-      <w:r>
-        <w:rPr>
-          <w:rFonts w:asciiTheme="minorHAnsi" w:hAnsiTheme="minorHAnsi" w:cs="Arial"/>
-          <w:i/>
-          <w:iCs/>
-          <w:sz w:val="20"/>
-          <w:szCs w:val="20"/>
-        </w:rPr>
-        <w:tab/>
-      </w:r>
-      <w:r>
-        <w:rPr>
-          <w:rFonts w:asciiTheme="minorHAnsi" w:hAnsiTheme="minorHAnsi" w:cs="Arial"/>
-          <w:i/>
-          <w:iCs/>
-          <w:sz w:val="20"/>
-          <w:szCs w:val="20"/>
-        </w:rPr>
-        <w:tab/>
-      </w:r>
-      <w:r>
-        <w:rPr>
-          <w:rFonts w:asciiTheme="minorHAnsi" w:hAnsiTheme="minorHAnsi" w:cs="Arial"/>
-          <w:i/>
-          <w:iCs/>
-          <w:sz w:val="20"/>
-          <w:szCs w:val="20"/>
-        </w:rPr>
-        <w:t>Spring</w:t>
-      </w:r>
-      <w:r>
-        <w:rPr>
-          <w:rFonts w:asciiTheme="minorHAnsi" w:hAnsiTheme="minorHAnsi" w:cs="Arial"/>
-          <w:i/>
-          <w:iCs/>
-          <w:sz w:val="20"/>
-          <w:szCs w:val="20"/>
-        </w:rPr>
-        <w:t xml:space="preserve"> 20</w:t>
-      </w:r>
-      <w:r>
-        <w:rPr>
-          <w:rFonts w:asciiTheme="minorHAnsi" w:hAnsiTheme="minorHAnsi" w:cs="Arial"/>
-          <w:i/>
-          <w:iCs/>
-          <w:sz w:val="20"/>
-          <w:szCs w:val="20"/>
-        </w:rPr>
-        <w:t>24</w:t>
-      </w:r>
-      <w:r>
-        <w:rPr>
-          <w:rFonts w:asciiTheme="minorHAnsi" w:hAnsiTheme="minorHAnsi" w:cs="Arial"/>
-          <w:i/>
-          <w:iCs/>
-          <w:sz w:val="20"/>
-          <w:szCs w:val="20"/>
-        </w:rPr>
-        <w:t xml:space="preserve"> - present</w:t>
+          <w:sz w:val="20"/>
+          <w:szCs w:val="20"/>
+          <w:lang w:eastAsia="ko-KR"/>
+        </w:rPr>
+      </w:pPr>
+      <w:r>
+        <w:rPr>
+          <w:rFonts w:asciiTheme="minorHAnsi" w:hAnsiTheme="minorHAnsi" w:cs="Arial"/>
+          <w:sz w:val="20"/>
+          <w:szCs w:val="20"/>
+          <w:lang w:eastAsia="ko-KR"/>
+        </w:rPr>
+        <w:t>Developed Maximum Likelihood estimator of whole mismatches for given channel with polynomial rooting method.</w:t>
       </w:r>
     </w:p>
     <w:p>
@@ -1503,136 +2158,8 @@
         <w:pStyle w:val="ac"/>
         <w:numPr>
           <w:ilvl w:val="0"/>
-          <w:numId w:val="25"/>
+          <w:numId w:val="29"/>
         </w:numPr>
-        <w:tabs>
-          <w:tab w:val="left" w:pos="360"/>
-          <w:tab w:val="left" w:pos="1440"/>
-          <w:tab w:val="left" w:pos="5760"/>
-          <w:tab w:val="left" w:pos="7920"/>
-          <w:tab w:val="right" w:pos="10800"/>
-        </w:tabs>
-        <w:jc w:val="both"/>
-        <w:rPr>
-          <w:rFonts w:asciiTheme="minorHAnsi" w:hAnsiTheme="minorHAnsi" w:cs="Arial"/>
-          <w:iCs/>
-          <w:sz w:val="20"/>
-          <w:szCs w:val="20"/>
-        </w:rPr>
-      </w:pPr>
-      <w:r>
-        <w:rPr>
-          <w:rFonts w:asciiTheme="minorHAnsi" w:hAnsiTheme="minorHAnsi" w:cs="Arial"/>
-          <w:iCs/>
-          <w:sz w:val="20"/>
-          <w:szCs w:val="20"/>
-        </w:rPr>
-        <w:t xml:space="preserve">Volunteered 3 hours per week at the ECE Makerspace (Hive), assisting end-users with laser cutter and 3D printer operations, as well as managing front desk </w:t>
-      </w:r>
-      <w:proofErr w:type="spellStart"/>
-      <w:r>
-        <w:rPr>
-          <w:rFonts w:asciiTheme="minorHAnsi" w:hAnsiTheme="minorHAnsi" w:cs="Arial"/>
-          <w:iCs/>
-          <w:sz w:val="20"/>
-          <w:szCs w:val="20"/>
-        </w:rPr>
-        <w:t>reception.</w:t>
-      </w:r>
-    </w:p>
-    <w:p>
-      <w:pPr>
-        <w:pStyle w:val="ac"/>
-        <w:numPr>
-          <w:ilvl w:val="0"/>
-          <w:numId w:val="25"/>
-        </w:numPr>
-        <w:tabs>
-          <w:tab w:val="left" w:pos="360"/>
-          <w:tab w:val="left" w:pos="1440"/>
-          <w:tab w:val="left" w:pos="5760"/>
-          <w:tab w:val="left" w:pos="7920"/>
-          <w:tab w:val="right" w:pos="10800"/>
-        </w:tabs>
-        <w:jc w:val="both"/>
-        <w:rPr>
-          <w:rFonts w:asciiTheme="minorHAnsi" w:hAnsiTheme="minorHAnsi" w:cs="Arial"/>
-          <w:iCs/>
-          <w:sz w:val="20"/>
-          <w:szCs w:val="20"/>
-        </w:rPr>
-      </w:pPr>
-      <w:r>
-        <w:rPr>
-          <w:rFonts w:asciiTheme="minorHAnsi" w:hAnsiTheme="minorHAnsi" w:cs="Arial"/>
-          <w:iCs/>
-          <w:sz w:val="20"/>
-          <w:szCs w:val="20"/>
-        </w:rPr>
-        <w:t>Conducte</w:t>
-      </w:r>
-      <w:proofErr w:type="spellEnd"/>
-      <w:r>
-        <w:rPr>
-          <w:rFonts w:asciiTheme="minorHAnsi" w:hAnsiTheme="minorHAnsi" w:cs="Arial"/>
-          <w:iCs/>
-          <w:sz w:val="20"/>
-          <w:szCs w:val="20"/>
-        </w:rPr>
-        <w:t>d</w:t>
-      </w:r>
-      <w:r>
-        <w:rPr>
-          <w:rFonts w:asciiTheme="minorHAnsi" w:hAnsiTheme="minorHAnsi" w:cs="Arial"/>
-          <w:iCs/>
-          <w:sz w:val="20"/>
-          <w:szCs w:val="20"/>
-        </w:rPr>
-        <w:t xml:space="preserve"> a laser cutter workshop where participants created physical hometown maps using wood, steel, and acrylic panels</w:t>
-      </w:r>
-      <w:r>
-        <w:rPr>
-          <w:rFonts w:asciiTheme="minorHAnsi" w:hAnsiTheme="minorHAnsi" w:cs="Arial"/>
-          <w:iCs/>
-          <w:sz w:val="20"/>
-          <w:szCs w:val="20"/>
-        </w:rPr>
-        <w:t>. [</w:t>
-      </w:r>
-      <w:hyperlink r:id="rId9" w:history="1">
-        <w:r>
-          <w:rPr>
-            <w:rStyle w:val="a3"/>
-            <w:rFonts w:asciiTheme="minorHAnsi" w:hAnsiTheme="minorHAnsi" w:cs="Arial"/>
-            <w:iCs/>
-            <w:sz w:val="20"/>
-            <w:szCs w:val="20"/>
-          </w:rPr>
-          <w:t>lin</w:t>
-        </w:r>
-        <w:r>
-          <w:rPr>
-            <w:rStyle w:val="a3"/>
-            <w:rFonts w:asciiTheme="minorHAnsi" w:hAnsiTheme="minorHAnsi" w:cs="Arial"/>
-            <w:iCs/>
-            <w:sz w:val="20"/>
-            <w:szCs w:val="20"/>
-          </w:rPr>
-          <w:t>k</w:t>
-        </w:r>
-      </w:hyperlink>
-      <w:r>
-        <w:rPr>
-          <w:rFonts w:asciiTheme="minorHAnsi" w:hAnsiTheme="minorHAnsi" w:cs="Arial"/>
-          <w:iCs/>
-          <w:sz w:val="20"/>
-          <w:szCs w:val="20"/>
-        </w:rPr>
-        <w:t>]</w:t>
-      </w:r>
-    </w:p>
-    <w:p>
-      <w:pPr>
         <w:tabs>
           <w:tab w:val="left" w:pos="360"/>
           <w:tab w:val="left" w:pos="1440"/>
@@ -1643,12 +2170,38 @@
         <w:jc w:val="both"/>
         <w:rPr>
           <w:rFonts w:asciiTheme="minorHAnsi" w:hAnsiTheme="minorHAnsi" w:cs="Arial"/>
-          <w:b/>
-          <w:iCs/>
-          <w:sz w:val="20"/>
-          <w:szCs w:val="20"/>
-        </w:rPr>
-      </w:pPr>
+          <w:sz w:val="20"/>
+          <w:szCs w:val="20"/>
+          <w:lang w:eastAsia="ko-KR"/>
+        </w:rPr>
+      </w:pPr>
+      <w:r>
+        <w:rPr>
+          <w:rFonts w:asciiTheme="minorHAnsi" w:hAnsiTheme="minorHAnsi" w:cs="Arial"/>
+          <w:sz w:val="20"/>
+          <w:szCs w:val="20"/>
+          <w:lang w:eastAsia="ko-KR"/>
+        </w:rPr>
+        <w:t xml:space="preserve">Currently in the process of drafting the final research </w:t>
+      </w:r>
+      <w:r>
+        <w:rPr>
+          <w:rFonts w:asciiTheme="minorHAnsi" w:hAnsiTheme="minorHAnsi" w:cs="Arial"/>
+          <w:sz w:val="20"/>
+          <w:szCs w:val="20"/>
+          <w:lang w:eastAsia="ko-KR"/>
+        </w:rPr>
+        <w:t>paper</w:t>
+      </w:r>
+      <w:r>
+        <w:rPr>
+          <w:rFonts w:asciiTheme="minorHAnsi" w:hAnsiTheme="minorHAnsi" w:cs="Arial"/>
+          <w:sz w:val="20"/>
+          <w:szCs w:val="20"/>
+          <w:lang w:eastAsia="ko-KR"/>
+        </w:rPr>
+        <w:t>.</w:t>
+      </w:r>
     </w:p>
     <w:p>
       <w:pPr>
@@ -1666,88 +2219,9 @@
           <w:iCs/>
           <w:sz w:val="20"/>
           <w:szCs w:val="20"/>
-        </w:rPr>
-      </w:pPr>
-      <w:r>
-        <w:rPr>
-          <w:rFonts w:asciiTheme="minorHAnsi" w:hAnsiTheme="minorHAnsi" w:cs="Arial"/>
-          <w:b/>
-          <w:iCs/>
-          <w:sz w:val="20"/>
-          <w:szCs w:val="20"/>
-        </w:rPr>
-        <w:t>Korea Advanced Institute of Science and Technology</w:t>
-      </w:r>
-      <w:r>
-        <w:rPr>
-          <w:rFonts w:asciiTheme="minorHAnsi" w:hAnsiTheme="minorHAnsi" w:cs="Arial"/>
-          <w:b/>
-          <w:iCs/>
-          <w:sz w:val="20"/>
-          <w:szCs w:val="20"/>
-        </w:rPr>
-        <w:t xml:space="preserve"> | </w:t>
-      </w:r>
-      <w:r>
-        <w:rPr>
-          <w:rFonts w:asciiTheme="minorHAnsi" w:hAnsiTheme="minorHAnsi" w:cs="Arial"/>
-          <w:b/>
-          <w:iCs/>
-          <w:sz w:val="20"/>
-          <w:szCs w:val="20"/>
-        </w:rPr>
-        <w:t>Daejeon</w:t>
-      </w:r>
-      <w:r>
-        <w:rPr>
-          <w:rFonts w:asciiTheme="minorHAnsi" w:hAnsiTheme="minorHAnsi" w:cs="Arial"/>
-          <w:b/>
-          <w:iCs/>
-          <w:sz w:val="20"/>
-          <w:szCs w:val="20"/>
-        </w:rPr>
-        <w:t xml:space="preserve">, </w:t>
-      </w:r>
-      <w:r>
-        <w:rPr>
-          <w:rFonts w:asciiTheme="minorHAnsi" w:hAnsiTheme="minorHAnsi" w:cs="Arial"/>
-          <w:b/>
-          <w:iCs/>
-          <w:sz w:val="20"/>
-          <w:szCs w:val="20"/>
-        </w:rPr>
-        <w:t>South Korea</w:t>
-      </w:r>
-      <w:r>
-        <w:rPr>
-          <w:rFonts w:asciiTheme="minorHAnsi" w:hAnsiTheme="minorHAnsi" w:cs="Arial"/>
-          <w:i/>
-          <w:iCs/>
-          <w:sz w:val="20"/>
-          <w:szCs w:val="20"/>
-        </w:rPr>
-        <w:t xml:space="preserve"> </w:t>
-      </w:r>
-      <w:r>
-        <w:rPr>
-          <w:rFonts w:asciiTheme="minorHAnsi" w:hAnsiTheme="minorHAnsi" w:cs="Arial"/>
-          <w:i/>
-          <w:iCs/>
-          <w:sz w:val="20"/>
-          <w:szCs w:val="20"/>
-        </w:rPr>
-        <w:tab/>
-      </w:r>
-      <w:r>
-        <w:rPr>
-          <w:rFonts w:asciiTheme="minorHAnsi" w:hAnsiTheme="minorHAnsi" w:cs="Arial"/>
-          <w:i/>
-          <w:iCs/>
-          <w:sz w:val="20"/>
-          <w:szCs w:val="20"/>
-        </w:rPr>
-        <w:tab/>
-      </w:r>
+          <w:lang w:eastAsia="ko-KR"/>
+        </w:rPr>
+      </w:pPr>
     </w:p>
     <w:p>
       <w:pPr>
@@ -1765,17 +2239,99 @@
           <w:iCs/>
           <w:sz w:val="20"/>
           <w:szCs w:val="20"/>
-        </w:rPr>
-      </w:pPr>
-      <w:r>
-        <w:rPr>
-          <w:rFonts w:asciiTheme="minorHAnsi" w:hAnsiTheme="minorHAnsi" w:cs="Arial"/>
-          <w:b/>
-          <w:iCs/>
-          <w:sz w:val="20"/>
-          <w:szCs w:val="20"/>
-        </w:rPr>
-        <w:t>SIC-X LAB Graduation Research</w:t>
+          <w:lang w:eastAsia="ko-KR"/>
+        </w:rPr>
+      </w:pPr>
+      <w:r>
+        <w:rPr>
+          <w:rFonts w:asciiTheme="minorHAnsi" w:hAnsiTheme="minorHAnsi" w:cs="Arial" w:hint="eastAsia"/>
+          <w:b/>
+          <w:iCs/>
+          <w:sz w:val="20"/>
+          <w:szCs w:val="20"/>
+          <w:lang w:eastAsia="ko-KR"/>
+        </w:rPr>
+        <w:t>G</w:t>
+      </w:r>
+      <w:r>
+        <w:rPr>
+          <w:rFonts w:asciiTheme="minorHAnsi" w:hAnsiTheme="minorHAnsi" w:cs="Arial"/>
+          <w:b/>
+          <w:iCs/>
+          <w:sz w:val="20"/>
+          <w:szCs w:val="20"/>
+          <w:lang w:eastAsia="ko-KR"/>
+        </w:rPr>
+        <w:t xml:space="preserve">eorgia Institute of Technology </w:t>
+      </w:r>
+      <w:r>
+        <w:rPr>
+          <w:rFonts w:asciiTheme="minorHAnsi" w:hAnsiTheme="minorHAnsi" w:cs="Arial"/>
+          <w:b/>
+          <w:iCs/>
+          <w:sz w:val="20"/>
+          <w:szCs w:val="20"/>
+        </w:rPr>
+        <w:t xml:space="preserve">| </w:t>
+      </w:r>
+      <w:r>
+        <w:rPr>
+          <w:rFonts w:asciiTheme="minorHAnsi" w:hAnsiTheme="minorHAnsi" w:cs="Arial"/>
+          <w:b/>
+          <w:iCs/>
+          <w:sz w:val="20"/>
+          <w:szCs w:val="20"/>
+        </w:rPr>
+        <w:t>Atlanta, GA</w:t>
+      </w:r>
+    </w:p>
+    <w:p>
+      <w:pPr>
+        <w:tabs>
+          <w:tab w:val="left" w:pos="360"/>
+          <w:tab w:val="left" w:pos="1440"/>
+          <w:tab w:val="left" w:pos="5760"/>
+          <w:tab w:val="left" w:pos="7920"/>
+          <w:tab w:val="right" w:pos="11340"/>
+        </w:tabs>
+        <w:jc w:val="both"/>
+        <w:rPr>
+          <w:rFonts w:asciiTheme="minorHAnsi" w:hAnsiTheme="minorHAnsi" w:cs="Arial"/>
+          <w:b/>
+          <w:iCs/>
+          <w:sz w:val="20"/>
+          <w:szCs w:val="20"/>
+        </w:rPr>
+      </w:pPr>
+      <w:r>
+        <w:rPr>
+          <w:rFonts w:asciiTheme="minorHAnsi" w:hAnsiTheme="minorHAnsi" w:cs="Arial"/>
+          <w:b/>
+          <w:iCs/>
+          <w:sz w:val="20"/>
+          <w:szCs w:val="20"/>
+        </w:rPr>
+        <w:t xml:space="preserve">SIPLAB Research </w:t>
+      </w:r>
+      <w:r>
+        <w:rPr>
+          <w:rFonts w:asciiTheme="minorHAnsi" w:hAnsiTheme="minorHAnsi" w:cs="Arial"/>
+          <w:b/>
+          <w:iCs/>
+          <w:sz w:val="20"/>
+          <w:szCs w:val="20"/>
+        </w:rPr>
+        <w:t>Leader</w:t>
+      </w:r>
+      <w:r>
+        <w:rPr>
+          <w:rFonts w:asciiTheme="minorHAnsi" w:hAnsiTheme="minorHAnsi" w:cs="Arial"/>
+          <w:b/>
+          <w:iCs/>
+          <w:sz w:val="20"/>
+          <w:szCs w:val="20"/>
+        </w:rPr>
+        <w:t>: CLOC Unnatural Subspace System Identification</w:t>
       </w:r>
       <w:r>
         <w:rPr>
@@ -1838,7 +2394,7 @@
           <w:sz w:val="20"/>
           <w:szCs w:val="20"/>
         </w:rPr>
-        <w:tab/>
+        <w:t>Spring</w:t>
       </w:r>
       <w:r>
         <w:rPr>
@@ -1848,7 +2404,7 @@
           <w:sz w:val="20"/>
           <w:szCs w:val="20"/>
         </w:rPr>
-        <w:t>Fall</w:t>
+        <w:t xml:space="preserve"> 20</w:t>
       </w:r>
       <w:r>
         <w:rPr>
@@ -1858,7 +2414,7 @@
           <w:sz w:val="20"/>
           <w:szCs w:val="20"/>
         </w:rPr>
-        <w:t xml:space="preserve"> 20</w:t>
+        <w:t>2</w:t>
       </w:r>
       <w:r>
         <w:rPr>
@@ -1868,7 +2424,7 @@
           <w:sz w:val="20"/>
           <w:szCs w:val="20"/>
         </w:rPr>
-        <w:t>24</w:t>
+        <w:t>4</w:t>
       </w:r>
     </w:p>
     <w:p>
@@ -1876,8 +2432,130 @@
         <w:pStyle w:val="ac"/>
         <w:numPr>
           <w:ilvl w:val="0"/>
-          <w:numId w:val="29"/>
+          <w:numId w:val="25"/>
         </w:numPr>
+        <w:tabs>
+          <w:tab w:val="left" w:pos="360"/>
+          <w:tab w:val="left" w:pos="1440"/>
+          <w:tab w:val="left" w:pos="5760"/>
+          <w:tab w:val="left" w:pos="7920"/>
+          <w:tab w:val="right" w:pos="10800"/>
+        </w:tabs>
+        <w:jc w:val="both"/>
+        <w:rPr>
+          <w:rFonts w:asciiTheme="minorHAnsi" w:hAnsiTheme="minorHAnsi" w:cs="Arial"/>
+          <w:iCs/>
+          <w:sz w:val="20"/>
+          <w:szCs w:val="20"/>
+        </w:rPr>
+      </w:pPr>
+      <w:r>
+        <w:rPr>
+          <w:rFonts w:asciiTheme="minorHAnsi" w:hAnsiTheme="minorHAnsi" w:cs="Arial"/>
+          <w:iCs/>
+          <w:sz w:val="20"/>
+          <w:szCs w:val="20"/>
+        </w:rPr>
+        <w:t>Conducted research on developing</w:t>
+      </w:r>
+      <w:r>
+        <w:rPr>
+          <w:rFonts w:asciiTheme="minorHAnsi" w:hAnsiTheme="minorHAnsi" w:cs="Arial"/>
+          <w:iCs/>
+          <w:sz w:val="20"/>
+          <w:szCs w:val="20"/>
+        </w:rPr>
+        <w:t xml:space="preserve"> an in silico testbench for experiments controlling neural populations through optical simulation, </w:t>
+      </w:r>
+      <w:r>
+        <w:rPr>
+          <w:rFonts w:asciiTheme="minorHAnsi" w:hAnsiTheme="minorHAnsi" w:cs="Arial"/>
+          <w:iCs/>
+          <w:sz w:val="20"/>
+          <w:szCs w:val="20"/>
+        </w:rPr>
+        <w:t>incorporating RNN into</w:t>
+      </w:r>
+      <w:r>
+        <w:rPr>
+          <w:rFonts w:asciiTheme="minorHAnsi" w:hAnsiTheme="minorHAnsi" w:cs="Arial"/>
+          <w:iCs/>
+          <w:sz w:val="20"/>
+          <w:szCs w:val="20"/>
+        </w:rPr>
+        <w:t xml:space="preserve"> an existing brain-record fitting method</w:t>
+      </w:r>
+      <w:r>
+        <w:rPr>
+          <w:rFonts w:asciiTheme="minorHAnsi" w:hAnsiTheme="minorHAnsi" w:cs="Arial"/>
+          <w:iCs/>
+          <w:sz w:val="20"/>
+          <w:szCs w:val="20"/>
+        </w:rPr>
+        <w:t>.</w:t>
+      </w:r>
+    </w:p>
+    <w:p>
+      <w:pPr>
+        <w:pStyle w:val="ac"/>
+        <w:numPr>
+          <w:ilvl w:val="0"/>
+          <w:numId w:val="25"/>
+        </w:numPr>
+        <w:tabs>
+          <w:tab w:val="left" w:pos="360"/>
+          <w:tab w:val="left" w:pos="1440"/>
+          <w:tab w:val="left" w:pos="5760"/>
+          <w:tab w:val="left" w:pos="7920"/>
+          <w:tab w:val="right" w:pos="10800"/>
+        </w:tabs>
+        <w:jc w:val="both"/>
+        <w:rPr>
+          <w:rFonts w:asciiTheme="minorHAnsi" w:hAnsiTheme="minorHAnsi" w:cs="Arial"/>
+          <w:iCs/>
+          <w:sz w:val="20"/>
+          <w:szCs w:val="20"/>
+        </w:rPr>
+      </w:pPr>
+      <w:r>
+        <w:rPr>
+          <w:rFonts w:asciiTheme="minorHAnsi" w:hAnsiTheme="minorHAnsi" w:cs="Arial"/>
+          <w:iCs/>
+          <w:sz w:val="20"/>
+          <w:szCs w:val="20"/>
+        </w:rPr>
+        <w:t>Co-led a team of 7 researchers alongside a fellow leader, overseeing project strategy and delegating tasks effectively</w:t>
+      </w:r>
+      <w:r>
+        <w:rPr>
+          <w:rFonts w:asciiTheme="minorHAnsi" w:hAnsiTheme="minorHAnsi" w:cs="Arial"/>
+          <w:iCs/>
+          <w:sz w:val="20"/>
+          <w:szCs w:val="20"/>
+        </w:rPr>
+        <w:t xml:space="preserve"> while contributing to advanced opsin dynamics modeling and learning.</w:t>
+      </w:r>
+    </w:p>
+    <w:p>
+      <w:pPr>
+        <w:tabs>
+          <w:tab w:val="left" w:pos="360"/>
+          <w:tab w:val="left" w:pos="1440"/>
+          <w:tab w:val="left" w:pos="5760"/>
+          <w:tab w:val="left" w:pos="7920"/>
+          <w:tab w:val="right" w:pos="10800"/>
+        </w:tabs>
+        <w:jc w:val="both"/>
+        <w:rPr>
+          <w:rFonts w:asciiTheme="minorHAnsi" w:hAnsiTheme="minorHAnsi" w:cs="Arial"/>
+          <w:iCs/>
+          <w:sz w:val="20"/>
+          <w:szCs w:val="20"/>
+        </w:rPr>
+      </w:pPr>
+    </w:p>
+    <w:p>
+      <w:pPr>
         <w:tabs>
           <w:tab w:val="left" w:pos="360"/>
           <w:tab w:val="left" w:pos="1440"/>
@@ -1888,6 +2566,8 @@
         <w:jc w:val="both"/>
         <w:rPr>
           <w:rFonts w:asciiTheme="minorHAnsi" w:hAnsiTheme="minorHAnsi" w:cs="Arial"/>
+          <w:b/>
+          <w:iCs/>
           <w:sz w:val="20"/>
           <w:szCs w:val="20"/>
           <w:lang w:eastAsia="ko-KR"/>
@@ -1895,21 +2575,49 @@
       </w:pPr>
       <w:r>
         <w:rPr>
-          <w:rFonts w:asciiTheme="minorHAnsi" w:hAnsiTheme="minorHAnsi" w:cs="Arial"/>
+          <w:rFonts w:asciiTheme="minorHAnsi" w:hAnsiTheme="minorHAnsi" w:cs="Arial" w:hint="eastAsia"/>
+          <w:b/>
+          <w:iCs/>
           <w:sz w:val="20"/>
           <w:szCs w:val="20"/>
           <w:lang w:eastAsia="ko-KR"/>
         </w:rPr>
-        <w:t>Conducted research on algorithms for estimating timing mismatches in Time-Interleaved ADC (TI-ADC).</w:t>
+        <w:t>G</w:t>
+      </w:r>
+      <w:r>
+        <w:rPr>
+          <w:rFonts w:asciiTheme="minorHAnsi" w:hAnsiTheme="minorHAnsi" w:cs="Arial"/>
+          <w:b/>
+          <w:iCs/>
+          <w:sz w:val="20"/>
+          <w:szCs w:val="20"/>
+          <w:lang w:eastAsia="ko-KR"/>
+        </w:rPr>
+        <w:t xml:space="preserve">eorgia Institute of Technology </w:t>
+      </w:r>
+      <w:r>
+        <w:rPr>
+          <w:rFonts w:asciiTheme="minorHAnsi" w:hAnsiTheme="minorHAnsi" w:cs="Arial"/>
+          <w:b/>
+          <w:iCs/>
+          <w:sz w:val="20"/>
+          <w:szCs w:val="20"/>
+        </w:rPr>
+        <w:t xml:space="preserve">| </w:t>
+      </w:r>
+      <w:r>
+        <w:rPr>
+          <w:rFonts w:asciiTheme="minorHAnsi" w:hAnsiTheme="minorHAnsi" w:cs="Arial"/>
+          <w:b/>
+          <w:iCs/>
+          <w:sz w:val="20"/>
+          <w:szCs w:val="20"/>
+        </w:rPr>
+        <w:t>Atlanta, GA</w:t>
       </w:r>
     </w:p>
     <w:p>
       <w:pPr>
-        <w:pStyle w:val="ac"/>
-        <w:numPr>
-          <w:ilvl w:val="0"/>
-          <w:numId w:val="29"/>
-        </w:numPr>
         <w:tabs>
           <w:tab w:val="left" w:pos="360"/>
           <w:tab w:val="left" w:pos="1440"/>
@@ -1920,19 +2628,81 @@
         <w:jc w:val="both"/>
         <w:rPr>
           <w:rFonts w:asciiTheme="minorHAnsi" w:hAnsiTheme="minorHAnsi" w:cs="Arial"/>
-          <w:sz w:val="20"/>
-          <w:szCs w:val="20"/>
-          <w:lang w:eastAsia="ko-KR"/>
-        </w:rPr>
-      </w:pPr>
-      <w:r>
-        <w:rPr>
-          <w:rFonts w:asciiTheme="minorHAnsi" w:hAnsiTheme="minorHAnsi" w:cs="Arial"/>
-          <w:sz w:val="20"/>
-          <w:szCs w:val="20"/>
-          <w:lang w:eastAsia="ko-KR"/>
-        </w:rPr>
-        <w:t>Achieved a significant reduction in processing time, requiring only 16% of the original time by replacing the line search method with matrix inversion technique.</w:t>
+          <w:b/>
+          <w:iCs/>
+          <w:sz w:val="20"/>
+          <w:szCs w:val="20"/>
+        </w:rPr>
+      </w:pPr>
+      <w:r>
+        <w:rPr>
+          <w:rFonts w:asciiTheme="minorHAnsi" w:hAnsiTheme="minorHAnsi" w:cs="Arial"/>
+          <w:b/>
+          <w:iCs/>
+          <w:sz w:val="20"/>
+          <w:szCs w:val="20"/>
+        </w:rPr>
+        <w:t>Hive Peer Instructor</w:t>
+      </w:r>
+      <w:r>
+        <w:rPr>
+          <w:rFonts w:asciiTheme="minorHAnsi" w:hAnsiTheme="minorHAnsi" w:cs="Arial"/>
+          <w:b/>
+          <w:iCs/>
+          <w:sz w:val="20"/>
+          <w:szCs w:val="20"/>
+        </w:rPr>
+        <w:tab/>
+      </w:r>
+      <w:r>
+        <w:rPr>
+          <w:rFonts w:asciiTheme="minorHAnsi" w:hAnsiTheme="minorHAnsi" w:cs="Arial"/>
+          <w:i/>
+          <w:iCs/>
+          <w:sz w:val="20"/>
+          <w:szCs w:val="20"/>
+        </w:rPr>
+        <w:tab/>
+      </w:r>
+      <w:r>
+        <w:rPr>
+          <w:rFonts w:asciiTheme="minorHAnsi" w:hAnsiTheme="minorHAnsi" w:cs="Arial"/>
+          <w:i/>
+          <w:iCs/>
+          <w:sz w:val="20"/>
+          <w:szCs w:val="20"/>
+        </w:rPr>
+        <w:tab/>
+      </w:r>
+      <w:r>
+        <w:rPr>
+          <w:rFonts w:asciiTheme="minorHAnsi" w:hAnsiTheme="minorHAnsi" w:cs="Arial"/>
+          <w:i/>
+          <w:iCs/>
+          <w:sz w:val="20"/>
+          <w:szCs w:val="20"/>
+        </w:rPr>
+        <w:t>Spring</w:t>
+      </w:r>
+      <w:r>
+        <w:rPr>
+          <w:rFonts w:asciiTheme="minorHAnsi" w:hAnsiTheme="minorHAnsi" w:cs="Arial"/>
+          <w:i/>
+          <w:iCs/>
+          <w:sz w:val="20"/>
+          <w:szCs w:val="20"/>
+        </w:rPr>
+        <w:t xml:space="preserve"> 20</w:t>
+      </w:r>
+      <w:r>
+        <w:rPr>
+          <w:rFonts w:asciiTheme="minorHAnsi" w:hAnsiTheme="minorHAnsi" w:cs="Arial"/>
+          <w:i/>
+          <w:iCs/>
+          <w:sz w:val="20"/>
+          <w:szCs w:val="20"/>
+        </w:rPr>
+        <w:t>24</w:t>
       </w:r>
     </w:p>
     <w:p>
@@ -1940,212 +2710,87 @@
         <w:pStyle w:val="ac"/>
         <w:numPr>
           <w:ilvl w:val="0"/>
-          <w:numId w:val="29"/>
+          <w:numId w:val="25"/>
         </w:numPr>
         <w:tabs>
           <w:tab w:val="left" w:pos="360"/>
           <w:tab w:val="left" w:pos="1440"/>
           <w:tab w:val="left" w:pos="5760"/>
           <w:tab w:val="left" w:pos="7920"/>
-          <w:tab w:val="right" w:pos="11340"/>
+          <w:tab w:val="right" w:pos="10800"/>
         </w:tabs>
         <w:jc w:val="both"/>
         <w:rPr>
           <w:rFonts w:asciiTheme="minorHAnsi" w:hAnsiTheme="minorHAnsi" w:cs="Arial"/>
-          <w:sz w:val="20"/>
-          <w:szCs w:val="20"/>
-          <w:lang w:eastAsia="ko-KR"/>
-        </w:rPr>
-      </w:pPr>
-      <w:r>
-        <w:rPr>
-          <w:rFonts w:asciiTheme="minorHAnsi" w:hAnsiTheme="minorHAnsi" w:cs="Arial"/>
-          <w:sz w:val="20"/>
-          <w:szCs w:val="20"/>
-          <w:lang w:eastAsia="ko-KR"/>
-        </w:rPr>
-        <w:t xml:space="preserve">Currently in the process of drafting the final research </w:t>
-      </w:r>
-      <w:r>
-        <w:rPr>
-          <w:rFonts w:asciiTheme="minorHAnsi" w:hAnsiTheme="minorHAnsi" w:cs="Arial"/>
-          <w:sz w:val="20"/>
-          <w:szCs w:val="20"/>
-          <w:lang w:eastAsia="ko-KR"/>
-        </w:rPr>
-        <w:t>paper</w:t>
-      </w:r>
-      <w:r>
-        <w:rPr>
-          <w:rFonts w:asciiTheme="minorHAnsi" w:hAnsiTheme="minorHAnsi" w:cs="Arial"/>
-          <w:sz w:val="20"/>
-          <w:szCs w:val="20"/>
-          <w:lang w:eastAsia="ko-KR"/>
-        </w:rPr>
-        <w:t>.</w:t>
+          <w:iCs/>
+          <w:sz w:val="20"/>
+          <w:szCs w:val="20"/>
+        </w:rPr>
+      </w:pPr>
+      <w:r>
+        <w:rPr>
+          <w:rFonts w:asciiTheme="minorHAnsi" w:hAnsiTheme="minorHAnsi" w:cs="Arial"/>
+          <w:iCs/>
+          <w:sz w:val="20"/>
+          <w:szCs w:val="20"/>
+        </w:rPr>
+        <w:t>Volunteered 3 hours per week at the ECE Makerspace (Hive), assisting end-users with laser cutter and 3D printer operations, as well as managing front desk reception.</w:t>
       </w:r>
     </w:p>
     <w:p>
       <w:pPr>
+        <w:pStyle w:val="ac"/>
+        <w:numPr>
+          <w:ilvl w:val="0"/>
+          <w:numId w:val="25"/>
+        </w:numPr>
         <w:tabs>
           <w:tab w:val="left" w:pos="360"/>
           <w:tab w:val="left" w:pos="1440"/>
           <w:tab w:val="left" w:pos="5760"/>
           <w:tab w:val="left" w:pos="7920"/>
-          <w:tab w:val="right" w:pos="11340"/>
+          <w:tab w:val="right" w:pos="10800"/>
         </w:tabs>
         <w:jc w:val="both"/>
         <w:rPr>
           <w:rFonts w:asciiTheme="minorHAnsi" w:hAnsiTheme="minorHAnsi" w:cs="Arial"/>
-          <w:sz w:val="20"/>
-          <w:szCs w:val="20"/>
-          <w:lang w:eastAsia="ko-KR"/>
-        </w:rPr>
-      </w:pPr>
-    </w:p>
-    <w:p>
-      <w:pPr>
-        <w:tabs>
-          <w:tab w:val="left" w:pos="360"/>
-          <w:tab w:val="left" w:pos="1440"/>
-          <w:tab w:val="left" w:pos="5760"/>
-          <w:tab w:val="left" w:pos="7920"/>
-          <w:tab w:val="right" w:pos="11340"/>
-        </w:tabs>
-        <w:jc w:val="both"/>
-        <w:rPr>
-          <w:rFonts w:asciiTheme="minorHAnsi" w:hAnsiTheme="minorHAnsi" w:cs="Arial"/>
-          <w:b/>
-          <w:iCs/>
-          <w:sz w:val="20"/>
-          <w:szCs w:val="20"/>
-        </w:rPr>
-      </w:pPr>
-      <w:r>
-        <w:rPr>
-          <w:rFonts w:asciiTheme="minorHAnsi" w:hAnsiTheme="minorHAnsi" w:cs="Arial"/>
-          <w:b/>
-          <w:iCs/>
-          <w:sz w:val="20"/>
-          <w:szCs w:val="20"/>
-        </w:rPr>
-        <w:t>Korea Advanced Institute of Science and Technology</w:t>
-      </w:r>
-      <w:r>
-        <w:rPr>
-          <w:rFonts w:asciiTheme="minorHAnsi" w:hAnsiTheme="minorHAnsi" w:cs="Arial"/>
-          <w:b/>
-          <w:iCs/>
-          <w:sz w:val="20"/>
-          <w:szCs w:val="20"/>
-        </w:rPr>
-        <w:t xml:space="preserve"> | </w:t>
-      </w:r>
-      <w:r>
-        <w:rPr>
-          <w:rFonts w:asciiTheme="minorHAnsi" w:hAnsiTheme="minorHAnsi" w:cs="Arial"/>
-          <w:b/>
-          <w:iCs/>
-          <w:sz w:val="20"/>
-          <w:szCs w:val="20"/>
-        </w:rPr>
-        <w:t>Daejeon</w:t>
-      </w:r>
-      <w:r>
-        <w:rPr>
-          <w:rFonts w:asciiTheme="minorHAnsi" w:hAnsiTheme="minorHAnsi" w:cs="Arial"/>
-          <w:b/>
-          <w:iCs/>
-          <w:sz w:val="20"/>
-          <w:szCs w:val="20"/>
-        </w:rPr>
-        <w:t xml:space="preserve">, </w:t>
-      </w:r>
-      <w:r>
-        <w:rPr>
-          <w:rFonts w:asciiTheme="minorHAnsi" w:hAnsiTheme="minorHAnsi" w:cs="Arial"/>
-          <w:b/>
-          <w:iCs/>
-          <w:sz w:val="20"/>
-          <w:szCs w:val="20"/>
-        </w:rPr>
-        <w:t>South Korea</w:t>
-      </w:r>
-      <w:r>
-        <w:rPr>
-          <w:rFonts w:asciiTheme="minorHAnsi" w:hAnsiTheme="minorHAnsi" w:cs="Arial"/>
-          <w:i/>
-          <w:iCs/>
-          <w:sz w:val="20"/>
-          <w:szCs w:val="20"/>
-        </w:rPr>
-        <w:t xml:space="preserve"> </w:t>
-      </w:r>
-      <w:r>
-        <w:rPr>
-          <w:rFonts w:asciiTheme="minorHAnsi" w:hAnsiTheme="minorHAnsi" w:cs="Arial"/>
-          <w:i/>
-          <w:iCs/>
-          <w:sz w:val="20"/>
-          <w:szCs w:val="20"/>
-        </w:rPr>
-        <w:tab/>
-      </w:r>
-      <w:r>
-        <w:rPr>
-          <w:rFonts w:asciiTheme="minorHAnsi" w:hAnsiTheme="minorHAnsi" w:cs="Arial"/>
-          <w:i/>
-          <w:iCs/>
-          <w:sz w:val="20"/>
-          <w:szCs w:val="20"/>
-        </w:rPr>
-        <w:tab/>
-      </w:r>
-    </w:p>
-    <w:p>
-      <w:pPr>
-        <w:tabs>
-          <w:tab w:val="left" w:pos="360"/>
-          <w:tab w:val="left" w:pos="1440"/>
-          <w:tab w:val="left" w:pos="5760"/>
-          <w:tab w:val="left" w:pos="7920"/>
-          <w:tab w:val="right" w:pos="11340"/>
-        </w:tabs>
-        <w:jc w:val="both"/>
-        <w:rPr>
-          <w:rFonts w:asciiTheme="minorHAnsi" w:hAnsiTheme="minorHAnsi" w:cs="Arial"/>
-          <w:b/>
-          <w:iCs/>
-          <w:sz w:val="20"/>
-          <w:szCs w:val="20"/>
-        </w:rPr>
-      </w:pPr>
-      <w:r>
-        <w:rPr>
-          <w:rFonts w:asciiTheme="minorHAnsi" w:hAnsiTheme="minorHAnsi" w:cs="Arial"/>
-          <w:b/>
-          <w:iCs/>
-          <w:sz w:val="20"/>
-          <w:szCs w:val="20"/>
-        </w:rPr>
-        <w:t>KAIST Maker-a-thon (Topic: Item for the Elderly Living Alone)</w:t>
-      </w:r>
-      <w:r>
-        <w:rPr>
-          <w:rFonts w:asciiTheme="minorHAnsi" w:hAnsiTheme="minorHAnsi" w:cs="Arial"/>
-          <w:b/>
-          <w:iCs/>
-          <w:sz w:val="20"/>
-          <w:szCs w:val="20"/>
-        </w:rPr>
-        <w:t xml:space="preserve"> [</w:t>
+          <w:iCs/>
+          <w:sz w:val="20"/>
+          <w:szCs w:val="20"/>
+        </w:rPr>
+      </w:pPr>
+      <w:r>
+        <w:rPr>
+          <w:rFonts w:asciiTheme="minorHAnsi" w:hAnsiTheme="minorHAnsi" w:cs="Arial"/>
+          <w:iCs/>
+          <w:sz w:val="20"/>
+          <w:szCs w:val="20"/>
+        </w:rPr>
+        <w:t>Conducted</w:t>
+      </w:r>
+      <w:r>
+        <w:rPr>
+          <w:rFonts w:asciiTheme="minorHAnsi" w:hAnsiTheme="minorHAnsi" w:cs="Arial"/>
+          <w:iCs/>
+          <w:sz w:val="20"/>
+          <w:szCs w:val="20"/>
+        </w:rPr>
+        <w:t xml:space="preserve"> a laser cutter workshop where participants created hometown maps using wood, steel, and acrylic panels</w:t>
+      </w:r>
+      <w:r>
+        <w:rPr>
+          <w:rFonts w:asciiTheme="minorHAnsi" w:hAnsiTheme="minorHAnsi" w:cs="Arial"/>
+          <w:iCs/>
+          <w:sz w:val="20"/>
+          <w:szCs w:val="20"/>
+        </w:rPr>
+        <w:t>. [</w:t>
       </w:r>
       <w:hyperlink r:id="rId11" w:history="1">
         <w:r>
           <w:rPr>
             <w:rStyle w:val="a3"/>
             <w:rFonts w:asciiTheme="minorHAnsi" w:hAnsiTheme="minorHAnsi" w:cs="Arial"/>
-            <w:b/>
             <w:iCs/>
             <w:sz w:val="20"/>
             <w:szCs w:val="20"/>
@@ -2156,81 +2801,15 @@
       <w:r>
         <w:rPr>
           <w:rFonts w:asciiTheme="minorHAnsi" w:hAnsiTheme="minorHAnsi" w:cs="Arial"/>
-          <w:b/>
           <w:iCs/>
           <w:sz w:val="20"/>
           <w:szCs w:val="20"/>
         </w:rPr>
         <w:t>]</w:t>
-      </w:r>
-      <w:r>
-        <w:rPr>
-          <w:rFonts w:asciiTheme="minorHAnsi" w:hAnsiTheme="minorHAnsi" w:cs="Arial"/>
-          <w:i/>
-          <w:iCs/>
-          <w:sz w:val="20"/>
-          <w:szCs w:val="20"/>
-        </w:rPr>
-        <w:tab/>
-      </w:r>
-      <w:r>
-        <w:rPr>
-          <w:rFonts w:asciiTheme="minorHAnsi" w:hAnsiTheme="minorHAnsi" w:cs="Arial"/>
-          <w:i/>
-          <w:iCs/>
-          <w:sz w:val="20"/>
-          <w:szCs w:val="20"/>
-        </w:rPr>
-        <w:tab/>
-      </w:r>
-      <w:r>
-        <w:rPr>
-          <w:rFonts w:asciiTheme="minorHAnsi" w:hAnsiTheme="minorHAnsi" w:cs="Arial"/>
-          <w:i/>
-          <w:iCs/>
-          <w:sz w:val="20"/>
-          <w:szCs w:val="20"/>
-        </w:rPr>
-        <w:tab/>
-      </w:r>
-      <w:r>
-        <w:rPr>
-          <w:rFonts w:asciiTheme="minorHAnsi" w:hAnsiTheme="minorHAnsi" w:cs="Arial"/>
-          <w:i/>
-          <w:iCs/>
-          <w:sz w:val="20"/>
-          <w:szCs w:val="20"/>
-        </w:rPr>
-        <w:t>Summer</w:t>
-      </w:r>
-      <w:r>
-        <w:rPr>
-          <w:rFonts w:asciiTheme="minorHAnsi" w:hAnsiTheme="minorHAnsi" w:cs="Arial"/>
-          <w:i/>
-          <w:iCs/>
-          <w:sz w:val="20"/>
-          <w:szCs w:val="20"/>
-        </w:rPr>
-        <w:t xml:space="preserve"> 20</w:t>
-      </w:r>
-      <w:r>
-        <w:rPr>
-          <w:rFonts w:asciiTheme="minorHAnsi" w:hAnsiTheme="minorHAnsi" w:cs="Arial"/>
-          <w:i/>
-          <w:iCs/>
-          <w:sz w:val="20"/>
-          <w:szCs w:val="20"/>
-        </w:rPr>
-        <w:t>24</w:t>
       </w:r>
     </w:p>
     <w:p>
       <w:pPr>
-        <w:pStyle w:val="ac"/>
-        <w:numPr>
-          <w:ilvl w:val="0"/>
-          <w:numId w:val="29"/>
-        </w:numPr>
         <w:tabs>
           <w:tab w:val="left" w:pos="360"/>
           <w:tab w:val="left" w:pos="1440"/>
@@ -2241,64 +2820,14 @@
         <w:jc w:val="both"/>
         <w:rPr>
           <w:rFonts w:asciiTheme="minorHAnsi" w:hAnsiTheme="minorHAnsi" w:cs="Arial"/>
-          <w:iCs/>
-          <w:sz w:val="20"/>
-          <w:szCs w:val="20"/>
-        </w:rPr>
-      </w:pPr>
-      <w:r>
-        <w:rPr>
-          <w:rFonts w:asciiTheme="minorHAnsi" w:hAnsiTheme="minorHAnsi" w:cs="Arial"/>
           <w:sz w:val="20"/>
           <w:szCs w:val="20"/>
           <w:lang w:eastAsia="ko-KR"/>
         </w:rPr>
-        <w:t>Participated in three weeks of development, brainstorming and prototyping an item suitable for the topic</w:t>
-      </w:r>
-      <w:r>
-        <w:rPr>
-          <w:rFonts w:asciiTheme="minorHAnsi" w:hAnsiTheme="minorHAnsi" w:cs="Arial"/>
-          <w:sz w:val="20"/>
-          <w:szCs w:val="20"/>
-          <w:lang w:eastAsia="ko-KR"/>
-        </w:rPr>
-        <w:t xml:space="preserve"> using materials and equipment provided by </w:t>
-      </w:r>
-      <w:r>
-        <w:rPr>
-          <w:rFonts w:asciiTheme="minorHAnsi" w:hAnsiTheme="minorHAnsi" w:cs="Arial"/>
-          <w:sz w:val="20"/>
-          <w:szCs w:val="20"/>
-          <w:lang w:eastAsia="ko-KR"/>
-        </w:rPr>
-        <w:t xml:space="preserve">KAIST </w:t>
-      </w:r>
-      <w:r>
-        <w:rPr>
-          <w:rFonts w:asciiTheme="minorHAnsi" w:hAnsiTheme="minorHAnsi" w:cs="Arial"/>
-          <w:sz w:val="20"/>
-          <w:szCs w:val="20"/>
-          <w:lang w:eastAsia="ko-KR"/>
-        </w:rPr>
-        <w:t>makerspace</w:t>
-      </w:r>
-      <w:r>
-        <w:rPr>
-          <w:rFonts w:asciiTheme="minorHAnsi" w:hAnsiTheme="minorHAnsi" w:cs="Arial"/>
-          <w:sz w:val="20"/>
-          <w:szCs w:val="20"/>
-          <w:lang w:eastAsia="ko-KR"/>
-        </w:rPr>
-        <w:t>. Led a team of four as the leader and won the top award with $2000.</w:t>
-      </w:r>
+      </w:pPr>
     </w:p>
     <w:p>
       <w:pPr>
-        <w:pStyle w:val="ac"/>
-        <w:numPr>
-          <w:ilvl w:val="0"/>
-          <w:numId w:val="29"/>
-        </w:numPr>
         <w:tabs>
           <w:tab w:val="left" w:pos="360"/>
           <w:tab w:val="left" w:pos="1440"/>
@@ -2309,28 +2838,95 @@
         <w:jc w:val="both"/>
         <w:rPr>
           <w:rFonts w:asciiTheme="minorHAnsi" w:hAnsiTheme="minorHAnsi" w:cs="Arial"/>
-          <w:iCs/>
-          <w:sz w:val="20"/>
-          <w:szCs w:val="20"/>
-        </w:rPr>
-      </w:pPr>
-      <w:r>
-        <w:rPr>
-          <w:rFonts w:asciiTheme="minorHAnsi" w:hAnsiTheme="minorHAnsi" w:cs="Arial"/>
-          <w:iCs/>
-          <w:sz w:val="20"/>
-          <w:szCs w:val="20"/>
-        </w:rPr>
-        <w:t>Proposed an RFID token system to manage the expiration dates of food in refrigerators. Innovated the pre-existing RFID refrigerator system by installing an RFID reader on a token container instead of the refrigerator, which significantly decreased the cost and simplified the management algorithm.</w:t>
+          <w:b/>
+          <w:iCs/>
+          <w:sz w:val="20"/>
+          <w:szCs w:val="20"/>
+        </w:rPr>
+      </w:pPr>
+      <w:r>
+        <w:rPr>
+          <w:rFonts w:asciiTheme="minorHAnsi" w:hAnsiTheme="minorHAnsi" w:cs="Arial"/>
+          <w:b/>
+          <w:iCs/>
+          <w:sz w:val="20"/>
+          <w:szCs w:val="20"/>
+        </w:rPr>
+        <w:t>Korea Advanced Institute of Science and Technology</w:t>
+      </w:r>
+      <w:r>
+        <w:rPr>
+          <w:rFonts w:asciiTheme="minorHAnsi" w:hAnsiTheme="minorHAnsi" w:cs="Arial"/>
+          <w:b/>
+          <w:iCs/>
+          <w:sz w:val="20"/>
+          <w:szCs w:val="20"/>
+        </w:rPr>
+        <w:t xml:space="preserve"> | </w:t>
+      </w:r>
+      <w:r>
+        <w:rPr>
+          <w:rFonts w:asciiTheme="minorHAnsi" w:hAnsiTheme="minorHAnsi" w:cs="Arial"/>
+          <w:b/>
+          <w:iCs/>
+          <w:sz w:val="20"/>
+          <w:szCs w:val="20"/>
+        </w:rPr>
+        <w:t>Daejeon</w:t>
+      </w:r>
+      <w:r>
+        <w:rPr>
+          <w:rFonts w:asciiTheme="minorHAnsi" w:hAnsiTheme="minorHAnsi" w:cs="Arial"/>
+          <w:b/>
+          <w:iCs/>
+          <w:sz w:val="20"/>
+          <w:szCs w:val="20"/>
+        </w:rPr>
+        <w:t xml:space="preserve">, </w:t>
+      </w:r>
+      <w:r>
+        <w:rPr>
+          <w:rFonts w:asciiTheme="minorHAnsi" w:hAnsiTheme="minorHAnsi" w:cs="Arial"/>
+          <w:b/>
+          <w:iCs/>
+          <w:sz w:val="20"/>
+          <w:szCs w:val="20"/>
+        </w:rPr>
+        <w:t>South Korea</w:t>
+      </w:r>
+      <w:r>
+        <w:rPr>
+          <w:rFonts w:asciiTheme="minorHAnsi" w:hAnsiTheme="minorHAnsi" w:cs="Arial"/>
+          <w:i/>
+          <w:iCs/>
+          <w:sz w:val="20"/>
+          <w:szCs w:val="20"/>
+        </w:rPr>
+        <w:t xml:space="preserve"> </w:t>
+      </w:r>
+      <w:r>
+        <w:rPr>
+          <w:rFonts w:asciiTheme="minorHAnsi" w:hAnsiTheme="minorHAnsi" w:cs="Arial"/>
+          <w:i/>
+          <w:iCs/>
+          <w:sz w:val="20"/>
+          <w:szCs w:val="20"/>
+        </w:rPr>
+        <w:tab/>
+      </w:r>
+      <w:r>
+        <w:rPr>
+          <w:rFonts w:asciiTheme="minorHAnsi" w:hAnsiTheme="minorHAnsi" w:cs="Arial"/>
+          <w:i/>
+          <w:iCs/>
+          <w:sz w:val="20"/>
+          <w:szCs w:val="20"/>
+        </w:rPr>
+        <w:tab/>
       </w:r>
     </w:p>
     <w:p>
       <w:pPr>
-        <w:pStyle w:val="ac"/>
-        <w:numPr>
-          <w:ilvl w:val="0"/>
-          <w:numId w:val="29"/>
-        </w:numPr>
         <w:tabs>
           <w:tab w:val="left" w:pos="360"/>
           <w:tab w:val="left" w:pos="1440"/>
@@ -2341,130 +2937,21 @@
         <w:jc w:val="both"/>
         <w:rPr>
           <w:rFonts w:asciiTheme="minorHAnsi" w:hAnsiTheme="minorHAnsi" w:cs="Arial"/>
-          <w:iCs/>
-          <w:sz w:val="20"/>
-          <w:szCs w:val="20"/>
-        </w:rPr>
-      </w:pPr>
-      <w:r>
-        <w:rPr>
-          <w:rFonts w:asciiTheme="minorHAnsi" w:hAnsiTheme="minorHAnsi" w:cs="Arial"/>
-          <w:iCs/>
-          <w:sz w:val="20"/>
-          <w:szCs w:val="20"/>
-        </w:rPr>
-        <w:t>Managed the team through difficult times, changing the item three times during the three weeks. Took charge of the entire software coding process using C# UWP.</w:t>
-      </w:r>
-    </w:p>
-    <w:p>
-      <w:pPr>
-        <w:tabs>
-          <w:tab w:val="left" w:pos="360"/>
-          <w:tab w:val="left" w:pos="1440"/>
-          <w:tab w:val="left" w:pos="5760"/>
-          <w:tab w:val="left" w:pos="7920"/>
-          <w:tab w:val="right" w:pos="11340"/>
-        </w:tabs>
-        <w:jc w:val="both"/>
-        <w:rPr>
-          <w:rFonts w:asciiTheme="minorHAnsi" w:hAnsiTheme="minorHAnsi" w:cs="Arial"/>
-          <w:b/>
-          <w:iCs/>
-          <w:sz w:val="20"/>
-          <w:szCs w:val="20"/>
-          <w:lang w:eastAsia="ko-KR"/>
-        </w:rPr>
-      </w:pPr>
-    </w:p>
-    <w:p>
-      <w:pPr>
-        <w:tabs>
-          <w:tab w:val="left" w:pos="360"/>
-          <w:tab w:val="left" w:pos="1440"/>
-          <w:tab w:val="left" w:pos="5760"/>
-          <w:tab w:val="left" w:pos="7920"/>
-          <w:tab w:val="right" w:pos="11340"/>
-        </w:tabs>
-        <w:jc w:val="both"/>
-        <w:rPr>
-          <w:rFonts w:asciiTheme="minorHAnsi" w:hAnsiTheme="minorHAnsi" w:cs="Arial"/>
-          <w:b/>
-          <w:iCs/>
-          <w:sz w:val="20"/>
-          <w:szCs w:val="20"/>
-          <w:lang w:eastAsia="ko-KR"/>
-        </w:rPr>
-      </w:pPr>
-      <w:r>
-        <w:rPr>
-          <w:rFonts w:asciiTheme="minorHAnsi" w:hAnsiTheme="minorHAnsi" w:cs="Arial" w:hint="eastAsia"/>
-          <w:b/>
-          <w:iCs/>
-          <w:sz w:val="20"/>
-          <w:szCs w:val="20"/>
-          <w:lang w:eastAsia="ko-KR"/>
-        </w:rPr>
-        <w:t>G</w:t>
-      </w:r>
-      <w:r>
-        <w:rPr>
-          <w:rFonts w:asciiTheme="minorHAnsi" w:hAnsiTheme="minorHAnsi" w:cs="Arial"/>
-          <w:b/>
-          <w:iCs/>
-          <w:sz w:val="20"/>
-          <w:szCs w:val="20"/>
-          <w:lang w:eastAsia="ko-KR"/>
-        </w:rPr>
-        <w:t xml:space="preserve">eorgia Institute of Technology </w:t>
-      </w:r>
-      <w:r>
-        <w:rPr>
-          <w:rFonts w:asciiTheme="minorHAnsi" w:hAnsiTheme="minorHAnsi" w:cs="Arial"/>
-          <w:b/>
-          <w:iCs/>
-          <w:sz w:val="20"/>
-          <w:szCs w:val="20"/>
-        </w:rPr>
-        <w:t xml:space="preserve">| </w:t>
-      </w:r>
-      <w:r>
-        <w:rPr>
-          <w:rFonts w:asciiTheme="minorHAnsi" w:hAnsiTheme="minorHAnsi" w:cs="Arial"/>
-          <w:b/>
-          <w:iCs/>
-          <w:sz w:val="20"/>
-          <w:szCs w:val="20"/>
-        </w:rPr>
-        <w:t>Atlanta, GA</w:t>
-      </w:r>
-    </w:p>
-    <w:p>
-      <w:pPr>
-        <w:tabs>
-          <w:tab w:val="left" w:pos="360"/>
-          <w:tab w:val="left" w:pos="1440"/>
-          <w:tab w:val="left" w:pos="5760"/>
-          <w:tab w:val="left" w:pos="7920"/>
-          <w:tab w:val="right" w:pos="11340"/>
-        </w:tabs>
-        <w:jc w:val="both"/>
-        <w:rPr>
-          <w:rFonts w:asciiTheme="minorHAnsi" w:hAnsiTheme="minorHAnsi" w:cs="Arial"/>
-          <w:b/>
-          <w:iCs/>
-          <w:sz w:val="20"/>
-          <w:szCs w:val="20"/>
-        </w:rPr>
-      </w:pPr>
-      <w:r>
-        <w:rPr>
-          <w:rFonts w:asciiTheme="minorHAnsi" w:hAnsiTheme="minorHAnsi" w:cs="Arial"/>
-          <w:b/>
-          <w:iCs/>
-          <w:sz w:val="20"/>
-          <w:szCs w:val="20"/>
-        </w:rPr>
-        <w:t>Senior Design Project: Plant Physiology</w:t>
+          <w:b/>
+          <w:iCs/>
+          <w:sz w:val="20"/>
+          <w:szCs w:val="20"/>
+        </w:rPr>
+      </w:pPr>
+      <w:r>
+        <w:rPr>
+          <w:rFonts w:asciiTheme="minorHAnsi" w:hAnsiTheme="minorHAnsi" w:cs="Arial"/>
+          <w:b/>
+          <w:iCs/>
+          <w:sz w:val="20"/>
+          <w:szCs w:val="20"/>
+        </w:rPr>
+        <w:t>KAIST Maker-a-thon (Topic: Item for the Elderly Living Alone)</w:t>
       </w:r>
       <w:r>
         <w:rPr>
@@ -2537,7 +3024,7 @@
           <w:sz w:val="20"/>
           <w:szCs w:val="20"/>
         </w:rPr>
-        <w:t>Spring</w:t>
+        <w:t>Summer</w:t>
       </w:r>
       <w:r>
         <w:rPr>
@@ -2565,175 +3052,8 @@
         <w:pStyle w:val="ac"/>
         <w:numPr>
           <w:ilvl w:val="0"/>
-          <w:numId w:val="25"/>
+          <w:numId w:val="29"/>
         </w:numPr>
-        <w:tabs>
-          <w:tab w:val="left" w:pos="360"/>
-          <w:tab w:val="left" w:pos="1440"/>
-          <w:tab w:val="left" w:pos="5760"/>
-          <w:tab w:val="left" w:pos="7920"/>
-          <w:tab w:val="right" w:pos="10800"/>
-        </w:tabs>
-        <w:jc w:val="both"/>
-        <w:rPr>
-          <w:rFonts w:asciiTheme="minorHAnsi" w:hAnsiTheme="minorHAnsi" w:cs="Arial"/>
-          <w:iCs/>
-          <w:sz w:val="20"/>
-          <w:szCs w:val="20"/>
-        </w:rPr>
-      </w:pPr>
-      <w:r>
-        <w:rPr>
-          <w:rFonts w:asciiTheme="minorHAnsi" w:hAnsiTheme="minorHAnsi" w:cs="Arial"/>
-          <w:iCs/>
-          <w:sz w:val="20"/>
-          <w:szCs w:val="20"/>
-        </w:rPr>
-        <w:t xml:space="preserve">Developed a system to record and play back the action potential of a Venus flytrap in collaboration with </w:t>
-      </w:r>
-      <w:proofErr w:type="spellStart"/>
-      <w:r>
-        <w:rPr>
-          <w:rFonts w:asciiTheme="minorHAnsi" w:hAnsiTheme="minorHAnsi" w:cs="Arial"/>
-          <w:iCs/>
-          <w:sz w:val="20"/>
-          <w:szCs w:val="20"/>
-        </w:rPr>
-        <w:t>Vivent</w:t>
-      </w:r>
-      <w:proofErr w:type="spellEnd"/>
-      <w:r>
-        <w:rPr>
-          <w:rFonts w:asciiTheme="minorHAnsi" w:hAnsiTheme="minorHAnsi" w:cs="Arial"/>
-          <w:iCs/>
-          <w:sz w:val="20"/>
-          <w:szCs w:val="20"/>
-        </w:rPr>
-        <w:t>, a Swiss agriculture company. Successfully closed the flytrap using only electrical signals.</w:t>
-      </w:r>
-    </w:p>
-    <w:p>
-      <w:pPr>
-        <w:pStyle w:val="ac"/>
-        <w:numPr>
-          <w:ilvl w:val="0"/>
-          <w:numId w:val="25"/>
-        </w:numPr>
-        <w:tabs>
-          <w:tab w:val="left" w:pos="360"/>
-          <w:tab w:val="left" w:pos="1440"/>
-          <w:tab w:val="left" w:pos="5760"/>
-          <w:tab w:val="left" w:pos="7920"/>
-          <w:tab w:val="right" w:pos="10800"/>
-        </w:tabs>
-        <w:jc w:val="both"/>
-        <w:rPr>
-          <w:rFonts w:asciiTheme="minorHAnsi" w:hAnsiTheme="minorHAnsi" w:cs="Arial"/>
-          <w:iCs/>
-          <w:sz w:val="20"/>
-          <w:szCs w:val="20"/>
-        </w:rPr>
-      </w:pPr>
-      <w:r>
-        <w:rPr>
-          <w:rFonts w:asciiTheme="minorHAnsi" w:hAnsiTheme="minorHAnsi" w:cs="Arial"/>
-          <w:iCs/>
-          <w:sz w:val="20"/>
-          <w:szCs w:val="20"/>
-        </w:rPr>
-        <w:t xml:space="preserve">Designed the overall project blueprint, including </w:t>
-      </w:r>
-      <w:r>
-        <w:rPr>
-          <w:rFonts w:asciiTheme="minorHAnsi" w:hAnsiTheme="minorHAnsi" w:cs="Arial"/>
-          <w:iCs/>
-          <w:sz w:val="20"/>
-          <w:szCs w:val="20"/>
-        </w:rPr>
-        <w:t xml:space="preserve">designating </w:t>
-      </w:r>
-      <w:r>
-        <w:rPr>
-          <w:rFonts w:asciiTheme="minorHAnsi" w:hAnsiTheme="minorHAnsi" w:cs="Arial"/>
-          <w:iCs/>
-          <w:sz w:val="20"/>
-          <w:szCs w:val="20"/>
-        </w:rPr>
-        <w:t>specif</w:t>
-      </w:r>
-      <w:r>
-        <w:rPr>
-          <w:rFonts w:asciiTheme="minorHAnsi" w:hAnsiTheme="minorHAnsi" w:cs="Arial"/>
-          <w:iCs/>
-          <w:sz w:val="20"/>
-          <w:szCs w:val="20"/>
-        </w:rPr>
-        <w:t>ications of</w:t>
-      </w:r>
-      <w:r>
-        <w:rPr>
-          <w:rFonts w:asciiTheme="minorHAnsi" w:hAnsiTheme="minorHAnsi" w:cs="Arial"/>
-          <w:iCs/>
-          <w:sz w:val="20"/>
-          <w:szCs w:val="20"/>
-        </w:rPr>
-        <w:t xml:space="preserve"> each component. Developed a strategy to diagnose the plant's status based on the impulse response of the stalk, reconstruct the action potential, and play back the artificial action potential to close the flytrap.</w:t>
-      </w:r>
-    </w:p>
-    <w:p>
-      <w:pPr>
-        <w:pStyle w:val="ac"/>
-        <w:numPr>
-          <w:ilvl w:val="0"/>
-          <w:numId w:val="25"/>
-        </w:numPr>
-        <w:tabs>
-          <w:tab w:val="left" w:pos="360"/>
-          <w:tab w:val="left" w:pos="1440"/>
-          <w:tab w:val="left" w:pos="5760"/>
-          <w:tab w:val="left" w:pos="7920"/>
-          <w:tab w:val="right" w:pos="10800"/>
-        </w:tabs>
-        <w:jc w:val="both"/>
-        <w:rPr>
-          <w:rFonts w:asciiTheme="minorHAnsi" w:hAnsiTheme="minorHAnsi" w:cs="Arial"/>
-          <w:iCs/>
-          <w:sz w:val="20"/>
-          <w:szCs w:val="20"/>
-        </w:rPr>
-      </w:pPr>
-      <w:r>
-        <w:rPr>
-          <w:rFonts w:asciiTheme="minorHAnsi" w:hAnsiTheme="minorHAnsi" w:cs="Arial"/>
-          <w:iCs/>
-          <w:sz w:val="20"/>
-          <w:szCs w:val="20"/>
-        </w:rPr>
-        <w:t xml:space="preserve">Built a digital system, including M2M communication protocol between </w:t>
-      </w:r>
-      <w:proofErr w:type="spellStart"/>
-      <w:r>
-        <w:rPr>
-          <w:rFonts w:asciiTheme="minorHAnsi" w:hAnsiTheme="minorHAnsi" w:cs="Arial"/>
-          <w:iCs/>
-          <w:sz w:val="20"/>
-          <w:szCs w:val="20"/>
-        </w:rPr>
-        <w:t>Seeeduino</w:t>
-      </w:r>
-      <w:proofErr w:type="spellEnd"/>
-      <w:r>
-        <w:rPr>
-          <w:rFonts w:asciiTheme="minorHAnsi" w:hAnsiTheme="minorHAnsi" w:cs="Arial"/>
-          <w:iCs/>
-          <w:sz w:val="20"/>
-          <w:szCs w:val="20"/>
-        </w:rPr>
-        <w:t xml:space="preserve"> on the device and MATLAB on a laptop, along with a MATLAB GUI app. Developed an algorithm to correct time delays from communication, enabling reliable recording and playback of signals up to 100 Hz, which exceeds the necessary frequency for plant signals.</w:t>
-      </w:r>
-    </w:p>
-    <w:p>
-      <w:pPr>
         <w:tabs>
           <w:tab w:val="left" w:pos="360"/>
           <w:tab w:val="left" w:pos="1440"/>
@@ -2744,16 +3064,64 @@
         <w:jc w:val="both"/>
         <w:rPr>
           <w:rFonts w:asciiTheme="minorHAnsi" w:hAnsiTheme="minorHAnsi" w:cs="Arial"/>
-          <w:b/>
-          <w:iCs/>
+          <w:iCs/>
+          <w:sz w:val="20"/>
+          <w:szCs w:val="20"/>
+        </w:rPr>
+      </w:pPr>
+      <w:r>
+        <w:rPr>
+          <w:rFonts w:asciiTheme="minorHAnsi" w:hAnsiTheme="minorHAnsi" w:cs="Arial"/>
           <w:sz w:val="20"/>
           <w:szCs w:val="20"/>
           <w:lang w:eastAsia="ko-KR"/>
         </w:rPr>
-      </w:pPr>
+        <w:t>Participated in three weeks of development, brainstorming and prototyping an item suitable for the topic</w:t>
+      </w:r>
+      <w:r>
+        <w:rPr>
+          <w:rFonts w:asciiTheme="minorHAnsi" w:hAnsiTheme="minorHAnsi" w:cs="Arial"/>
+          <w:sz w:val="20"/>
+          <w:szCs w:val="20"/>
+          <w:lang w:eastAsia="ko-KR"/>
+        </w:rPr>
+        <w:t xml:space="preserve"> using materials and equipment provided by </w:t>
+      </w:r>
+      <w:r>
+        <w:rPr>
+          <w:rFonts w:asciiTheme="minorHAnsi" w:hAnsiTheme="minorHAnsi" w:cs="Arial"/>
+          <w:sz w:val="20"/>
+          <w:szCs w:val="20"/>
+          <w:lang w:eastAsia="ko-KR"/>
+        </w:rPr>
+        <w:t xml:space="preserve">KAIST </w:t>
+      </w:r>
+      <w:r>
+        <w:rPr>
+          <w:rFonts w:asciiTheme="minorHAnsi" w:hAnsiTheme="minorHAnsi" w:cs="Arial"/>
+          <w:sz w:val="20"/>
+          <w:szCs w:val="20"/>
+          <w:lang w:eastAsia="ko-KR"/>
+        </w:rPr>
+        <w:t>makerspace</w:t>
+      </w:r>
+      <w:r>
+        <w:rPr>
+          <w:rFonts w:asciiTheme="minorHAnsi" w:hAnsiTheme="minorHAnsi" w:cs="Arial"/>
+          <w:sz w:val="20"/>
+          <w:szCs w:val="20"/>
+          <w:lang w:eastAsia="ko-KR"/>
+        </w:rPr>
+        <w:t>. Led a team of four as the leader and won the top award with $2000.</w:t>
+      </w:r>
     </w:p>
     <w:p>
       <w:pPr>
+        <w:pStyle w:val="ac"/>
+        <w:numPr>
+          <w:ilvl w:val="0"/>
+          <w:numId w:val="29"/>
+        </w:numPr>
         <w:tabs>
           <w:tab w:val="left" w:pos="360"/>
           <w:tab w:val="left" w:pos="1440"/>
@@ -2764,16 +3132,28 @@
         <w:jc w:val="both"/>
         <w:rPr>
           <w:rFonts w:asciiTheme="minorHAnsi" w:hAnsiTheme="minorHAnsi" w:cs="Arial"/>
-          <w:b/>
-          <w:iCs/>
-          <w:sz w:val="20"/>
-          <w:szCs w:val="20"/>
-          <w:lang w:eastAsia="ko-KR"/>
-        </w:rPr>
-      </w:pPr>
+          <w:iCs/>
+          <w:sz w:val="20"/>
+          <w:szCs w:val="20"/>
+        </w:rPr>
+      </w:pPr>
+      <w:r>
+        <w:rPr>
+          <w:rFonts w:asciiTheme="minorHAnsi" w:hAnsiTheme="minorHAnsi" w:cs="Arial"/>
+          <w:iCs/>
+          <w:sz w:val="20"/>
+          <w:szCs w:val="20"/>
+        </w:rPr>
+        <w:t>Proposed an RFID token system to manage the expiration dates of food in refrigerators. Innovated the pre-existing RFID refrigerator system by installing an RFID reader on a token container instead of the refrigerator, which significantly decreased the cost and simplified the management algorithm.</w:t>
+      </w:r>
     </w:p>
     <w:p>
       <w:pPr>
+        <w:pStyle w:val="ac"/>
+        <w:numPr>
+          <w:ilvl w:val="0"/>
+          <w:numId w:val="29"/>
+        </w:numPr>
         <w:tabs>
           <w:tab w:val="left" w:pos="360"/>
           <w:tab w:val="left" w:pos="1440"/>
@@ -2784,55 +3164,19 @@
         <w:jc w:val="both"/>
         <w:rPr>
           <w:rFonts w:asciiTheme="minorHAnsi" w:hAnsiTheme="minorHAnsi" w:cs="Arial"/>
-          <w:b/>
-          <w:iCs/>
-          <w:sz w:val="20"/>
-          <w:szCs w:val="20"/>
-          <w:lang w:eastAsia="ko-KR"/>
-        </w:rPr>
-      </w:pPr>
-      <w:r>
-        <w:rPr>
-          <w:rFonts w:asciiTheme="minorHAnsi" w:hAnsiTheme="minorHAnsi" w:cs="Arial" w:hint="eastAsia"/>
-          <w:b/>
-          <w:iCs/>
-          <w:sz w:val="20"/>
-          <w:szCs w:val="20"/>
-          <w:lang w:eastAsia="ko-KR"/>
-        </w:rPr>
-        <w:lastRenderedPageBreak/>
-        <w:t>G</w:t>
-      </w:r>
-      <w:r>
-        <w:rPr>
-          <w:rFonts w:asciiTheme="minorHAnsi" w:hAnsiTheme="minorHAnsi" w:cs="Arial"/>
-          <w:b/>
-          <w:iCs/>
-          <w:sz w:val="20"/>
-          <w:szCs w:val="20"/>
-          <w:lang w:eastAsia="ko-KR"/>
-        </w:rPr>
-        <w:t xml:space="preserve">eorgia Institute of Technology </w:t>
-      </w:r>
-      <w:r>
-        <w:rPr>
-          <w:rFonts w:asciiTheme="minorHAnsi" w:hAnsiTheme="minorHAnsi" w:cs="Arial"/>
-          <w:b/>
-          <w:iCs/>
-          <w:sz w:val="20"/>
-          <w:szCs w:val="20"/>
-        </w:rPr>
-        <w:t xml:space="preserve">| </w:t>
-      </w:r>
-      <w:r>
-        <w:rPr>
-          <w:rFonts w:asciiTheme="minorHAnsi" w:hAnsiTheme="minorHAnsi" w:cs="Arial"/>
-          <w:b/>
-          <w:iCs/>
-          <w:sz w:val="20"/>
-          <w:szCs w:val="20"/>
-        </w:rPr>
-        <w:t>Atlanta, GA</w:t>
+          <w:iCs/>
+          <w:sz w:val="20"/>
+          <w:szCs w:val="20"/>
+        </w:rPr>
+      </w:pPr>
+      <w:r>
+        <w:rPr>
+          <w:rFonts w:asciiTheme="minorHAnsi" w:hAnsiTheme="minorHAnsi" w:cs="Arial"/>
+          <w:iCs/>
+          <w:sz w:val="20"/>
+          <w:szCs w:val="20"/>
+        </w:rPr>
+        <w:t>Managed the team through difficult times, changing the item three times during the three weeks. Took charge of the entire software coding process using C# UWP.</w:t>
       </w:r>
     </w:p>
     <w:p>
@@ -2851,39 +3195,99 @@
           <w:iCs/>
           <w:sz w:val="20"/>
           <w:szCs w:val="20"/>
-        </w:rPr>
-      </w:pPr>
-      <w:r>
-        <w:rPr>
-          <w:rFonts w:asciiTheme="minorHAnsi" w:hAnsiTheme="minorHAnsi" w:cs="Arial"/>
-          <w:b/>
-          <w:iCs/>
-          <w:sz w:val="20"/>
-          <w:szCs w:val="20"/>
-        </w:rPr>
-        <w:t xml:space="preserve">Junior Design Project: </w:t>
-      </w:r>
-      <w:proofErr w:type="spellStart"/>
-      <w:r>
-        <w:rPr>
-          <w:rFonts w:asciiTheme="minorHAnsi" w:hAnsiTheme="minorHAnsi" w:cs="Arial"/>
-          <w:b/>
-          <w:iCs/>
-          <w:sz w:val="20"/>
-          <w:szCs w:val="20"/>
-        </w:rPr>
-        <w:t>RoBACHtic</w:t>
-      </w:r>
-      <w:proofErr w:type="spellEnd"/>
-      <w:r>
-        <w:rPr>
-          <w:rFonts w:asciiTheme="minorHAnsi" w:hAnsiTheme="minorHAnsi" w:cs="Arial"/>
-          <w:b/>
-          <w:iCs/>
-          <w:sz w:val="20"/>
-          <w:szCs w:val="20"/>
-        </w:rPr>
-        <w:t xml:space="preserve"> Symphony</w:t>
+          <w:lang w:eastAsia="ko-KR"/>
+        </w:rPr>
+      </w:pPr>
+    </w:p>
+    <w:p>
+      <w:pPr>
+        <w:tabs>
+          <w:tab w:val="left" w:pos="360"/>
+          <w:tab w:val="left" w:pos="1440"/>
+          <w:tab w:val="left" w:pos="5760"/>
+          <w:tab w:val="left" w:pos="7920"/>
+          <w:tab w:val="right" w:pos="11340"/>
+        </w:tabs>
+        <w:jc w:val="both"/>
+        <w:rPr>
+          <w:rFonts w:asciiTheme="minorHAnsi" w:hAnsiTheme="minorHAnsi" w:cs="Arial"/>
+          <w:b/>
+          <w:iCs/>
+          <w:sz w:val="20"/>
+          <w:szCs w:val="20"/>
+          <w:lang w:eastAsia="ko-KR"/>
+        </w:rPr>
+      </w:pPr>
+      <w:r>
+        <w:rPr>
+          <w:rFonts w:asciiTheme="minorHAnsi" w:hAnsiTheme="minorHAnsi" w:cs="Arial" w:hint="eastAsia"/>
+          <w:b/>
+          <w:iCs/>
+          <w:sz w:val="20"/>
+          <w:szCs w:val="20"/>
+          <w:lang w:eastAsia="ko-KR"/>
+        </w:rPr>
+        <w:t>G</w:t>
+      </w:r>
+      <w:r>
+        <w:rPr>
+          <w:rFonts w:asciiTheme="minorHAnsi" w:hAnsiTheme="minorHAnsi" w:cs="Arial"/>
+          <w:b/>
+          <w:iCs/>
+          <w:sz w:val="20"/>
+          <w:szCs w:val="20"/>
+          <w:lang w:eastAsia="ko-KR"/>
+        </w:rPr>
+        <w:t xml:space="preserve">eorgia Institute of Technology </w:t>
+      </w:r>
+      <w:r>
+        <w:rPr>
+          <w:rFonts w:asciiTheme="minorHAnsi" w:hAnsiTheme="minorHAnsi" w:cs="Arial"/>
+          <w:b/>
+          <w:iCs/>
+          <w:sz w:val="20"/>
+          <w:szCs w:val="20"/>
+        </w:rPr>
+        <w:t xml:space="preserve">| </w:t>
+      </w:r>
+      <w:r>
+        <w:rPr>
+          <w:rFonts w:asciiTheme="minorHAnsi" w:hAnsiTheme="minorHAnsi" w:cs="Arial"/>
+          <w:b/>
+          <w:iCs/>
+          <w:sz w:val="20"/>
+          <w:szCs w:val="20"/>
+        </w:rPr>
+        <w:t>Atlanta, GA</w:t>
+      </w:r>
+    </w:p>
+    <w:p>
+      <w:pPr>
+        <w:tabs>
+          <w:tab w:val="left" w:pos="360"/>
+          <w:tab w:val="left" w:pos="1440"/>
+          <w:tab w:val="left" w:pos="5760"/>
+          <w:tab w:val="left" w:pos="7920"/>
+          <w:tab w:val="right" w:pos="11340"/>
+        </w:tabs>
+        <w:jc w:val="both"/>
+        <w:rPr>
+          <w:rFonts w:asciiTheme="minorHAnsi" w:hAnsiTheme="minorHAnsi" w:cs="Arial"/>
+          <w:b/>
+          <w:iCs/>
+          <w:sz w:val="20"/>
+          <w:szCs w:val="20"/>
+        </w:rPr>
+      </w:pPr>
+      <w:r>
+        <w:rPr>
+          <w:rFonts w:asciiTheme="minorHAnsi" w:hAnsiTheme="minorHAnsi" w:cs="Arial"/>
+          <w:b/>
+          <w:iCs/>
+          <w:sz w:val="20"/>
+          <w:szCs w:val="20"/>
+        </w:rPr>
+        <w:t>Senior Design Project: Plant Physiology</w:t>
       </w:r>
       <w:r>
         <w:rPr>
@@ -2956,7 +3360,7 @@
           <w:sz w:val="20"/>
           <w:szCs w:val="20"/>
         </w:rPr>
-        <w:t>Fall</w:t>
+        <w:t>Spring</w:t>
       </w:r>
       <w:r>
         <w:rPr>
@@ -2976,7 +3380,7 @@
           <w:sz w:val="20"/>
           <w:szCs w:val="20"/>
         </w:rPr>
-        <w:t>23</w:t>
+        <w:t>24</w:t>
       </w:r>
     </w:p>
     <w:p>
@@ -2984,7 +3388,7 @@
         <w:pStyle w:val="ac"/>
         <w:numPr>
           <w:ilvl w:val="0"/>
-          <w:numId w:val="28"/>
+          <w:numId w:val="25"/>
         </w:numPr>
         <w:tabs>
           <w:tab w:val="left" w:pos="360"/>
@@ -3008,7 +3412,27 @@
           <w:sz w:val="20"/>
           <w:szCs w:val="20"/>
         </w:rPr>
-        <w:t>Engineered a violin-playing machine with a piano keyboard interface to help children learn to play the violin.</w:t>
+        <w:t xml:space="preserve">Developed a system to record and play back the action potential of a Venus flytrap in collaboration with </w:t>
+      </w:r>
+      <w:proofErr w:type="spellStart"/>
+      <w:r>
+        <w:rPr>
+          <w:rFonts w:asciiTheme="minorHAnsi" w:hAnsiTheme="minorHAnsi" w:cs="Arial"/>
+          <w:iCs/>
+          <w:sz w:val="20"/>
+          <w:szCs w:val="20"/>
+        </w:rPr>
+        <w:t>Vivent</w:t>
+      </w:r>
+      <w:proofErr w:type="spellEnd"/>
+      <w:r>
+        <w:rPr>
+          <w:rFonts w:asciiTheme="minorHAnsi" w:hAnsiTheme="minorHAnsi" w:cs="Arial"/>
+          <w:iCs/>
+          <w:sz w:val="20"/>
+          <w:szCs w:val="20"/>
+        </w:rPr>
+        <w:t>, a Swiss agriculture company. Successfully closed the flytrap using only electrical signals.</w:t>
       </w:r>
     </w:p>
     <w:p>
@@ -3016,7 +3440,7 @@
         <w:pStyle w:val="ac"/>
         <w:numPr>
           <w:ilvl w:val="0"/>
-          <w:numId w:val="28"/>
+          <w:numId w:val="25"/>
         </w:numPr>
         <w:tabs>
           <w:tab w:val="left" w:pos="360"/>
@@ -3040,7 +3464,43 @@
           <w:sz w:val="20"/>
           <w:szCs w:val="20"/>
         </w:rPr>
-        <w:t>Designed and built all mechanical parts, including 3D-printed components with SolidWorks, such as the robot arm, gearbox, and model violin, and laser-cut wooden panels for a container box. Assembled the machine with teammates.</w:t>
+        <w:t xml:space="preserve">Designed the overall project blueprint, including </w:t>
+      </w:r>
+      <w:r>
+        <w:rPr>
+          <w:rFonts w:asciiTheme="minorHAnsi" w:hAnsiTheme="minorHAnsi" w:cs="Arial"/>
+          <w:iCs/>
+          <w:sz w:val="20"/>
+          <w:szCs w:val="20"/>
+        </w:rPr>
+        <w:t xml:space="preserve">designating </w:t>
+      </w:r>
+      <w:r>
+        <w:rPr>
+          <w:rFonts w:asciiTheme="minorHAnsi" w:hAnsiTheme="minorHAnsi" w:cs="Arial"/>
+          <w:iCs/>
+          <w:sz w:val="20"/>
+          <w:szCs w:val="20"/>
+        </w:rPr>
+        <w:t>specif</w:t>
+      </w:r>
+      <w:r>
+        <w:rPr>
+          <w:rFonts w:asciiTheme="minorHAnsi" w:hAnsiTheme="minorHAnsi" w:cs="Arial"/>
+          <w:iCs/>
+          <w:sz w:val="20"/>
+          <w:szCs w:val="20"/>
+        </w:rPr>
+        <w:t>ications of</w:t>
+      </w:r>
+      <w:r>
+        <w:rPr>
+          <w:rFonts w:asciiTheme="minorHAnsi" w:hAnsiTheme="minorHAnsi" w:cs="Arial"/>
+          <w:iCs/>
+          <w:sz w:val="20"/>
+          <w:szCs w:val="20"/>
+        </w:rPr>
+        <w:t xml:space="preserve"> each component. Developed a strategy to diagnose the plant's status based on the impulse response of the stalk, reconstruct the action potential, and play back the artificial action potential to close the flytrap.</w:t>
       </w:r>
     </w:p>
     <w:p>
@@ -3048,7 +3508,7 @@
         <w:pStyle w:val="ac"/>
         <w:numPr>
           <w:ilvl w:val="0"/>
-          <w:numId w:val="28"/>
+          <w:numId w:val="25"/>
         </w:numPr>
         <w:tabs>
           <w:tab w:val="left" w:pos="360"/>
@@ -3072,16 +3532,27 @@
           <w:sz w:val="20"/>
           <w:szCs w:val="20"/>
         </w:rPr>
-        <w:t>Authored over one-third of the project documentation, including the Market Analysis and Technological Verification sections</w:t>
-      </w:r>
-      <w:r>
-        <w:rPr>
-          <w:rFonts w:asciiTheme="minorHAnsi" w:hAnsiTheme="minorHAnsi" w:cs="Arial"/>
-          <w:iCs/>
-          <w:sz w:val="20"/>
-          <w:szCs w:val="20"/>
-        </w:rPr>
-        <w:t>.</w:t>
+        <w:t xml:space="preserve">Built a digital system, including M2M communication protocol between </w:t>
+      </w:r>
+      <w:proofErr w:type="spellStart"/>
+      <w:r>
+        <w:rPr>
+          <w:rFonts w:asciiTheme="minorHAnsi" w:hAnsiTheme="minorHAnsi" w:cs="Arial"/>
+          <w:iCs/>
+          <w:sz w:val="20"/>
+          <w:szCs w:val="20"/>
+        </w:rPr>
+        <w:t>Seeeduino</w:t>
+      </w:r>
+      <w:proofErr w:type="spellEnd"/>
+      <w:r>
+        <w:rPr>
+          <w:rFonts w:asciiTheme="minorHAnsi" w:hAnsiTheme="minorHAnsi" w:cs="Arial"/>
+          <w:iCs/>
+          <w:sz w:val="20"/>
+          <w:szCs w:val="20"/>
+        </w:rPr>
+        <w:t xml:space="preserve"> on the device and MATLAB on a laptop, along with a MATLAB GUI app. Developed an algorithm to correct time delays from communication, enabling reliable recording and playback of signals up to 100 Hz, which exceeds the necessary frequency for plant signals.</w:t>
       </w:r>
     </w:p>
     <w:p>
@@ -3100,6 +3571,7 @@
           <w:iCs/>
           <w:sz w:val="20"/>
           <w:szCs w:val="20"/>
+          <w:lang w:eastAsia="ko-KR"/>
         </w:rPr>
       </w:pPr>
     </w:p>
@@ -3119,97 +3591,50 @@
           <w:iCs/>
           <w:sz w:val="20"/>
           <w:szCs w:val="20"/>
-        </w:rPr>
-      </w:pPr>
-      <w:r>
-        <w:rPr>
-          <w:rFonts w:asciiTheme="minorHAnsi" w:hAnsiTheme="minorHAnsi" w:cs="Arial"/>
-          <w:b/>
-          <w:iCs/>
-          <w:sz w:val="20"/>
-          <w:szCs w:val="20"/>
-        </w:rPr>
-        <w:t xml:space="preserve">Dong Il </w:t>
-      </w:r>
-      <w:r>
-        <w:rPr>
-          <w:rFonts w:asciiTheme="minorHAnsi" w:hAnsiTheme="minorHAnsi" w:cs="Arial"/>
-          <w:b/>
-          <w:iCs/>
-          <w:sz w:val="20"/>
-          <w:szCs w:val="20"/>
-        </w:rPr>
-        <w:t>Vision</w:t>
-      </w:r>
-      <w:r>
-        <w:rPr>
-          <w:rFonts w:asciiTheme="minorHAnsi" w:hAnsiTheme="minorHAnsi" w:cs="Arial"/>
-          <w:b/>
-          <w:iCs/>
-          <w:sz w:val="20"/>
-          <w:szCs w:val="20"/>
-        </w:rPr>
-        <w:t xml:space="preserve"> | </w:t>
-      </w:r>
-      <w:r>
-        <w:rPr>
-          <w:rFonts w:asciiTheme="minorHAnsi" w:hAnsiTheme="minorHAnsi" w:cs="Arial"/>
-          <w:b/>
-          <w:iCs/>
-          <w:sz w:val="20"/>
-          <w:szCs w:val="20"/>
-        </w:rPr>
-        <w:t>Anyang</w:t>
-      </w:r>
-      <w:r>
-        <w:rPr>
-          <w:rFonts w:asciiTheme="minorHAnsi" w:hAnsiTheme="minorHAnsi" w:cs="Arial"/>
-          <w:b/>
-          <w:iCs/>
-          <w:sz w:val="20"/>
-          <w:szCs w:val="20"/>
-        </w:rPr>
-        <w:t xml:space="preserve">, South Korea </w:t>
-      </w:r>
-      <w:r>
-        <w:rPr>
-          <w:rFonts w:asciiTheme="minorHAnsi" w:hAnsiTheme="minorHAnsi" w:cs="Arial"/>
-          <w:b/>
-          <w:iCs/>
-          <w:sz w:val="20"/>
-          <w:szCs w:val="20"/>
-        </w:rPr>
-        <w:tab/>
-      </w:r>
-      <w:r>
-        <w:rPr>
-          <w:rFonts w:asciiTheme="minorHAnsi" w:hAnsiTheme="minorHAnsi" w:cs="Arial"/>
-          <w:b/>
-          <w:iCs/>
-          <w:sz w:val="20"/>
-          <w:szCs w:val="20"/>
-        </w:rPr>
-        <w:tab/>
-      </w:r>
-      <w:r>
-        <w:rPr>
-          <w:rFonts w:asciiTheme="minorHAnsi" w:hAnsiTheme="minorHAnsi" w:cs="Arial"/>
-          <w:b/>
-          <w:iCs/>
-          <w:sz w:val="20"/>
-          <w:szCs w:val="20"/>
-        </w:rPr>
-        <w:tab/>
-      </w:r>
-      <w:r>
-        <w:rPr>
-          <w:rFonts w:asciiTheme="minorHAnsi" w:hAnsiTheme="minorHAnsi" w:cs="Arial"/>
-          <w:i/>
-          <w:iCs/>
-          <w:sz w:val="20"/>
-          <w:szCs w:val="20"/>
-        </w:rPr>
-        <w:t>June – August 2023</w:t>
+          <w:lang w:eastAsia="ko-KR"/>
+        </w:rPr>
+      </w:pPr>
+      <w:r>
+        <w:rPr>
+          <w:rFonts w:asciiTheme="minorHAnsi" w:hAnsiTheme="minorHAnsi" w:cs="Arial" w:hint="eastAsia"/>
+          <w:b/>
+          <w:iCs/>
+          <w:sz w:val="20"/>
+          <w:szCs w:val="20"/>
+          <w:lang w:eastAsia="ko-KR"/>
+        </w:rPr>
+        <w:t>G</w:t>
+      </w:r>
+      <w:r>
+        <w:rPr>
+          <w:rFonts w:asciiTheme="minorHAnsi" w:hAnsiTheme="minorHAnsi" w:cs="Arial"/>
+          <w:b/>
+          <w:iCs/>
+          <w:sz w:val="20"/>
+          <w:szCs w:val="20"/>
+          <w:lang w:eastAsia="ko-KR"/>
+        </w:rPr>
+        <w:t xml:space="preserve">eorgia Institute of Technology </w:t>
+      </w:r>
+      <w:r>
+        <w:rPr>
+          <w:rFonts w:asciiTheme="minorHAnsi" w:hAnsiTheme="minorHAnsi" w:cs="Arial"/>
+          <w:b/>
+          <w:iCs/>
+          <w:sz w:val="20"/>
+          <w:szCs w:val="20"/>
+        </w:rPr>
+        <w:t xml:space="preserve">| </w:t>
+      </w:r>
+      <w:r>
+        <w:rPr>
+          <w:rFonts w:asciiTheme="minorHAnsi" w:hAnsiTheme="minorHAnsi" w:cs="Arial"/>
+          <w:b/>
+          <w:iCs/>
+          <w:sz w:val="20"/>
+          <w:szCs w:val="20"/>
+        </w:rPr>
+        <w:t>Atlanta, GA</w:t>
       </w:r>
     </w:p>
     <w:p>
@@ -3225,76 +3650,52 @@
         <w:rPr>
           <w:rFonts w:asciiTheme="minorHAnsi" w:hAnsiTheme="minorHAnsi" w:cs="Arial"/>
           <w:b/>
-          <w:i/>
-          <w:iCs/>
-          <w:sz w:val="20"/>
-          <w:szCs w:val="20"/>
-        </w:rPr>
-      </w:pPr>
-      <w:r>
-        <w:rPr>
-          <w:rFonts w:asciiTheme="minorHAnsi" w:hAnsiTheme="minorHAnsi" w:cs="Arial" w:hint="eastAsia"/>
-          <w:b/>
-          <w:i/>
-          <w:iCs/>
-          <w:sz w:val="20"/>
-          <w:szCs w:val="20"/>
-        </w:rPr>
-        <w:t>I</w:t>
-      </w:r>
-      <w:r>
-        <w:rPr>
-          <w:rFonts w:asciiTheme="minorHAnsi" w:hAnsiTheme="minorHAnsi" w:cs="Arial"/>
-          <w:b/>
-          <w:i/>
-          <w:iCs/>
-          <w:sz w:val="20"/>
-          <w:szCs w:val="20"/>
-        </w:rPr>
-        <w:t xml:space="preserve">ntern / </w:t>
-      </w:r>
-      <w:r>
-        <w:rPr>
-          <w:rFonts w:asciiTheme="minorHAnsi" w:hAnsiTheme="minorHAnsi" w:cs="Arial"/>
-          <w:b/>
-          <w:i/>
-          <w:iCs/>
-          <w:sz w:val="20"/>
-          <w:szCs w:val="20"/>
-        </w:rPr>
-        <w:t>Software</w:t>
-      </w:r>
-      <w:r>
-        <w:rPr>
-          <w:rFonts w:asciiTheme="minorHAnsi" w:hAnsiTheme="minorHAnsi" w:cs="Arial"/>
-          <w:b/>
-          <w:i/>
-          <w:iCs/>
-          <w:sz w:val="20"/>
-          <w:szCs w:val="20"/>
-        </w:rPr>
-        <w:t xml:space="preserve"> Engineer</w:t>
-      </w:r>
-      <w:r>
-        <w:rPr>
-          <w:rFonts w:asciiTheme="minorHAnsi" w:hAnsiTheme="minorHAnsi" w:cs="Arial"/>
-          <w:b/>
-          <w:i/>
-          <w:iCs/>
-          <w:sz w:val="20"/>
-          <w:szCs w:val="20"/>
-        </w:rPr>
-        <w:t xml:space="preserve"> </w:t>
-      </w:r>
-      <w:r>
-        <w:rPr>
-          <w:rFonts w:asciiTheme="minorHAnsi" w:hAnsiTheme="minorHAnsi" w:cs="Arial"/>
-          <w:b/>
-          <w:iCs/>
-          <w:sz w:val="20"/>
-          <w:szCs w:val="20"/>
-        </w:rPr>
-        <w:t>[</w:t>
+          <w:iCs/>
+          <w:sz w:val="20"/>
+          <w:szCs w:val="20"/>
+        </w:rPr>
+      </w:pPr>
+      <w:r>
+        <w:rPr>
+          <w:rFonts w:asciiTheme="minorHAnsi" w:hAnsiTheme="minorHAnsi" w:cs="Arial"/>
+          <w:b/>
+          <w:iCs/>
+          <w:sz w:val="20"/>
+          <w:szCs w:val="20"/>
+        </w:rPr>
+        <w:t xml:space="preserve">Junior Design Project: </w:t>
+      </w:r>
+      <w:proofErr w:type="spellStart"/>
+      <w:r>
+        <w:rPr>
+          <w:rFonts w:asciiTheme="minorHAnsi" w:hAnsiTheme="minorHAnsi" w:cs="Arial"/>
+          <w:b/>
+          <w:iCs/>
+          <w:sz w:val="20"/>
+          <w:szCs w:val="20"/>
+        </w:rPr>
+        <w:t>RoBACHtic</w:t>
+      </w:r>
+      <w:proofErr w:type="spellEnd"/>
+      <w:r>
+        <w:rPr>
+          <w:rFonts w:asciiTheme="minorHAnsi" w:hAnsiTheme="minorHAnsi" w:cs="Arial"/>
+          <w:b/>
+          <w:iCs/>
+          <w:sz w:val="20"/>
+          <w:szCs w:val="20"/>
+        </w:rPr>
+        <w:t xml:space="preserve"> Symphony</w:t>
+      </w:r>
+      <w:r>
+        <w:rPr>
+          <w:rFonts w:asciiTheme="minorHAnsi" w:hAnsiTheme="minorHAnsi" w:cs="Arial"/>
+          <w:b/>
+          <w:iCs/>
+          <w:sz w:val="20"/>
+          <w:szCs w:val="20"/>
+        </w:rPr>
+        <w:t xml:space="preserve"> [</w:t>
       </w:r>
       <w:hyperlink r:id="rId14" w:history="1">
         <w:r>
@@ -3319,6 +3720,407 @@
         </w:rPr>
         <w:t>]</w:t>
       </w:r>
+      <w:r>
+        <w:rPr>
+          <w:rFonts w:asciiTheme="minorHAnsi" w:hAnsiTheme="minorHAnsi" w:cs="Arial"/>
+          <w:i/>
+          <w:iCs/>
+          <w:sz w:val="20"/>
+          <w:szCs w:val="20"/>
+        </w:rPr>
+        <w:tab/>
+      </w:r>
+      <w:r>
+        <w:rPr>
+          <w:rFonts w:asciiTheme="minorHAnsi" w:hAnsiTheme="minorHAnsi" w:cs="Arial"/>
+          <w:i/>
+          <w:iCs/>
+          <w:sz w:val="20"/>
+          <w:szCs w:val="20"/>
+        </w:rPr>
+        <w:tab/>
+      </w:r>
+      <w:r>
+        <w:rPr>
+          <w:rFonts w:asciiTheme="minorHAnsi" w:hAnsiTheme="minorHAnsi" w:cs="Arial"/>
+          <w:i/>
+          <w:iCs/>
+          <w:sz w:val="20"/>
+          <w:szCs w:val="20"/>
+        </w:rPr>
+        <w:tab/>
+      </w:r>
+      <w:r>
+        <w:rPr>
+          <w:rFonts w:asciiTheme="minorHAnsi" w:hAnsiTheme="minorHAnsi" w:cs="Arial"/>
+          <w:i/>
+          <w:iCs/>
+          <w:sz w:val="20"/>
+          <w:szCs w:val="20"/>
+        </w:rPr>
+        <w:t>Fall</w:t>
+      </w:r>
+      <w:r>
+        <w:rPr>
+          <w:rFonts w:asciiTheme="minorHAnsi" w:hAnsiTheme="minorHAnsi" w:cs="Arial"/>
+          <w:i/>
+          <w:iCs/>
+          <w:sz w:val="20"/>
+          <w:szCs w:val="20"/>
+        </w:rPr>
+        <w:t xml:space="preserve"> 20</w:t>
+      </w:r>
+      <w:r>
+        <w:rPr>
+          <w:rFonts w:asciiTheme="minorHAnsi" w:hAnsiTheme="minorHAnsi" w:cs="Arial"/>
+          <w:i/>
+          <w:iCs/>
+          <w:sz w:val="20"/>
+          <w:szCs w:val="20"/>
+        </w:rPr>
+        <w:t>23</w:t>
+      </w:r>
+    </w:p>
+    <w:p>
+      <w:pPr>
+        <w:pStyle w:val="ac"/>
+        <w:numPr>
+          <w:ilvl w:val="0"/>
+          <w:numId w:val="28"/>
+        </w:numPr>
+        <w:tabs>
+          <w:tab w:val="left" w:pos="360"/>
+          <w:tab w:val="left" w:pos="1440"/>
+          <w:tab w:val="left" w:pos="5760"/>
+          <w:tab w:val="left" w:pos="7920"/>
+          <w:tab w:val="right" w:pos="10800"/>
+        </w:tabs>
+        <w:jc w:val="both"/>
+        <w:rPr>
+          <w:rFonts w:asciiTheme="minorHAnsi" w:hAnsiTheme="minorHAnsi" w:cs="Arial"/>
+          <w:iCs/>
+          <w:sz w:val="20"/>
+          <w:szCs w:val="20"/>
+        </w:rPr>
+      </w:pPr>
+      <w:r>
+        <w:rPr>
+          <w:rFonts w:asciiTheme="minorHAnsi" w:hAnsiTheme="minorHAnsi" w:cs="Arial"/>
+          <w:iCs/>
+          <w:sz w:val="20"/>
+          <w:szCs w:val="20"/>
+        </w:rPr>
+        <w:t>Engineered a violin-playing machine with a piano keyboard interface to help children learn to play the violin.</w:t>
+      </w:r>
+    </w:p>
+    <w:p>
+      <w:pPr>
+        <w:pStyle w:val="ac"/>
+        <w:numPr>
+          <w:ilvl w:val="0"/>
+          <w:numId w:val="28"/>
+        </w:numPr>
+        <w:tabs>
+          <w:tab w:val="left" w:pos="360"/>
+          <w:tab w:val="left" w:pos="1440"/>
+          <w:tab w:val="left" w:pos="5760"/>
+          <w:tab w:val="left" w:pos="7920"/>
+          <w:tab w:val="right" w:pos="10800"/>
+        </w:tabs>
+        <w:jc w:val="both"/>
+        <w:rPr>
+          <w:rFonts w:asciiTheme="minorHAnsi" w:hAnsiTheme="minorHAnsi" w:cs="Arial"/>
+          <w:iCs/>
+          <w:sz w:val="20"/>
+          <w:szCs w:val="20"/>
+        </w:rPr>
+      </w:pPr>
+      <w:r>
+        <w:rPr>
+          <w:rFonts w:asciiTheme="minorHAnsi" w:hAnsiTheme="minorHAnsi" w:cs="Arial"/>
+          <w:iCs/>
+          <w:sz w:val="20"/>
+          <w:szCs w:val="20"/>
+        </w:rPr>
+        <w:t>Designed and built all mechanical parts, including 3D-printed components with SolidWorks, such as the robot arm, gearbox, and model violin, and laser-cut wooden panels for a container box. Assembled the machine with teammates.</w:t>
+      </w:r>
+    </w:p>
+    <w:p>
+      <w:pPr>
+        <w:pStyle w:val="ac"/>
+        <w:numPr>
+          <w:ilvl w:val="0"/>
+          <w:numId w:val="28"/>
+        </w:numPr>
+        <w:tabs>
+          <w:tab w:val="left" w:pos="360"/>
+          <w:tab w:val="left" w:pos="1440"/>
+          <w:tab w:val="left" w:pos="5760"/>
+          <w:tab w:val="left" w:pos="7920"/>
+          <w:tab w:val="right" w:pos="10800"/>
+        </w:tabs>
+        <w:jc w:val="both"/>
+        <w:rPr>
+          <w:rFonts w:asciiTheme="minorHAnsi" w:hAnsiTheme="minorHAnsi" w:cs="Arial"/>
+          <w:iCs/>
+          <w:sz w:val="20"/>
+          <w:szCs w:val="20"/>
+        </w:rPr>
+      </w:pPr>
+      <w:r>
+        <w:rPr>
+          <w:rFonts w:asciiTheme="minorHAnsi" w:hAnsiTheme="minorHAnsi" w:cs="Arial"/>
+          <w:iCs/>
+          <w:sz w:val="20"/>
+          <w:szCs w:val="20"/>
+        </w:rPr>
+        <w:t>Authored over one-third of the project documentation, including the Market Analysis and Technological Verification sections</w:t>
+      </w:r>
+      <w:r>
+        <w:rPr>
+          <w:rFonts w:asciiTheme="minorHAnsi" w:hAnsiTheme="minorHAnsi" w:cs="Arial"/>
+          <w:iCs/>
+          <w:sz w:val="20"/>
+          <w:szCs w:val="20"/>
+        </w:rPr>
+        <w:t>.</w:t>
+      </w:r>
+    </w:p>
+    <w:p>
+      <w:pPr>
+        <w:tabs>
+          <w:tab w:val="left" w:pos="360"/>
+          <w:tab w:val="left" w:pos="1440"/>
+          <w:tab w:val="left" w:pos="5760"/>
+          <w:tab w:val="left" w:pos="7920"/>
+          <w:tab w:val="right" w:pos="11340"/>
+        </w:tabs>
+        <w:jc w:val="both"/>
+        <w:rPr>
+          <w:rFonts w:asciiTheme="minorHAnsi" w:hAnsiTheme="minorHAnsi" w:cs="Arial"/>
+          <w:b/>
+          <w:iCs/>
+          <w:sz w:val="20"/>
+          <w:szCs w:val="20"/>
+        </w:rPr>
+      </w:pPr>
+    </w:p>
+    <w:p>
+      <w:pPr>
+        <w:tabs>
+          <w:tab w:val="left" w:pos="360"/>
+          <w:tab w:val="left" w:pos="1440"/>
+          <w:tab w:val="left" w:pos="5760"/>
+          <w:tab w:val="left" w:pos="7920"/>
+          <w:tab w:val="right" w:pos="11340"/>
+        </w:tabs>
+        <w:jc w:val="both"/>
+        <w:rPr>
+          <w:rFonts w:asciiTheme="minorHAnsi" w:hAnsiTheme="minorHAnsi" w:cs="Arial"/>
+          <w:b/>
+          <w:iCs/>
+          <w:sz w:val="20"/>
+          <w:szCs w:val="20"/>
+        </w:rPr>
+      </w:pPr>
+      <w:r>
+        <w:rPr>
+          <w:rFonts w:asciiTheme="minorHAnsi" w:hAnsiTheme="minorHAnsi" w:cs="Arial"/>
+          <w:b/>
+          <w:iCs/>
+          <w:sz w:val="20"/>
+          <w:szCs w:val="20"/>
+        </w:rPr>
+        <w:t xml:space="preserve">Dong Il </w:t>
+      </w:r>
+      <w:r>
+        <w:rPr>
+          <w:rFonts w:asciiTheme="minorHAnsi" w:hAnsiTheme="minorHAnsi" w:cs="Arial"/>
+          <w:b/>
+          <w:iCs/>
+          <w:sz w:val="20"/>
+          <w:szCs w:val="20"/>
+        </w:rPr>
+        <w:t>Vision</w:t>
+      </w:r>
+      <w:r>
+        <w:rPr>
+          <w:rFonts w:asciiTheme="minorHAnsi" w:hAnsiTheme="minorHAnsi" w:cs="Arial"/>
+          <w:b/>
+          <w:iCs/>
+          <w:sz w:val="20"/>
+          <w:szCs w:val="20"/>
+        </w:rPr>
+        <w:t xml:space="preserve"> | </w:t>
+      </w:r>
+      <w:r>
+        <w:rPr>
+          <w:rFonts w:asciiTheme="minorHAnsi" w:hAnsiTheme="minorHAnsi" w:cs="Arial"/>
+          <w:b/>
+          <w:iCs/>
+          <w:sz w:val="20"/>
+          <w:szCs w:val="20"/>
+        </w:rPr>
+        <w:t>Anyang</w:t>
+      </w:r>
+      <w:r>
+        <w:rPr>
+          <w:rFonts w:asciiTheme="minorHAnsi" w:hAnsiTheme="minorHAnsi" w:cs="Arial"/>
+          <w:b/>
+          <w:iCs/>
+          <w:sz w:val="20"/>
+          <w:szCs w:val="20"/>
+        </w:rPr>
+        <w:t xml:space="preserve">, South Korea </w:t>
+      </w:r>
+      <w:r>
+        <w:rPr>
+          <w:rFonts w:asciiTheme="minorHAnsi" w:hAnsiTheme="minorHAnsi" w:cs="Arial"/>
+          <w:b/>
+          <w:iCs/>
+          <w:sz w:val="20"/>
+          <w:szCs w:val="20"/>
+        </w:rPr>
+        <w:tab/>
+      </w:r>
+      <w:r>
+        <w:rPr>
+          <w:rFonts w:asciiTheme="minorHAnsi" w:hAnsiTheme="minorHAnsi" w:cs="Arial"/>
+          <w:b/>
+          <w:iCs/>
+          <w:sz w:val="20"/>
+          <w:szCs w:val="20"/>
+        </w:rPr>
+        <w:tab/>
+      </w:r>
+      <w:r>
+        <w:rPr>
+          <w:rFonts w:asciiTheme="minorHAnsi" w:hAnsiTheme="minorHAnsi" w:cs="Arial"/>
+          <w:b/>
+          <w:iCs/>
+          <w:sz w:val="20"/>
+          <w:szCs w:val="20"/>
+        </w:rPr>
+        <w:tab/>
+      </w:r>
+      <w:r>
+        <w:rPr>
+          <w:rFonts w:asciiTheme="minorHAnsi" w:hAnsiTheme="minorHAnsi" w:cs="Arial"/>
+          <w:i/>
+          <w:iCs/>
+          <w:sz w:val="20"/>
+          <w:szCs w:val="20"/>
+        </w:rPr>
+        <w:t>June – August 2023</w:t>
+      </w:r>
+    </w:p>
+    <w:p>
+      <w:pPr>
+        <w:tabs>
+          <w:tab w:val="left" w:pos="360"/>
+          <w:tab w:val="left" w:pos="1440"/>
+          <w:tab w:val="left" w:pos="5760"/>
+          <w:tab w:val="left" w:pos="7920"/>
+          <w:tab w:val="right" w:pos="11340"/>
+        </w:tabs>
+        <w:jc w:val="both"/>
+        <w:rPr>
+          <w:rFonts w:asciiTheme="minorHAnsi" w:hAnsiTheme="minorHAnsi" w:cs="Arial"/>
+          <w:b/>
+          <w:i/>
+          <w:iCs/>
+          <w:sz w:val="20"/>
+          <w:szCs w:val="20"/>
+        </w:rPr>
+      </w:pPr>
+      <w:r>
+        <w:rPr>
+          <w:rFonts w:asciiTheme="minorHAnsi" w:hAnsiTheme="minorHAnsi" w:cs="Arial" w:hint="eastAsia"/>
+          <w:b/>
+          <w:i/>
+          <w:iCs/>
+          <w:sz w:val="20"/>
+          <w:szCs w:val="20"/>
+        </w:rPr>
+        <w:t>I</w:t>
+      </w:r>
+      <w:r>
+        <w:rPr>
+          <w:rFonts w:asciiTheme="minorHAnsi" w:hAnsiTheme="minorHAnsi" w:cs="Arial"/>
+          <w:b/>
+          <w:i/>
+          <w:iCs/>
+          <w:sz w:val="20"/>
+          <w:szCs w:val="20"/>
+        </w:rPr>
+        <w:t xml:space="preserve">ntern / </w:t>
+      </w:r>
+      <w:r>
+        <w:rPr>
+          <w:rFonts w:asciiTheme="minorHAnsi" w:hAnsiTheme="minorHAnsi" w:cs="Arial"/>
+          <w:b/>
+          <w:i/>
+          <w:iCs/>
+          <w:sz w:val="20"/>
+          <w:szCs w:val="20"/>
+        </w:rPr>
+        <w:t>Software</w:t>
+      </w:r>
+      <w:r>
+        <w:rPr>
+          <w:rFonts w:asciiTheme="minorHAnsi" w:hAnsiTheme="minorHAnsi" w:cs="Arial"/>
+          <w:b/>
+          <w:i/>
+          <w:iCs/>
+          <w:sz w:val="20"/>
+          <w:szCs w:val="20"/>
+        </w:rPr>
+        <w:t xml:space="preserve"> Engineer</w:t>
+      </w:r>
+      <w:r>
+        <w:rPr>
+          <w:rFonts w:asciiTheme="minorHAnsi" w:hAnsiTheme="minorHAnsi" w:cs="Arial"/>
+          <w:b/>
+          <w:i/>
+          <w:iCs/>
+          <w:sz w:val="20"/>
+          <w:szCs w:val="20"/>
+        </w:rPr>
+        <w:t xml:space="preserve"> </w:t>
+      </w:r>
+      <w:r>
+        <w:rPr>
+          <w:rFonts w:asciiTheme="minorHAnsi" w:hAnsiTheme="minorHAnsi" w:cs="Arial"/>
+          <w:b/>
+          <w:iCs/>
+          <w:sz w:val="20"/>
+          <w:szCs w:val="20"/>
+        </w:rPr>
+        <w:t>[</w:t>
+      </w:r>
+      <w:hyperlink r:id="rId15" w:history="1">
+        <w:r>
+          <w:rPr>
+            <w:rStyle w:val="a3"/>
+            <w:rFonts w:asciiTheme="minorHAnsi" w:hAnsiTheme="minorHAnsi" w:cs="Arial"/>
+            <w:b/>
+            <w:iCs/>
+            <w:sz w:val="20"/>
+            <w:szCs w:val="20"/>
+          </w:rPr>
+          <w:t>link</w:t>
+        </w:r>
+      </w:hyperlink>
+      <w:r>
+        <w:rPr>
+          <w:rFonts w:asciiTheme="minorHAnsi" w:hAnsiTheme="minorHAnsi" w:cs="Arial"/>
+          <w:b/>
+          <w:iCs/>
+          <w:sz w:val="20"/>
+          <w:szCs w:val="20"/>
+        </w:rPr>
+        <w:t>]</w:t>
+      </w:r>
     </w:p>
     <w:p>
       <w:pPr>
@@ -5812,8 +6614,6 @@
         </w:rPr>
         <w:t>MAP, Waveform Shaping, ISI channel, OFDM, Viterbi Algorithm</w:t>
       </w:r>
-      <w:bookmarkStart w:id="0" w:name="_GoBack"/>
-      <w:bookmarkEnd w:id="0"/>
     </w:p>
     <w:p>
       <w:pPr>
@@ -5852,6 +6652,48 @@
           <w:lang w:eastAsia="ko-KR"/>
         </w:rPr>
       </w:pPr>
+      <w:r>
+        <w:rPr>
+          <w:rFonts w:asciiTheme="minorHAnsi" w:hAnsiTheme="minorHAnsi" w:cs="Arial" w:hint="eastAsia"/>
+          <w:b/>
+          <w:iCs/>
+          <w:sz w:val="20"/>
+          <w:szCs w:val="20"/>
+          <w:lang w:eastAsia="ko-KR"/>
+        </w:rPr>
+        <w:t>G</w:t>
+      </w:r>
+      <w:r>
+        <w:rPr>
+          <w:rFonts w:asciiTheme="minorHAnsi" w:hAnsiTheme="minorHAnsi" w:cs="Arial"/>
+          <w:b/>
+          <w:iCs/>
+          <w:sz w:val="20"/>
+          <w:szCs w:val="20"/>
+          <w:lang w:eastAsia="ko-KR"/>
+        </w:rPr>
+        <w:t xml:space="preserve">eorgia Institute of Technology </w:t>
+      </w:r>
+      <w:r>
+        <w:rPr>
+          <w:rFonts w:asciiTheme="minorHAnsi" w:hAnsiTheme="minorHAnsi" w:cs="Arial"/>
+          <w:b/>
+          <w:iCs/>
+          <w:sz w:val="20"/>
+          <w:szCs w:val="20"/>
+        </w:rPr>
+        <w:t xml:space="preserve">| </w:t>
+      </w:r>
+      <w:r>
+        <w:rPr>
+          <w:rFonts w:asciiTheme="minorHAnsi" w:hAnsiTheme="minorHAnsi" w:cs="Arial"/>
+          <w:b/>
+          <w:iCs/>
+          <w:sz w:val="20"/>
+          <w:szCs w:val="20"/>
+        </w:rPr>
+        <w:t>Atlanta, GA</w:t>
+      </w:r>
     </w:p>
     <w:p>
       <w:pPr>
@@ -5864,13 +6706,154 @@
         </w:tabs>
         <w:rPr>
           <w:rFonts w:asciiTheme="minorHAnsi" w:hAnsiTheme="minorHAnsi" w:cs="Arial"/>
-          <w:b/>
           <w:iCs/>
           <w:sz w:val="20"/>
           <w:szCs w:val="20"/>
           <w:lang w:eastAsia="ko-KR"/>
         </w:rPr>
       </w:pPr>
+      <w:r>
+        <w:rPr>
+          <w:rFonts w:asciiTheme="minorHAnsi" w:hAnsiTheme="minorHAnsi" w:cs="Arial" w:hint="eastAsia"/>
+          <w:b/>
+          <w:iCs/>
+          <w:sz w:val="20"/>
+          <w:szCs w:val="20"/>
+          <w:lang w:eastAsia="ko-KR"/>
+        </w:rPr>
+        <w:t>F</w:t>
+      </w:r>
+      <w:r>
+        <w:rPr>
+          <w:rFonts w:asciiTheme="minorHAnsi" w:hAnsiTheme="minorHAnsi" w:cs="Arial"/>
+          <w:b/>
+          <w:iCs/>
+          <w:sz w:val="20"/>
+          <w:szCs w:val="20"/>
+          <w:lang w:eastAsia="ko-KR"/>
+        </w:rPr>
+        <w:t>undamental of DSP</w:t>
+      </w:r>
+      <w:r>
+        <w:rPr>
+          <w:rFonts w:asciiTheme="minorHAnsi" w:hAnsiTheme="minorHAnsi" w:cs="Arial"/>
+          <w:iCs/>
+          <w:sz w:val="20"/>
+          <w:szCs w:val="20"/>
+          <w:lang w:eastAsia="ko-KR"/>
+        </w:rPr>
+        <w:t>: DFT</w:t>
+      </w:r>
+      <w:r>
+        <w:rPr>
+          <w:rFonts w:asciiTheme="minorHAnsi" w:hAnsiTheme="minorHAnsi" w:cs="Arial"/>
+          <w:iCs/>
+          <w:sz w:val="20"/>
+          <w:szCs w:val="20"/>
+          <w:lang w:eastAsia="ko-KR"/>
+        </w:rPr>
+        <w:t>,</w:t>
+      </w:r>
+      <w:r>
+        <w:rPr>
+          <w:rFonts w:asciiTheme="minorHAnsi" w:hAnsiTheme="minorHAnsi" w:cs="Arial"/>
+          <w:iCs/>
+          <w:sz w:val="20"/>
+          <w:szCs w:val="20"/>
+          <w:lang w:eastAsia="ko-KR"/>
+        </w:rPr>
+        <w:t xml:space="preserve"> </w:t>
+      </w:r>
+      <w:r>
+        <w:rPr>
+          <w:rFonts w:asciiTheme="minorHAnsi" w:hAnsiTheme="minorHAnsi" w:cs="Arial"/>
+          <w:iCs/>
+          <w:sz w:val="20"/>
+          <w:szCs w:val="20"/>
+          <w:lang w:eastAsia="ko-KR"/>
+        </w:rPr>
+        <w:t>Overlap Add/Save</w:t>
+      </w:r>
+      <w:r>
+        <w:rPr>
+          <w:rFonts w:asciiTheme="minorHAnsi" w:hAnsiTheme="minorHAnsi" w:cs="Arial"/>
+          <w:iCs/>
+          <w:sz w:val="20"/>
+          <w:szCs w:val="20"/>
+          <w:lang w:eastAsia="ko-KR"/>
+        </w:rPr>
+        <w:t>,</w:t>
+      </w:r>
+      <w:r>
+        <w:rPr>
+          <w:rFonts w:asciiTheme="minorHAnsi" w:hAnsiTheme="minorHAnsi" w:cs="Arial"/>
+          <w:iCs/>
+          <w:sz w:val="20"/>
+          <w:szCs w:val="20"/>
+          <w:lang w:eastAsia="ko-KR"/>
+        </w:rPr>
+        <w:t xml:space="preserve"> </w:t>
+      </w:r>
+      <w:r>
+        <w:rPr>
+          <w:rFonts w:asciiTheme="minorHAnsi" w:hAnsiTheme="minorHAnsi" w:cs="Arial"/>
+          <w:iCs/>
+          <w:sz w:val="20"/>
+          <w:szCs w:val="20"/>
+          <w:lang w:eastAsia="ko-KR"/>
+        </w:rPr>
+        <w:t>FFT &amp; IFFT Algorithm</w:t>
+      </w:r>
+      <w:r>
+        <w:rPr>
+          <w:rFonts w:asciiTheme="minorHAnsi" w:hAnsiTheme="minorHAnsi" w:cs="Arial"/>
+          <w:iCs/>
+          <w:sz w:val="20"/>
+          <w:szCs w:val="20"/>
+          <w:lang w:eastAsia="ko-KR"/>
+        </w:rPr>
+        <w:t>,</w:t>
+      </w:r>
+      <w:r>
+        <w:rPr>
+          <w:rFonts w:asciiTheme="minorHAnsi" w:hAnsiTheme="minorHAnsi" w:cs="Arial"/>
+          <w:iCs/>
+          <w:sz w:val="20"/>
+          <w:szCs w:val="20"/>
+          <w:lang w:eastAsia="ko-KR"/>
+        </w:rPr>
+        <w:t xml:space="preserve"> </w:t>
+      </w:r>
+      <w:r>
+        <w:rPr>
+          <w:rFonts w:asciiTheme="minorHAnsi" w:hAnsiTheme="minorHAnsi" w:cs="Arial"/>
+          <w:iCs/>
+          <w:sz w:val="20"/>
+          <w:szCs w:val="20"/>
+          <w:lang w:eastAsia="ko-KR"/>
+        </w:rPr>
+        <w:t>Kaiser Window</w:t>
+      </w:r>
+      <w:r>
+        <w:rPr>
+          <w:rFonts w:asciiTheme="minorHAnsi" w:hAnsiTheme="minorHAnsi" w:cs="Arial"/>
+          <w:iCs/>
+          <w:sz w:val="20"/>
+          <w:szCs w:val="20"/>
+          <w:lang w:eastAsia="ko-KR"/>
+        </w:rPr>
+        <w:t>,</w:t>
+      </w:r>
+      <w:r>
+        <w:rPr>
+          <w:rFonts w:asciiTheme="minorHAnsi" w:hAnsiTheme="minorHAnsi" w:cs="Arial"/>
+          <w:iCs/>
+          <w:sz w:val="20"/>
+          <w:szCs w:val="20"/>
+          <w:lang w:eastAsia="ko-KR"/>
+        </w:rPr>
+        <w:t xml:space="preserve"> PCA</w:t>
+      </w:r>
     </w:p>
     <w:p>
       <w:pPr>
@@ -5883,7 +6866,6 @@
         </w:tabs>
         <w:rPr>
           <w:rFonts w:asciiTheme="minorHAnsi" w:hAnsiTheme="minorHAnsi" w:cs="Arial"/>
-          <w:b/>
           <w:iCs/>
           <w:sz w:val="20"/>
           <w:szCs w:val="20"/>
@@ -5899,8 +6881,7 @@
           <w:szCs w:val="20"/>
           <w:lang w:eastAsia="ko-KR"/>
         </w:rPr>
-        <w:lastRenderedPageBreak/>
-        <w:t>G</w:t>
+        <w:t>R</w:t>
       </w:r>
       <w:r>
         <w:rPr>
@@ -5911,27 +6892,137 @@
           <w:szCs w:val="20"/>
           <w:lang w:eastAsia="ko-KR"/>
         </w:rPr>
-        <w:t xml:space="preserve">eorgia Institute of Technology </w:t>
-      </w:r>
-      <w:r>
-        <w:rPr>
-          <w:rFonts w:asciiTheme="minorHAnsi" w:hAnsiTheme="minorHAnsi" w:cs="Arial"/>
-          <w:b/>
-          <w:iCs/>
-          <w:sz w:val="20"/>
-          <w:szCs w:val="20"/>
-        </w:rPr>
-        <w:t xml:space="preserve">| </w:t>
-      </w:r>
-      <w:r>
-        <w:rPr>
-          <w:rFonts w:asciiTheme="minorHAnsi" w:hAnsiTheme="minorHAnsi" w:cs="Arial"/>
-          <w:b/>
-          <w:iCs/>
-          <w:sz w:val="20"/>
-          <w:szCs w:val="20"/>
-        </w:rPr>
-        <w:t>Atlanta, GA</w:t>
+        <w:t>andom Signal Processing and Its Application</w:t>
+      </w:r>
+      <w:r>
+        <w:rPr>
+          <w:rFonts w:asciiTheme="minorHAnsi" w:hAnsiTheme="minorHAnsi" w:cs="Arial"/>
+          <w:iCs/>
+          <w:sz w:val="20"/>
+          <w:szCs w:val="20"/>
+          <w:lang w:eastAsia="ko-KR"/>
+        </w:rPr>
+        <w:t>: MMSE</w:t>
+      </w:r>
+      <w:r>
+        <w:rPr>
+          <w:rFonts w:asciiTheme="minorHAnsi" w:hAnsiTheme="minorHAnsi" w:cs="Arial"/>
+          <w:iCs/>
+          <w:sz w:val="20"/>
+          <w:szCs w:val="20"/>
+          <w:lang w:eastAsia="ko-KR"/>
+        </w:rPr>
+        <w:t>,</w:t>
+      </w:r>
+      <w:r>
+        <w:rPr>
+          <w:rFonts w:asciiTheme="minorHAnsi" w:hAnsiTheme="minorHAnsi" w:cs="Arial"/>
+          <w:iCs/>
+          <w:sz w:val="20"/>
+          <w:szCs w:val="20"/>
+          <w:lang w:eastAsia="ko-KR"/>
+        </w:rPr>
+        <w:t xml:space="preserve"> MVUE</w:t>
+      </w:r>
+      <w:r>
+        <w:rPr>
+          <w:rFonts w:asciiTheme="minorHAnsi" w:hAnsiTheme="minorHAnsi" w:cs="Arial"/>
+          <w:iCs/>
+          <w:sz w:val="20"/>
+          <w:szCs w:val="20"/>
+          <w:lang w:eastAsia="ko-KR"/>
+        </w:rPr>
+        <w:t>,</w:t>
+      </w:r>
+      <w:r>
+        <w:rPr>
+          <w:rFonts w:asciiTheme="minorHAnsi" w:hAnsiTheme="minorHAnsi" w:cs="Arial"/>
+          <w:iCs/>
+          <w:sz w:val="20"/>
+          <w:szCs w:val="20"/>
+          <w:lang w:eastAsia="ko-KR"/>
+        </w:rPr>
+        <w:t xml:space="preserve"> MLE</w:t>
+      </w:r>
+      <w:r>
+        <w:rPr>
+          <w:rFonts w:asciiTheme="minorHAnsi" w:hAnsiTheme="minorHAnsi" w:cs="Arial"/>
+          <w:iCs/>
+          <w:sz w:val="20"/>
+          <w:szCs w:val="20"/>
+          <w:lang w:eastAsia="ko-KR"/>
+        </w:rPr>
+        <w:t>,</w:t>
+      </w:r>
+      <w:r>
+        <w:rPr>
+          <w:rFonts w:asciiTheme="minorHAnsi" w:hAnsiTheme="minorHAnsi" w:cs="Arial"/>
+          <w:iCs/>
+          <w:sz w:val="20"/>
+          <w:szCs w:val="20"/>
+          <w:lang w:eastAsia="ko-KR"/>
+        </w:rPr>
+        <w:t xml:space="preserve"> MoM Estimator</w:t>
+      </w:r>
+      <w:r>
+        <w:rPr>
+          <w:rFonts w:asciiTheme="minorHAnsi" w:hAnsiTheme="minorHAnsi" w:cs="Arial"/>
+          <w:iCs/>
+          <w:sz w:val="20"/>
+          <w:szCs w:val="20"/>
+          <w:lang w:eastAsia="ko-KR"/>
+        </w:rPr>
+        <w:t>,</w:t>
+      </w:r>
+      <w:r>
+        <w:rPr>
+          <w:rFonts w:asciiTheme="minorHAnsi" w:hAnsiTheme="minorHAnsi" w:cs="Arial"/>
+          <w:iCs/>
+          <w:sz w:val="20"/>
+          <w:szCs w:val="20"/>
+          <w:lang w:eastAsia="ko-KR"/>
+        </w:rPr>
+        <w:t xml:space="preserve"> BLUE</w:t>
+      </w:r>
+      <w:r>
+        <w:rPr>
+          <w:rFonts w:asciiTheme="minorHAnsi" w:hAnsiTheme="minorHAnsi" w:cs="Arial"/>
+          <w:iCs/>
+          <w:sz w:val="20"/>
+          <w:szCs w:val="20"/>
+          <w:lang w:eastAsia="ko-KR"/>
+        </w:rPr>
+        <w:t>,</w:t>
+      </w:r>
+      <w:r>
+        <w:rPr>
+          <w:rFonts w:asciiTheme="minorHAnsi" w:hAnsiTheme="minorHAnsi" w:cs="Arial"/>
+          <w:iCs/>
+          <w:sz w:val="20"/>
+          <w:szCs w:val="20"/>
+          <w:lang w:eastAsia="ko-KR"/>
+        </w:rPr>
+        <w:t xml:space="preserve"> LLSE</w:t>
+      </w:r>
+      <w:r>
+        <w:rPr>
+          <w:rFonts w:asciiTheme="minorHAnsi" w:hAnsiTheme="minorHAnsi" w:cs="Arial"/>
+          <w:iCs/>
+          <w:sz w:val="20"/>
+          <w:szCs w:val="20"/>
+          <w:lang w:eastAsia="ko-KR"/>
+        </w:rPr>
+        <w:t>,</w:t>
+      </w:r>
+      <w:r>
+        <w:rPr>
+          <w:rFonts w:asciiTheme="minorHAnsi" w:hAnsiTheme="minorHAnsi" w:cs="Arial"/>
+          <w:iCs/>
+          <w:sz w:val="20"/>
+          <w:szCs w:val="20"/>
+          <w:lang w:eastAsia="ko-KR"/>
+        </w:rPr>
+        <w:t xml:space="preserve"> Markov Random Field</w:t>
       </w:r>
     </w:p>
     <w:p>
@@ -5953,25 +7044,24 @@
       </w:pPr>
       <w:r>
         <w:rPr>
-          <w:rFonts w:asciiTheme="minorHAnsi" w:hAnsiTheme="minorHAnsi" w:cs="Arial" w:hint="eastAsia"/>
+          <w:rFonts w:asciiTheme="minorHAnsi" w:hAnsiTheme="minorHAnsi" w:cs="Arial"/>
           <w:b/>
           <w:iCs/>
           <w:sz w:val="20"/>
           <w:szCs w:val="20"/>
           <w:lang w:eastAsia="ko-KR"/>
         </w:rPr>
-        <w:t>F</w:t>
-      </w:r>
-      <w:r>
-        <w:rPr>
-          <w:rFonts w:asciiTheme="minorHAnsi" w:hAnsiTheme="minorHAnsi" w:cs="Arial"/>
-          <w:b/>
+        <w:t>Application of DSP</w:t>
+      </w:r>
+      <w:r>
+        <w:rPr>
+          <w:rFonts w:asciiTheme="minorHAnsi" w:hAnsiTheme="minorHAnsi" w:cs="Arial"/>
           <w:iCs/>
           <w:sz w:val="20"/>
           <w:szCs w:val="20"/>
           <w:lang w:eastAsia="ko-KR"/>
         </w:rPr>
-        <w:t>undamental of DSP</w:t>
+        <w:t xml:space="preserve">: </w:t>
       </w:r>
       <w:r>
         <w:rPr>
@@ -5981,7 +7071,7 @@
           <w:szCs w:val="20"/>
           <w:lang w:eastAsia="ko-KR"/>
         </w:rPr>
-        <w:t>: DFT</w:t>
+        <w:t>DTMF,</w:t>
       </w:r>
       <w:r>
         <w:rPr>
@@ -5991,7 +7081,7 @@
           <w:szCs w:val="20"/>
           <w:lang w:eastAsia="ko-KR"/>
         </w:rPr>
-        <w:t>,</w:t>
+        <w:t xml:space="preserve"> </w:t>
       </w:r>
       <w:r>
         <w:rPr>
@@ -6001,7 +7091,7 @@
           <w:szCs w:val="20"/>
           <w:lang w:eastAsia="ko-KR"/>
         </w:rPr>
-        <w:t xml:space="preserve"> </w:t>
+        <w:t xml:space="preserve">AR model, Linear Predictor, </w:t>
       </w:r>
       <w:r>
         <w:rPr>
@@ -6011,7 +7101,7 @@
           <w:szCs w:val="20"/>
           <w:lang w:eastAsia="ko-KR"/>
         </w:rPr>
-        <w:t>Overlap Add/Save</w:t>
+        <w:t xml:space="preserve">Autocorrelation Method, </w:t>
       </w:r>
       <w:r>
         <w:rPr>
@@ -6021,77 +7111,7 @@
           <w:szCs w:val="20"/>
           <w:lang w:eastAsia="ko-KR"/>
         </w:rPr>
-        <w:t>,</w:t>
-      </w:r>
-      <w:r>
-        <w:rPr>
-          <w:rFonts w:asciiTheme="minorHAnsi" w:hAnsiTheme="minorHAnsi" w:cs="Arial"/>
-          <w:iCs/>
-          <w:sz w:val="20"/>
-          <w:szCs w:val="20"/>
-          <w:lang w:eastAsia="ko-KR"/>
-        </w:rPr>
-        <w:t xml:space="preserve"> </w:t>
-      </w:r>
-      <w:r>
-        <w:rPr>
-          <w:rFonts w:asciiTheme="minorHAnsi" w:hAnsiTheme="minorHAnsi" w:cs="Arial"/>
-          <w:iCs/>
-          <w:sz w:val="20"/>
-          <w:szCs w:val="20"/>
-          <w:lang w:eastAsia="ko-KR"/>
-        </w:rPr>
-        <w:t>FFT &amp; IFFT Algorithm</w:t>
-      </w:r>
-      <w:r>
-        <w:rPr>
-          <w:rFonts w:asciiTheme="minorHAnsi" w:hAnsiTheme="minorHAnsi" w:cs="Arial"/>
-          <w:iCs/>
-          <w:sz w:val="20"/>
-          <w:szCs w:val="20"/>
-          <w:lang w:eastAsia="ko-KR"/>
-        </w:rPr>
-        <w:t>,</w:t>
-      </w:r>
-      <w:r>
-        <w:rPr>
-          <w:rFonts w:asciiTheme="minorHAnsi" w:hAnsiTheme="minorHAnsi" w:cs="Arial"/>
-          <w:iCs/>
-          <w:sz w:val="20"/>
-          <w:szCs w:val="20"/>
-          <w:lang w:eastAsia="ko-KR"/>
-        </w:rPr>
-        <w:t xml:space="preserve"> </w:t>
-      </w:r>
-      <w:r>
-        <w:rPr>
-          <w:rFonts w:asciiTheme="minorHAnsi" w:hAnsiTheme="minorHAnsi" w:cs="Arial"/>
-          <w:iCs/>
-          <w:sz w:val="20"/>
-          <w:szCs w:val="20"/>
-          <w:lang w:eastAsia="ko-KR"/>
-        </w:rPr>
-        <w:t>Kaiser Window</w:t>
-      </w:r>
-      <w:r>
-        <w:rPr>
-          <w:rFonts w:asciiTheme="minorHAnsi" w:hAnsiTheme="minorHAnsi" w:cs="Arial"/>
-          <w:iCs/>
-          <w:sz w:val="20"/>
-          <w:szCs w:val="20"/>
-          <w:lang w:eastAsia="ko-KR"/>
-        </w:rPr>
-        <w:t>,</w:t>
-      </w:r>
-      <w:r>
-        <w:rPr>
-          <w:rFonts w:asciiTheme="minorHAnsi" w:hAnsiTheme="minorHAnsi" w:cs="Arial"/>
-          <w:iCs/>
-          <w:sz w:val="20"/>
-          <w:szCs w:val="20"/>
-          <w:lang w:eastAsia="ko-KR"/>
-        </w:rPr>
-        <w:t xml:space="preserve"> PCA</w:t>
+        <w:t>Gray Code</w:t>
       </w:r>
     </w:p>
     <w:p>
@@ -6108,160 +7128,63 @@
           <w:iCs/>
           <w:sz w:val="20"/>
           <w:szCs w:val="20"/>
-          <w:lang w:eastAsia="ko-KR"/>
-        </w:rPr>
-      </w:pPr>
-      <w:r>
-        <w:rPr>
-          <w:rFonts w:asciiTheme="minorHAnsi" w:hAnsiTheme="minorHAnsi" w:cs="Arial" w:hint="eastAsia"/>
-          <w:b/>
-          <w:iCs/>
-          <w:sz w:val="20"/>
-          <w:szCs w:val="20"/>
-          <w:lang w:eastAsia="ko-KR"/>
-        </w:rPr>
-        <w:t>R</w:t>
-      </w:r>
-      <w:r>
-        <w:rPr>
-          <w:rFonts w:asciiTheme="minorHAnsi" w:hAnsiTheme="minorHAnsi" w:cs="Arial"/>
-          <w:b/>
-          <w:iCs/>
-          <w:sz w:val="20"/>
-          <w:szCs w:val="20"/>
-          <w:lang w:eastAsia="ko-KR"/>
-        </w:rPr>
-        <w:t>andom Signal Processing and Its Application</w:t>
-      </w:r>
-      <w:r>
-        <w:rPr>
-          <w:rFonts w:asciiTheme="minorHAnsi" w:hAnsiTheme="minorHAnsi" w:cs="Arial"/>
-          <w:iCs/>
-          <w:sz w:val="20"/>
-          <w:szCs w:val="20"/>
-          <w:lang w:eastAsia="ko-KR"/>
-        </w:rPr>
-        <w:t>: MMSE</w:t>
-      </w:r>
-      <w:r>
-        <w:rPr>
-          <w:rFonts w:asciiTheme="minorHAnsi" w:hAnsiTheme="minorHAnsi" w:cs="Arial"/>
-          <w:iCs/>
-          <w:sz w:val="20"/>
-          <w:szCs w:val="20"/>
-          <w:lang w:eastAsia="ko-KR"/>
-        </w:rPr>
-        <w:t>,</w:t>
-      </w:r>
-      <w:r>
-        <w:rPr>
-          <w:rFonts w:asciiTheme="minorHAnsi" w:hAnsiTheme="minorHAnsi" w:cs="Arial"/>
-          <w:iCs/>
-          <w:sz w:val="20"/>
-          <w:szCs w:val="20"/>
-          <w:lang w:eastAsia="ko-KR"/>
-        </w:rPr>
-        <w:t xml:space="preserve"> MVUE</w:t>
-      </w:r>
-      <w:r>
-        <w:rPr>
-          <w:rFonts w:asciiTheme="minorHAnsi" w:hAnsiTheme="minorHAnsi" w:cs="Arial"/>
-          <w:iCs/>
-          <w:sz w:val="20"/>
-          <w:szCs w:val="20"/>
-          <w:lang w:eastAsia="ko-KR"/>
-        </w:rPr>
-        <w:t>,</w:t>
-      </w:r>
-      <w:r>
-        <w:rPr>
-          <w:rFonts w:asciiTheme="minorHAnsi" w:hAnsiTheme="minorHAnsi" w:cs="Arial"/>
-          <w:iCs/>
-          <w:sz w:val="20"/>
-          <w:szCs w:val="20"/>
-          <w:lang w:eastAsia="ko-KR"/>
-        </w:rPr>
-        <w:t xml:space="preserve"> MLE</w:t>
-      </w:r>
-      <w:r>
-        <w:rPr>
-          <w:rFonts w:asciiTheme="minorHAnsi" w:hAnsiTheme="minorHAnsi" w:cs="Arial"/>
-          <w:iCs/>
-          <w:sz w:val="20"/>
-          <w:szCs w:val="20"/>
-          <w:lang w:eastAsia="ko-KR"/>
-        </w:rPr>
-        <w:t>,</w:t>
-      </w:r>
-      <w:r>
-        <w:rPr>
-          <w:rFonts w:asciiTheme="minorHAnsi" w:hAnsiTheme="minorHAnsi" w:cs="Arial"/>
-          <w:iCs/>
-          <w:sz w:val="20"/>
-          <w:szCs w:val="20"/>
-          <w:lang w:eastAsia="ko-KR"/>
-        </w:rPr>
-        <w:t xml:space="preserve"> MoM Estimator</w:t>
-      </w:r>
-      <w:r>
-        <w:rPr>
-          <w:rFonts w:asciiTheme="minorHAnsi" w:hAnsiTheme="minorHAnsi" w:cs="Arial"/>
-          <w:iCs/>
-          <w:sz w:val="20"/>
-          <w:szCs w:val="20"/>
-          <w:lang w:eastAsia="ko-KR"/>
-        </w:rPr>
-        <w:t>,</w:t>
-      </w:r>
-      <w:r>
-        <w:rPr>
-          <w:rFonts w:asciiTheme="minorHAnsi" w:hAnsiTheme="minorHAnsi" w:cs="Arial"/>
-          <w:iCs/>
-          <w:sz w:val="20"/>
-          <w:szCs w:val="20"/>
-          <w:lang w:eastAsia="ko-KR"/>
-        </w:rPr>
-        <w:t xml:space="preserve"> BLUE</w:t>
-      </w:r>
-      <w:r>
-        <w:rPr>
-          <w:rFonts w:asciiTheme="minorHAnsi" w:hAnsiTheme="minorHAnsi" w:cs="Arial"/>
-          <w:iCs/>
-          <w:sz w:val="20"/>
-          <w:szCs w:val="20"/>
-          <w:lang w:eastAsia="ko-KR"/>
-        </w:rPr>
-        <w:t>,</w:t>
-      </w:r>
-      <w:r>
-        <w:rPr>
-          <w:rFonts w:asciiTheme="minorHAnsi" w:hAnsiTheme="minorHAnsi" w:cs="Arial"/>
-          <w:iCs/>
-          <w:sz w:val="20"/>
-          <w:szCs w:val="20"/>
-          <w:lang w:eastAsia="ko-KR"/>
-        </w:rPr>
-        <w:t xml:space="preserve"> LLSE</w:t>
-      </w:r>
-      <w:r>
-        <w:rPr>
-          <w:rFonts w:asciiTheme="minorHAnsi" w:hAnsiTheme="minorHAnsi" w:cs="Arial"/>
-          <w:iCs/>
-          <w:sz w:val="20"/>
-          <w:szCs w:val="20"/>
-          <w:lang w:eastAsia="ko-KR"/>
-        </w:rPr>
-        <w:t>,</w:t>
-      </w:r>
-      <w:r>
-        <w:rPr>
-          <w:rFonts w:asciiTheme="minorHAnsi" w:hAnsiTheme="minorHAnsi" w:cs="Arial"/>
-          <w:iCs/>
-          <w:sz w:val="20"/>
-          <w:szCs w:val="20"/>
-          <w:lang w:eastAsia="ko-KR"/>
-        </w:rPr>
-        <w:t xml:space="preserve"> Markov Random Field</w:t>
+        </w:rPr>
+      </w:pPr>
+      <w:r>
+        <w:rPr>
+          <w:rFonts w:asciiTheme="minorHAnsi" w:hAnsiTheme="minorHAnsi" w:cs="Arial"/>
+          <w:b/>
+          <w:iCs/>
+          <w:sz w:val="20"/>
+          <w:szCs w:val="20"/>
+        </w:rPr>
+        <w:t>Statistical</w:t>
+      </w:r>
+      <w:r>
+        <w:rPr>
+          <w:rFonts w:asciiTheme="minorHAnsi" w:hAnsiTheme="minorHAnsi" w:cs="Arial"/>
+          <w:b/>
+          <w:iCs/>
+          <w:sz w:val="20"/>
+          <w:szCs w:val="20"/>
+        </w:rPr>
+        <w:t xml:space="preserve"> Machine Learning</w:t>
+      </w:r>
+      <w:r>
+        <w:rPr>
+          <w:rFonts w:asciiTheme="minorHAnsi" w:hAnsiTheme="minorHAnsi" w:cs="Arial"/>
+          <w:iCs/>
+          <w:sz w:val="20"/>
+          <w:szCs w:val="20"/>
+        </w:rPr>
+        <w:t>: growth function,</w:t>
+      </w:r>
+      <w:r>
+        <w:rPr>
+          <w:rFonts w:asciiTheme="minorHAnsi" w:hAnsiTheme="minorHAnsi" w:cs="Arial"/>
+          <w:iCs/>
+          <w:sz w:val="20"/>
+          <w:szCs w:val="20"/>
+        </w:rPr>
+        <w:t xml:space="preserve"> VC dimension, PCA,</w:t>
+      </w:r>
+      <w:r>
+        <w:rPr>
+          <w:rFonts w:asciiTheme="minorHAnsi" w:hAnsiTheme="minorHAnsi" w:cs="Arial"/>
+          <w:iCs/>
+          <w:sz w:val="20"/>
+          <w:szCs w:val="20"/>
+        </w:rPr>
+        <w:t xml:space="preserve"> KKT condition</w:t>
+      </w:r>
+      <w:r>
+        <w:rPr>
+          <w:rFonts w:asciiTheme="minorHAnsi" w:hAnsiTheme="minorHAnsi" w:cs="Arial"/>
+          <w:iCs/>
+          <w:sz w:val="20"/>
+          <w:szCs w:val="20"/>
+        </w:rPr>
+        <w:t>, Kernel SVM, GMM</w:t>
       </w:r>
     </w:p>
     <w:p>
@@ -6278,79 +7201,62 @@
           <w:iCs/>
           <w:sz w:val="20"/>
           <w:szCs w:val="20"/>
-          <w:lang w:eastAsia="ko-KR"/>
-        </w:rPr>
-      </w:pPr>
-      <w:r>
-        <w:rPr>
-          <w:rFonts w:asciiTheme="minorHAnsi" w:hAnsiTheme="minorHAnsi" w:cs="Arial"/>
-          <w:b/>
-          <w:iCs/>
-          <w:sz w:val="20"/>
-          <w:szCs w:val="20"/>
-          <w:lang w:eastAsia="ko-KR"/>
-        </w:rPr>
-        <w:t>Application of DSP</w:t>
-      </w:r>
-      <w:r>
-        <w:rPr>
-          <w:rFonts w:asciiTheme="minorHAnsi" w:hAnsiTheme="minorHAnsi" w:cs="Arial"/>
-          <w:iCs/>
-          <w:sz w:val="20"/>
-          <w:szCs w:val="20"/>
-          <w:lang w:eastAsia="ko-KR"/>
-        </w:rPr>
-        <w:t xml:space="preserve">: </w:t>
-      </w:r>
-      <w:r>
-        <w:rPr>
-          <w:rFonts w:asciiTheme="minorHAnsi" w:hAnsiTheme="minorHAnsi" w:cs="Arial"/>
-          <w:iCs/>
-          <w:sz w:val="20"/>
-          <w:szCs w:val="20"/>
-          <w:lang w:eastAsia="ko-KR"/>
-        </w:rPr>
-        <w:t>DTMF,</w:t>
-      </w:r>
-      <w:r>
-        <w:rPr>
-          <w:rFonts w:asciiTheme="minorHAnsi" w:hAnsiTheme="minorHAnsi" w:cs="Arial"/>
-          <w:iCs/>
-          <w:sz w:val="20"/>
-          <w:szCs w:val="20"/>
-          <w:lang w:eastAsia="ko-KR"/>
+        </w:rPr>
+      </w:pPr>
+      <w:r>
+        <w:rPr>
+          <w:rFonts w:asciiTheme="minorHAnsi" w:hAnsiTheme="minorHAnsi" w:cs="Arial"/>
+          <w:b/>
+          <w:iCs/>
+          <w:sz w:val="20"/>
+          <w:szCs w:val="20"/>
+        </w:rPr>
+        <w:t>Graphical Models in Machine Learning</w:t>
+      </w:r>
+      <w:r>
+        <w:rPr>
+          <w:rFonts w:asciiTheme="minorHAnsi" w:hAnsiTheme="minorHAnsi" w:cs="Arial"/>
+          <w:iCs/>
+          <w:sz w:val="20"/>
+          <w:szCs w:val="20"/>
+        </w:rPr>
+        <w:t xml:space="preserve">: Bayesian Network, Markov Network, </w:t>
+      </w:r>
+      <w:r>
+        <w:rPr>
+          <w:rFonts w:asciiTheme="minorHAnsi" w:hAnsiTheme="minorHAnsi" w:cs="Arial"/>
+          <w:iCs/>
+          <w:sz w:val="20"/>
+          <w:szCs w:val="20"/>
+        </w:rPr>
+        <w:t xml:space="preserve">MCMC, </w:t>
+      </w:r>
+      <w:r>
+        <w:rPr>
+          <w:rFonts w:asciiTheme="minorHAnsi" w:hAnsiTheme="minorHAnsi" w:cs="Arial"/>
+          <w:iCs/>
+          <w:sz w:val="20"/>
+          <w:szCs w:val="20"/>
+        </w:rPr>
+        <w:t xml:space="preserve">Gibbs sampling, </w:t>
+      </w:r>
+      <w:r>
+        <w:rPr>
+          <w:rFonts w:asciiTheme="minorHAnsi" w:hAnsiTheme="minorHAnsi" w:cs="Arial"/>
+          <w:iCs/>
+          <w:sz w:val="20"/>
+          <w:szCs w:val="20"/>
+        </w:rPr>
+        <w:t>Metropolis-Hastings algorithm</w:t>
+      </w:r>
+      <w:r>
+        <w:rPr>
+          <w:rFonts w:asciiTheme="minorHAnsi" w:hAnsiTheme="minorHAnsi" w:cs="Arial"/>
+          <w:iCs/>
+          <w:sz w:val="20"/>
+          <w:szCs w:val="20"/>
         </w:rPr>
         <w:t xml:space="preserve"> </w:t>
-      </w:r>
-      <w:r>
-        <w:rPr>
-          <w:rFonts w:asciiTheme="minorHAnsi" w:hAnsiTheme="minorHAnsi" w:cs="Arial"/>
-          <w:iCs/>
-          <w:sz w:val="20"/>
-          <w:szCs w:val="20"/>
-          <w:lang w:eastAsia="ko-KR"/>
-        </w:rPr>
-        <w:t xml:space="preserve">AR model, Linear Predictor, </w:t>
-      </w:r>
-      <w:r>
-        <w:rPr>
-          <w:rFonts w:asciiTheme="minorHAnsi" w:hAnsiTheme="minorHAnsi" w:cs="Arial"/>
-          <w:iCs/>
-          <w:sz w:val="20"/>
-          <w:szCs w:val="20"/>
-          <w:lang w:eastAsia="ko-KR"/>
-        </w:rPr>
-        <w:t xml:space="preserve">Autocorrelation Method, </w:t>
-      </w:r>
-      <w:r>
-        <w:rPr>
-          <w:rFonts w:asciiTheme="minorHAnsi" w:hAnsiTheme="minorHAnsi" w:cs="Arial"/>
-          <w:iCs/>
-          <w:sz w:val="20"/>
-          <w:szCs w:val="20"/>
-          <w:lang w:eastAsia="ko-KR"/>
-        </w:rPr>
-        <w:t>Gray Code</w:t>
       </w:r>
     </w:p>
     <w:p>
@@ -6377,53 +7283,81 @@
           <w:sz w:val="20"/>
           <w:szCs w:val="20"/>
         </w:rPr>
-        <w:t>Statistical</w:t>
-      </w:r>
-      <w:r>
-        <w:rPr>
-          <w:rFonts w:asciiTheme="minorHAnsi" w:hAnsiTheme="minorHAnsi" w:cs="Arial"/>
-          <w:b/>
-          <w:iCs/>
-          <w:sz w:val="20"/>
-          <w:szCs w:val="20"/>
-        </w:rPr>
-        <w:t xml:space="preserve"> Machine Learning</w:t>
-      </w:r>
-      <w:r>
-        <w:rPr>
-          <w:rFonts w:asciiTheme="minorHAnsi" w:hAnsiTheme="minorHAnsi" w:cs="Arial"/>
-          <w:iCs/>
-          <w:sz w:val="20"/>
-          <w:szCs w:val="20"/>
-        </w:rPr>
-        <w:t>: growth function,</w:t>
-      </w:r>
-      <w:r>
-        <w:rPr>
-          <w:rFonts w:asciiTheme="minorHAnsi" w:hAnsiTheme="minorHAnsi" w:cs="Arial"/>
-          <w:iCs/>
-          <w:sz w:val="20"/>
-          <w:szCs w:val="20"/>
-        </w:rPr>
-        <w:t xml:space="preserve"> VC dimension, PCA,</w:t>
-      </w:r>
-      <w:r>
-        <w:rPr>
-          <w:rFonts w:asciiTheme="minorHAnsi" w:hAnsiTheme="minorHAnsi" w:cs="Arial"/>
-          <w:iCs/>
-          <w:sz w:val="20"/>
-          <w:szCs w:val="20"/>
-        </w:rPr>
-        <w:t xml:space="preserve"> KKT condition</w:t>
-      </w:r>
-      <w:r>
-        <w:rPr>
-          <w:rFonts w:asciiTheme="minorHAnsi" w:hAnsiTheme="minorHAnsi" w:cs="Arial"/>
-          <w:iCs/>
-          <w:sz w:val="20"/>
-          <w:szCs w:val="20"/>
-        </w:rPr>
-        <w:t>, Kernel SVM, GMM</w:t>
+        <w:t>Digital Processing of Speech Signal</w:t>
+      </w:r>
+      <w:r>
+        <w:rPr>
+          <w:rFonts w:asciiTheme="minorHAnsi" w:hAnsiTheme="minorHAnsi" w:cs="Arial"/>
+          <w:iCs/>
+          <w:sz w:val="20"/>
+          <w:szCs w:val="20"/>
+        </w:rPr>
+        <w:t>:</w:t>
+      </w:r>
+      <w:r>
+        <w:rPr>
+          <w:rFonts w:asciiTheme="minorHAnsi" w:hAnsiTheme="minorHAnsi" w:cs="Arial"/>
+          <w:iCs/>
+          <w:sz w:val="20"/>
+          <w:szCs w:val="20"/>
+        </w:rPr>
+        <w:t xml:space="preserve"> </w:t>
+      </w:r>
+      <w:r>
+        <w:rPr>
+          <w:rFonts w:asciiTheme="minorHAnsi" w:hAnsiTheme="minorHAnsi" w:cs="Arial"/>
+          <w:iCs/>
+          <w:sz w:val="20"/>
+          <w:szCs w:val="20"/>
+        </w:rPr>
+        <w:t>Reading speech s</w:t>
+      </w:r>
+      <w:r>
+        <w:rPr>
+          <w:rFonts w:asciiTheme="minorHAnsi" w:hAnsiTheme="minorHAnsi" w:cs="Arial"/>
+          <w:iCs/>
+          <w:sz w:val="20"/>
+          <w:szCs w:val="20"/>
+        </w:rPr>
+        <w:t>pectrogram,</w:t>
+      </w:r>
+      <w:r>
+        <w:rPr>
+          <w:rFonts w:asciiTheme="minorHAnsi" w:hAnsiTheme="minorHAnsi" w:cs="Arial"/>
+          <w:iCs/>
+          <w:sz w:val="20"/>
+          <w:szCs w:val="20"/>
+        </w:rPr>
+        <w:t xml:space="preserve"> </w:t>
+      </w:r>
+      <w:r>
+        <w:rPr>
+          <w:rFonts w:asciiTheme="minorHAnsi" w:hAnsiTheme="minorHAnsi" w:cs="Arial"/>
+          <w:iCs/>
+          <w:sz w:val="20"/>
+          <w:szCs w:val="20"/>
+        </w:rPr>
+        <w:t xml:space="preserve">lossless tube model, STFT, </w:t>
+      </w:r>
+      <w:proofErr w:type="spellStart"/>
+      <w:r>
+        <w:rPr>
+          <w:rFonts w:asciiTheme="minorHAnsi" w:hAnsiTheme="minorHAnsi" w:cs="Arial"/>
+          <w:iCs/>
+          <w:sz w:val="20"/>
+          <w:szCs w:val="20"/>
+        </w:rPr>
+        <w:t>cepstrum</w:t>
+      </w:r>
+      <w:proofErr w:type="spellEnd"/>
+      <w:r>
+        <w:rPr>
+          <w:rFonts w:asciiTheme="minorHAnsi" w:hAnsiTheme="minorHAnsi" w:cs="Arial"/>
+          <w:iCs/>
+          <w:sz w:val="20"/>
+          <w:szCs w:val="20"/>
+        </w:rPr>
+        <w:t xml:space="preserve">, DTW </w:t>
       </w:r>
     </w:p>
     <w:p>
@@ -6442,61 +7376,6 @@
           <w:szCs w:val="20"/>
         </w:rPr>
       </w:pPr>
-      <w:r>
-        <w:rPr>
-          <w:rFonts w:asciiTheme="minorHAnsi" w:hAnsiTheme="minorHAnsi" w:cs="Arial"/>
-          <w:b/>
-          <w:iCs/>
-          <w:sz w:val="20"/>
-          <w:szCs w:val="20"/>
-        </w:rPr>
-        <w:t>Graphical Models in Machine Learning</w:t>
-      </w:r>
-      <w:r>
-        <w:rPr>
-          <w:rFonts w:asciiTheme="minorHAnsi" w:hAnsiTheme="minorHAnsi" w:cs="Arial"/>
-          <w:iCs/>
-          <w:sz w:val="20"/>
-          <w:szCs w:val="20"/>
-        </w:rPr>
-        <w:t xml:space="preserve">: Bayesian Network, Markov Network, </w:t>
-      </w:r>
-      <w:r>
-        <w:rPr>
-          <w:rFonts w:asciiTheme="minorHAnsi" w:hAnsiTheme="minorHAnsi" w:cs="Arial"/>
-          <w:iCs/>
-          <w:sz w:val="20"/>
-          <w:szCs w:val="20"/>
-        </w:rPr>
-        <w:t xml:space="preserve">MCMC, </w:t>
-      </w:r>
-      <w:r>
-        <w:rPr>
-          <w:rFonts w:asciiTheme="minorHAnsi" w:hAnsiTheme="minorHAnsi" w:cs="Arial"/>
-          <w:iCs/>
-          <w:sz w:val="20"/>
-          <w:szCs w:val="20"/>
-        </w:rPr>
-        <w:t xml:space="preserve">Gibbs sampling, </w:t>
-      </w:r>
-      <w:r>
-        <w:rPr>
-          <w:rFonts w:asciiTheme="minorHAnsi" w:hAnsiTheme="minorHAnsi" w:cs="Arial"/>
-          <w:iCs/>
-          <w:sz w:val="20"/>
-          <w:szCs w:val="20"/>
-        </w:rPr>
-        <w:t>Metropolis-Hastings algorithm</w:t>
-      </w:r>
-      <w:r>
-        <w:rPr>
-          <w:rFonts w:asciiTheme="minorHAnsi" w:hAnsiTheme="minorHAnsi" w:cs="Arial"/>
-          <w:iCs/>
-          <w:sz w:val="20"/>
-          <w:szCs w:val="20"/>
-        </w:rPr>
-        <w:t xml:space="preserve"> </w:t>
-      </w:r>
     </w:p>
     <w:p>
       <w:pPr>
@@ -6514,24 +7393,113 @@
           <w:szCs w:val="20"/>
         </w:rPr>
       </w:pPr>
-      <w:r>
-        <w:rPr>
-          <w:rFonts w:asciiTheme="minorHAnsi" w:hAnsiTheme="minorHAnsi" w:cs="Arial"/>
-          <w:b/>
-          <w:iCs/>
-          <w:sz w:val="20"/>
-          <w:szCs w:val="20"/>
-        </w:rPr>
-        <w:t>Digital Processing of Speech Signal</w:t>
-      </w:r>
-      <w:r>
-        <w:rPr>
-          <w:rFonts w:asciiTheme="minorHAnsi" w:hAnsiTheme="minorHAnsi" w:cs="Arial"/>
-          <w:iCs/>
-          <w:sz w:val="20"/>
-          <w:szCs w:val="20"/>
-        </w:rPr>
-        <w:t>:</w:t>
+    </w:p>
+    <w:p>
+      <w:pPr>
+        <w:tabs>
+          <w:tab w:val="left" w:pos="360"/>
+          <w:tab w:val="left" w:pos="1440"/>
+          <w:tab w:val="left" w:pos="5760"/>
+          <w:tab w:val="left" w:pos="7920"/>
+          <w:tab w:val="right" w:pos="10800"/>
+        </w:tabs>
+        <w:spacing w:after="40"/>
+        <w:rPr>
+          <w:rFonts w:asciiTheme="minorHAnsi" w:hAnsiTheme="minorHAnsi" w:cs="Arial"/>
+          <w:b/>
+          <w:iCs/>
+          <w:u w:val="single"/>
+        </w:rPr>
+      </w:pPr>
+      <w:r>
+        <w:rPr>
+          <w:rFonts w:asciiTheme="minorHAnsi" w:hAnsiTheme="minorHAnsi" w:cs="Arial"/>
+          <w:b/>
+          <w:iCs/>
+          <w:u w:val="single"/>
+        </w:rPr>
+        <w:t>Skills</w:t>
+      </w:r>
+      <w:r>
+        <w:rPr>
+          <w:rFonts w:asciiTheme="minorHAnsi" w:hAnsiTheme="minorHAnsi" w:cs="Arial"/>
+          <w:b/>
+          <w:iCs/>
+          <w:u w:val="single"/>
+        </w:rPr>
+        <w:tab/>
+      </w:r>
+      <w:r>
+        <w:rPr>
+          <w:rFonts w:asciiTheme="minorHAnsi" w:hAnsiTheme="minorHAnsi" w:cs="Arial"/>
+          <w:b/>
+          <w:iCs/>
+          <w:u w:val="single"/>
+        </w:rPr>
+        <w:tab/>
+      </w:r>
+      <w:r>
+        <w:rPr>
+          <w:rFonts w:asciiTheme="minorHAnsi" w:hAnsiTheme="minorHAnsi" w:cs="Arial"/>
+          <w:b/>
+          <w:iCs/>
+          <w:u w:val="single"/>
+        </w:rPr>
+        <w:tab/>
+      </w:r>
+      <w:r>
+        <w:rPr>
+          <w:rFonts w:asciiTheme="minorHAnsi" w:hAnsiTheme="minorHAnsi" w:cs="Arial"/>
+          <w:b/>
+          <w:iCs/>
+          <w:u w:val="single"/>
+        </w:rPr>
+        <w:tab/>
+      </w:r>
+    </w:p>
+    <w:p>
+      <w:pPr>
+        <w:tabs>
+          <w:tab w:val="left" w:pos="360"/>
+          <w:tab w:val="left" w:pos="2070"/>
+          <w:tab w:val="left" w:pos="5760"/>
+          <w:tab w:val="left" w:pos="7920"/>
+          <w:tab w:val="right" w:pos="10800"/>
+        </w:tabs>
+        <w:rPr>
+          <w:rFonts w:asciiTheme="minorHAnsi" w:hAnsiTheme="minorHAnsi" w:cs="Arial"/>
+          <w:iCs/>
+          <w:sz w:val="20"/>
+          <w:szCs w:val="20"/>
+        </w:rPr>
+      </w:pPr>
+      <w:r>
+        <w:rPr>
+          <w:rFonts w:asciiTheme="minorHAnsi" w:hAnsiTheme="minorHAnsi" w:cs="Arial"/>
+          <w:b/>
+          <w:iCs/>
+          <w:sz w:val="20"/>
+          <w:szCs w:val="20"/>
+        </w:rPr>
+        <w:t xml:space="preserve">Programming:  </w:t>
+      </w:r>
+      <w:r>
+        <w:rPr>
+          <w:rFonts w:asciiTheme="minorHAnsi" w:hAnsiTheme="minorHAnsi" w:cs="Arial"/>
+          <w:iCs/>
+          <w:sz w:val="20"/>
+          <w:szCs w:val="20"/>
+        </w:rPr>
+        <w:t xml:space="preserve">MATLAB, </w:t>
+      </w:r>
+      <w:r>
+        <w:rPr>
+          <w:rFonts w:asciiTheme="minorHAnsi" w:hAnsiTheme="minorHAnsi" w:cs="Arial"/>
+          <w:iCs/>
+          <w:sz w:val="20"/>
+          <w:szCs w:val="20"/>
+        </w:rPr>
+        <w:t>Java, Python,</w:t>
       </w:r>
       <w:r>
         <w:rPr>
@@ -6542,42 +7510,6 @@
         </w:rPr>
         <w:t xml:space="preserve"> </w:t>
       </w:r>
-      <w:r>
-        <w:rPr>
-          <w:rFonts w:asciiTheme="minorHAnsi" w:hAnsiTheme="minorHAnsi" w:cs="Arial"/>
-          <w:iCs/>
-          <w:sz w:val="20"/>
-          <w:szCs w:val="20"/>
-        </w:rPr>
-        <w:t>Reading speech s</w:t>
-      </w:r>
-      <w:r>
-        <w:rPr>
-          <w:rFonts w:asciiTheme="minorHAnsi" w:hAnsiTheme="minorHAnsi" w:cs="Arial"/>
-          <w:iCs/>
-          <w:sz w:val="20"/>
-          <w:szCs w:val="20"/>
-        </w:rPr>
-        <w:t>pectrogram,</w:t>
-      </w:r>
-      <w:r>
-        <w:rPr>
-          <w:rFonts w:asciiTheme="minorHAnsi" w:hAnsiTheme="minorHAnsi" w:cs="Arial"/>
-          <w:iCs/>
-          <w:sz w:val="20"/>
-          <w:szCs w:val="20"/>
-        </w:rPr>
-        <w:t xml:space="preserve"> </w:t>
-      </w:r>
-      <w:r>
-        <w:rPr>
-          <w:rFonts w:asciiTheme="minorHAnsi" w:hAnsiTheme="minorHAnsi" w:cs="Arial"/>
-          <w:iCs/>
-          <w:sz w:val="20"/>
-          <w:szCs w:val="20"/>
-        </w:rPr>
-        <w:t xml:space="preserve">lossless tube model, STFT, </w:t>
-      </w:r>
       <w:proofErr w:type="spellStart"/>
       <w:r>
         <w:rPr>
@@ -6586,7 +7518,7 @@
           <w:sz w:val="20"/>
           <w:szCs w:val="20"/>
         </w:rPr>
-        <w:t>cepstrum</w:t>
+        <w:t>Pytorch</w:t>
       </w:r>
       <w:proofErr w:type="spellEnd"/>
       <w:r>
@@ -6596,7 +7528,366 @@
           <w:sz w:val="20"/>
           <w:szCs w:val="20"/>
         </w:rPr>
-        <w:t xml:space="preserve">, DTW </w:t>
+        <w:t>,</w:t>
+      </w:r>
+      <w:r>
+        <w:rPr>
+          <w:rFonts w:asciiTheme="minorHAnsi" w:hAnsiTheme="minorHAnsi" w:cs="Arial"/>
+          <w:iCs/>
+          <w:sz w:val="20"/>
+          <w:szCs w:val="20"/>
+        </w:rPr>
+        <w:t xml:space="preserve"> C</w:t>
+      </w:r>
+      <w:r>
+        <w:rPr>
+          <w:rFonts w:asciiTheme="minorHAnsi" w:hAnsiTheme="minorHAnsi" w:cs="Arial"/>
+          <w:iCs/>
+          <w:sz w:val="20"/>
+          <w:szCs w:val="20"/>
+        </w:rPr>
+        <w:t>, C++, C#, Excel VBA, Verilog(beginner)</w:t>
+      </w:r>
+    </w:p>
+    <w:p>
+      <w:pPr>
+        <w:tabs>
+          <w:tab w:val="left" w:pos="360"/>
+          <w:tab w:val="left" w:pos="2070"/>
+          <w:tab w:val="left" w:pos="5760"/>
+          <w:tab w:val="left" w:pos="7920"/>
+          <w:tab w:val="right" w:pos="10800"/>
+        </w:tabs>
+        <w:rPr>
+          <w:rFonts w:asciiTheme="minorHAnsi" w:hAnsiTheme="minorHAnsi" w:cs="Arial"/>
+          <w:iCs/>
+          <w:sz w:val="20"/>
+          <w:szCs w:val="20"/>
+        </w:rPr>
+      </w:pPr>
+      <w:r>
+        <w:rPr>
+          <w:rFonts w:asciiTheme="minorHAnsi" w:hAnsiTheme="minorHAnsi" w:cs="Arial"/>
+          <w:b/>
+          <w:iCs/>
+          <w:sz w:val="20"/>
+          <w:szCs w:val="20"/>
+        </w:rPr>
+        <w:t>Soft</w:t>
+      </w:r>
+      <w:r>
+        <w:rPr>
+          <w:rFonts w:asciiTheme="minorHAnsi" w:hAnsiTheme="minorHAnsi" w:cs="Arial"/>
+          <w:b/>
+          <w:iCs/>
+          <w:sz w:val="20"/>
+          <w:szCs w:val="20"/>
+        </w:rPr>
+        <w:t xml:space="preserve">ware: </w:t>
+      </w:r>
+      <w:proofErr w:type="spellStart"/>
+      <w:r>
+        <w:rPr>
+          <w:rFonts w:asciiTheme="minorHAnsi" w:hAnsiTheme="minorHAnsi" w:cs="Arial"/>
+          <w:iCs/>
+          <w:sz w:val="20"/>
+          <w:szCs w:val="20"/>
+        </w:rPr>
+        <w:t>Solidwork</w:t>
+      </w:r>
+      <w:proofErr w:type="spellEnd"/>
+      <w:r>
+        <w:rPr>
+          <w:rFonts w:asciiTheme="minorHAnsi" w:hAnsiTheme="minorHAnsi" w:cs="Arial"/>
+          <w:iCs/>
+          <w:sz w:val="20"/>
+          <w:szCs w:val="20"/>
+        </w:rPr>
+        <w:t>, HFSS, Multisim</w:t>
+      </w:r>
+      <w:r>
+        <w:rPr>
+          <w:rFonts w:asciiTheme="minorHAnsi" w:hAnsiTheme="minorHAnsi" w:cs="Arial"/>
+          <w:iCs/>
+          <w:sz w:val="20"/>
+          <w:szCs w:val="20"/>
+        </w:rPr>
+        <w:t xml:space="preserve">, </w:t>
+      </w:r>
+      <w:proofErr w:type="spellStart"/>
+      <w:r>
+        <w:rPr>
+          <w:rFonts w:asciiTheme="minorHAnsi" w:hAnsiTheme="minorHAnsi" w:cs="Arial"/>
+          <w:iCs/>
+          <w:sz w:val="20"/>
+          <w:szCs w:val="20"/>
+        </w:rPr>
+        <w:t>Wavesurfer</w:t>
+      </w:r>
+      <w:proofErr w:type="spellEnd"/>
+    </w:p>
+    <w:p>
+      <w:pPr>
+        <w:tabs>
+          <w:tab w:val="left" w:pos="360"/>
+          <w:tab w:val="left" w:pos="2070"/>
+          <w:tab w:val="left" w:pos="5760"/>
+          <w:tab w:val="left" w:pos="7920"/>
+          <w:tab w:val="right" w:pos="10800"/>
+        </w:tabs>
+        <w:rPr>
+          <w:rFonts w:asciiTheme="minorHAnsi" w:hAnsiTheme="minorHAnsi" w:cs="Arial"/>
+          <w:iCs/>
+          <w:sz w:val="20"/>
+          <w:szCs w:val="20"/>
+        </w:rPr>
+      </w:pPr>
+      <w:r>
+        <w:rPr>
+          <w:rFonts w:asciiTheme="minorHAnsi" w:hAnsiTheme="minorHAnsi" w:cs="Arial"/>
+          <w:b/>
+          <w:iCs/>
+          <w:sz w:val="20"/>
+          <w:szCs w:val="20"/>
+        </w:rPr>
+        <w:t xml:space="preserve">Hardware: </w:t>
+      </w:r>
+      <w:r>
+        <w:rPr>
+          <w:rFonts w:asciiTheme="minorHAnsi" w:hAnsiTheme="minorHAnsi" w:cs="Arial"/>
+          <w:iCs/>
+          <w:sz w:val="20"/>
+          <w:szCs w:val="20"/>
+        </w:rPr>
+        <w:t>O</w:t>
+      </w:r>
+      <w:r>
+        <w:rPr>
+          <w:rFonts w:asciiTheme="minorHAnsi" w:hAnsiTheme="minorHAnsi" w:cs="Arial"/>
+          <w:iCs/>
+          <w:sz w:val="20"/>
+          <w:szCs w:val="20"/>
+        </w:rPr>
+        <w:t>scilloscope</w:t>
+      </w:r>
+      <w:r>
+        <w:rPr>
+          <w:rFonts w:asciiTheme="minorHAnsi" w:hAnsiTheme="minorHAnsi" w:cs="Arial"/>
+          <w:iCs/>
+          <w:sz w:val="20"/>
+          <w:szCs w:val="20"/>
+        </w:rPr>
+        <w:t>s</w:t>
+      </w:r>
+      <w:r>
+        <w:rPr>
+          <w:rFonts w:asciiTheme="minorHAnsi" w:hAnsiTheme="minorHAnsi" w:cs="Arial"/>
+          <w:iCs/>
+          <w:sz w:val="20"/>
+          <w:szCs w:val="20"/>
+        </w:rPr>
+        <w:t xml:space="preserve">, </w:t>
+      </w:r>
+      <w:r>
+        <w:rPr>
+          <w:rFonts w:asciiTheme="minorHAnsi" w:hAnsiTheme="minorHAnsi" w:cs="Arial"/>
+          <w:iCs/>
+          <w:sz w:val="20"/>
+          <w:szCs w:val="20"/>
+        </w:rPr>
+        <w:t>Function Generators, Mu</w:t>
+      </w:r>
+      <w:r>
+        <w:rPr>
+          <w:rFonts w:asciiTheme="minorHAnsi" w:hAnsiTheme="minorHAnsi" w:cs="Arial"/>
+          <w:iCs/>
+          <w:sz w:val="20"/>
+          <w:szCs w:val="20"/>
+        </w:rPr>
+        <w:t>lti</w:t>
+      </w:r>
+      <w:r>
+        <w:rPr>
+          <w:rFonts w:asciiTheme="minorHAnsi" w:hAnsiTheme="minorHAnsi" w:cs="Arial"/>
+          <w:iCs/>
+          <w:sz w:val="20"/>
+          <w:szCs w:val="20"/>
+        </w:rPr>
+        <w:t xml:space="preserve">meters, ATmega128A, Xiao </w:t>
+      </w:r>
+      <w:proofErr w:type="spellStart"/>
+      <w:r>
+        <w:rPr>
+          <w:rFonts w:asciiTheme="minorHAnsi" w:hAnsiTheme="minorHAnsi" w:cs="Arial"/>
+          <w:iCs/>
+          <w:sz w:val="20"/>
+          <w:szCs w:val="20"/>
+        </w:rPr>
+        <w:t>Seeeduino</w:t>
+      </w:r>
+      <w:proofErr w:type="spellEnd"/>
+    </w:p>
+    <w:p>
+      <w:pPr>
+        <w:tabs>
+          <w:tab w:val="left" w:pos="360"/>
+          <w:tab w:val="left" w:pos="2070"/>
+          <w:tab w:val="left" w:pos="5760"/>
+          <w:tab w:val="left" w:pos="7920"/>
+          <w:tab w:val="right" w:pos="10800"/>
+        </w:tabs>
+        <w:rPr>
+          <w:rFonts w:asciiTheme="minorHAnsi" w:hAnsiTheme="minorHAnsi" w:cs="Arial"/>
+          <w:iCs/>
+          <w:sz w:val="20"/>
+          <w:szCs w:val="20"/>
+        </w:rPr>
+      </w:pPr>
+      <w:r>
+        <w:rPr>
+          <w:rFonts w:asciiTheme="minorHAnsi" w:hAnsiTheme="minorHAnsi" w:cs="Arial"/>
+          <w:b/>
+          <w:iCs/>
+          <w:sz w:val="20"/>
+          <w:szCs w:val="20"/>
+        </w:rPr>
+        <w:t>Machine Shop Tools</w:t>
+      </w:r>
+      <w:r>
+        <w:rPr>
+          <w:rFonts w:asciiTheme="minorHAnsi" w:hAnsiTheme="minorHAnsi" w:cs="Arial"/>
+          <w:b/>
+          <w:iCs/>
+          <w:sz w:val="20"/>
+          <w:szCs w:val="20"/>
+        </w:rPr>
+        <w:t xml:space="preserve">: </w:t>
+      </w:r>
+      <w:r>
+        <w:rPr>
+          <w:rFonts w:asciiTheme="minorHAnsi" w:hAnsiTheme="minorHAnsi" w:cs="Arial"/>
+          <w:iCs/>
+          <w:sz w:val="20"/>
+          <w:szCs w:val="20"/>
+        </w:rPr>
+        <w:t>Grinders, Laser Cutter</w:t>
+      </w:r>
+      <w:r>
+        <w:rPr>
+          <w:rFonts w:asciiTheme="minorHAnsi" w:hAnsiTheme="minorHAnsi" w:cs="Arial"/>
+          <w:iCs/>
+          <w:sz w:val="20"/>
+          <w:szCs w:val="20"/>
+        </w:rPr>
+        <w:t>s</w:t>
+      </w:r>
+      <w:r>
+        <w:rPr>
+          <w:rFonts w:asciiTheme="minorHAnsi" w:hAnsiTheme="minorHAnsi" w:cs="Arial"/>
+          <w:iCs/>
+          <w:sz w:val="20"/>
+          <w:szCs w:val="20"/>
+        </w:rPr>
+        <w:t xml:space="preserve">, </w:t>
+      </w:r>
+      <w:r>
+        <w:rPr>
+          <w:rFonts w:asciiTheme="minorHAnsi" w:hAnsiTheme="minorHAnsi" w:cs="Arial"/>
+          <w:iCs/>
+          <w:sz w:val="20"/>
+          <w:szCs w:val="20"/>
+        </w:rPr>
+        <w:t>3D Printers</w:t>
+      </w:r>
+    </w:p>
+    <w:p>
+      <w:pPr>
+        <w:tabs>
+          <w:tab w:val="left" w:pos="360"/>
+          <w:tab w:val="left" w:pos="2070"/>
+          <w:tab w:val="left" w:pos="5760"/>
+          <w:tab w:val="left" w:pos="7920"/>
+          <w:tab w:val="right" w:pos="10800"/>
+        </w:tabs>
+        <w:rPr>
+          <w:rFonts w:asciiTheme="minorHAnsi" w:hAnsiTheme="minorHAnsi" w:cs="Arial"/>
+          <w:iCs/>
+          <w:sz w:val="20"/>
+          <w:szCs w:val="20"/>
+        </w:rPr>
+      </w:pPr>
+      <w:r>
+        <w:rPr>
+          <w:rFonts w:asciiTheme="minorHAnsi" w:hAnsiTheme="minorHAnsi" w:cs="Arial"/>
+          <w:b/>
+          <w:iCs/>
+          <w:sz w:val="20"/>
+          <w:szCs w:val="20"/>
+        </w:rPr>
+        <w:t xml:space="preserve">Languages: </w:t>
+      </w:r>
+      <w:r>
+        <w:rPr>
+          <w:rFonts w:asciiTheme="minorHAnsi" w:hAnsiTheme="minorHAnsi" w:cs="Arial"/>
+          <w:iCs/>
+          <w:sz w:val="20"/>
+          <w:szCs w:val="20"/>
+        </w:rPr>
+        <w:t>Korean</w:t>
+      </w:r>
+      <w:r>
+        <w:rPr>
+          <w:rFonts w:asciiTheme="minorHAnsi" w:hAnsiTheme="minorHAnsi" w:cs="Arial"/>
+          <w:iCs/>
+          <w:sz w:val="20"/>
+          <w:szCs w:val="20"/>
+        </w:rPr>
+        <w:t xml:space="preserve"> (native), English (conversational), </w:t>
+      </w:r>
+      <w:r>
+        <w:rPr>
+          <w:rFonts w:asciiTheme="minorHAnsi" w:hAnsiTheme="minorHAnsi" w:cs="Arial"/>
+          <w:iCs/>
+          <w:sz w:val="20"/>
+          <w:szCs w:val="20"/>
+        </w:rPr>
+        <w:t>Japanese</w:t>
+      </w:r>
+      <w:r>
+        <w:rPr>
+          <w:rFonts w:asciiTheme="minorHAnsi" w:hAnsiTheme="minorHAnsi" w:cs="Arial"/>
+          <w:iCs/>
+          <w:sz w:val="20"/>
+          <w:szCs w:val="20"/>
+        </w:rPr>
+        <w:t xml:space="preserve"> (</w:t>
+      </w:r>
+      <w:r>
+        <w:rPr>
+          <w:rFonts w:asciiTheme="minorHAnsi" w:hAnsiTheme="minorHAnsi" w:cs="Arial"/>
+          <w:iCs/>
+          <w:sz w:val="20"/>
+          <w:szCs w:val="20"/>
+        </w:rPr>
+        <w:t>intermediate</w:t>
+      </w:r>
+      <w:r>
+        <w:rPr>
+          <w:rFonts w:asciiTheme="minorHAnsi" w:hAnsiTheme="minorHAnsi" w:cs="Arial"/>
+          <w:iCs/>
+          <w:sz w:val="20"/>
+          <w:szCs w:val="20"/>
+        </w:rPr>
+        <w:t>)</w:t>
+      </w:r>
+      <w:r>
+        <w:rPr>
+          <w:rFonts w:asciiTheme="minorHAnsi" w:hAnsiTheme="minorHAnsi" w:cs="Arial"/>
+          <w:iCs/>
+          <w:sz w:val="20"/>
+          <w:szCs w:val="20"/>
+        </w:rPr>
+        <w:t>, Chinese(beginner)</w:t>
       </w:r>
     </w:p>
     <w:p>
@@ -6616,521 +7907,8 @@
         </w:rPr>
       </w:pPr>
     </w:p>
-    <w:p>
-      <w:pPr>
-        <w:tabs>
-          <w:tab w:val="left" w:pos="360"/>
-          <w:tab w:val="left" w:pos="1440"/>
-          <w:tab w:val="left" w:pos="5760"/>
-          <w:tab w:val="left" w:pos="7920"/>
-          <w:tab w:val="right" w:pos="10800"/>
-        </w:tabs>
-        <w:spacing w:after="40"/>
-        <w:rPr>
-          <w:rFonts w:asciiTheme="minorHAnsi" w:hAnsiTheme="minorHAnsi" w:cs="Arial"/>
-          <w:b/>
-          <w:iCs/>
-          <w:u w:val="single"/>
-        </w:rPr>
-      </w:pPr>
-      <w:r>
-        <w:rPr>
-          <w:rFonts w:asciiTheme="minorHAnsi" w:hAnsiTheme="minorHAnsi" w:cs="Arial"/>
-          <w:b/>
-          <w:iCs/>
-          <w:u w:val="single"/>
-        </w:rPr>
-        <w:t>Skills</w:t>
-      </w:r>
-      <w:r>
-        <w:rPr>
-          <w:rFonts w:asciiTheme="minorHAnsi" w:hAnsiTheme="minorHAnsi" w:cs="Arial"/>
-          <w:b/>
-          <w:iCs/>
-          <w:u w:val="single"/>
-        </w:rPr>
-        <w:tab/>
-      </w:r>
-      <w:r>
-        <w:rPr>
-          <w:rFonts w:asciiTheme="minorHAnsi" w:hAnsiTheme="minorHAnsi" w:cs="Arial"/>
-          <w:b/>
-          <w:iCs/>
-          <w:u w:val="single"/>
-        </w:rPr>
-        <w:tab/>
-      </w:r>
-      <w:r>
-        <w:rPr>
-          <w:rFonts w:asciiTheme="minorHAnsi" w:hAnsiTheme="minorHAnsi" w:cs="Arial"/>
-          <w:b/>
-          <w:iCs/>
-          <w:u w:val="single"/>
-        </w:rPr>
-        <w:tab/>
-      </w:r>
-      <w:r>
-        <w:rPr>
-          <w:rFonts w:asciiTheme="minorHAnsi" w:hAnsiTheme="minorHAnsi" w:cs="Arial"/>
-          <w:b/>
-          <w:iCs/>
-          <w:u w:val="single"/>
-        </w:rPr>
-        <w:tab/>
-      </w:r>
-    </w:p>
-    <w:p>
-      <w:pPr>
-        <w:tabs>
-          <w:tab w:val="left" w:pos="360"/>
-          <w:tab w:val="left" w:pos="2070"/>
-          <w:tab w:val="left" w:pos="5760"/>
-          <w:tab w:val="left" w:pos="7920"/>
-          <w:tab w:val="right" w:pos="10800"/>
-        </w:tabs>
-        <w:rPr>
-          <w:rFonts w:asciiTheme="minorHAnsi" w:hAnsiTheme="minorHAnsi" w:cs="Arial"/>
-          <w:iCs/>
-          <w:sz w:val="20"/>
-          <w:szCs w:val="20"/>
-        </w:rPr>
-      </w:pPr>
-      <w:r>
-        <w:rPr>
-          <w:rFonts w:asciiTheme="minorHAnsi" w:hAnsiTheme="minorHAnsi" w:cs="Arial"/>
-          <w:b/>
-          <w:iCs/>
-          <w:sz w:val="20"/>
-          <w:szCs w:val="20"/>
-        </w:rPr>
-        <w:t xml:space="preserve">Programming:  </w:t>
-      </w:r>
-      <w:r>
-        <w:rPr>
-          <w:rFonts w:asciiTheme="minorHAnsi" w:hAnsiTheme="minorHAnsi" w:cs="Arial"/>
-          <w:iCs/>
-          <w:sz w:val="20"/>
-          <w:szCs w:val="20"/>
-        </w:rPr>
-        <w:t xml:space="preserve">MATLAB, </w:t>
-      </w:r>
-      <w:r>
-        <w:rPr>
-          <w:rFonts w:asciiTheme="minorHAnsi" w:hAnsiTheme="minorHAnsi" w:cs="Arial"/>
-          <w:iCs/>
-          <w:sz w:val="20"/>
-          <w:szCs w:val="20"/>
-        </w:rPr>
-        <w:t>Java, Python,</w:t>
-      </w:r>
-      <w:r>
-        <w:rPr>
-          <w:rFonts w:asciiTheme="minorHAnsi" w:hAnsiTheme="minorHAnsi" w:cs="Arial"/>
-          <w:iCs/>
-          <w:sz w:val="20"/>
-          <w:szCs w:val="20"/>
-        </w:rPr>
-        <w:t xml:space="preserve"> </w:t>
-      </w:r>
-      <w:proofErr w:type="spellStart"/>
-      <w:r>
-        <w:rPr>
-          <w:rFonts w:asciiTheme="minorHAnsi" w:hAnsiTheme="minorHAnsi" w:cs="Arial"/>
-          <w:iCs/>
-          <w:sz w:val="20"/>
-          <w:szCs w:val="20"/>
-        </w:rPr>
-        <w:t>Pytorch</w:t>
-      </w:r>
-      <w:proofErr w:type="spellEnd"/>
-      <w:r>
-        <w:rPr>
-          <w:rFonts w:asciiTheme="minorHAnsi" w:hAnsiTheme="minorHAnsi" w:cs="Arial"/>
-          <w:iCs/>
-          <w:sz w:val="20"/>
-          <w:szCs w:val="20"/>
-        </w:rPr>
-        <w:t>,</w:t>
-      </w:r>
-      <w:r>
-        <w:rPr>
-          <w:rFonts w:asciiTheme="minorHAnsi" w:hAnsiTheme="minorHAnsi" w:cs="Arial"/>
-          <w:iCs/>
-          <w:sz w:val="20"/>
-          <w:szCs w:val="20"/>
-        </w:rPr>
-        <w:t xml:space="preserve"> C</w:t>
-      </w:r>
-      <w:r>
-        <w:rPr>
-          <w:rFonts w:asciiTheme="minorHAnsi" w:hAnsiTheme="minorHAnsi" w:cs="Arial"/>
-          <w:iCs/>
-          <w:sz w:val="20"/>
-          <w:szCs w:val="20"/>
-        </w:rPr>
-        <w:t>, C++, C#, Excel VBA, Verilog(beginner)</w:t>
-      </w:r>
-    </w:p>
-    <w:p>
-      <w:pPr>
-        <w:tabs>
-          <w:tab w:val="left" w:pos="360"/>
-          <w:tab w:val="left" w:pos="2070"/>
-          <w:tab w:val="left" w:pos="5760"/>
-          <w:tab w:val="left" w:pos="7920"/>
-          <w:tab w:val="right" w:pos="10800"/>
-        </w:tabs>
-        <w:rPr>
-          <w:rFonts w:asciiTheme="minorHAnsi" w:hAnsiTheme="minorHAnsi" w:cs="Arial"/>
-          <w:iCs/>
-          <w:sz w:val="20"/>
-          <w:szCs w:val="20"/>
-        </w:rPr>
-      </w:pPr>
-      <w:r>
-        <w:rPr>
-          <w:rFonts w:asciiTheme="minorHAnsi" w:hAnsiTheme="minorHAnsi" w:cs="Arial"/>
-          <w:b/>
-          <w:iCs/>
-          <w:sz w:val="20"/>
-          <w:szCs w:val="20"/>
-        </w:rPr>
-        <w:t>Soft</w:t>
-      </w:r>
-      <w:r>
-        <w:rPr>
-          <w:rFonts w:asciiTheme="minorHAnsi" w:hAnsiTheme="minorHAnsi" w:cs="Arial"/>
-          <w:b/>
-          <w:iCs/>
-          <w:sz w:val="20"/>
-          <w:szCs w:val="20"/>
-        </w:rPr>
-        <w:t xml:space="preserve">ware: </w:t>
-      </w:r>
-      <w:proofErr w:type="spellStart"/>
-      <w:r>
-        <w:rPr>
-          <w:rFonts w:asciiTheme="minorHAnsi" w:hAnsiTheme="minorHAnsi" w:cs="Arial"/>
-          <w:iCs/>
-          <w:sz w:val="20"/>
-          <w:szCs w:val="20"/>
-        </w:rPr>
-        <w:t>Solidwork</w:t>
-      </w:r>
-      <w:proofErr w:type="spellEnd"/>
-      <w:r>
-        <w:rPr>
-          <w:rFonts w:asciiTheme="minorHAnsi" w:hAnsiTheme="minorHAnsi" w:cs="Arial"/>
-          <w:iCs/>
-          <w:sz w:val="20"/>
-          <w:szCs w:val="20"/>
-        </w:rPr>
-        <w:t>, HFSS, Multisim</w:t>
-      </w:r>
-      <w:r>
-        <w:rPr>
-          <w:rFonts w:asciiTheme="minorHAnsi" w:hAnsiTheme="minorHAnsi" w:cs="Arial"/>
-          <w:iCs/>
-          <w:sz w:val="20"/>
-          <w:szCs w:val="20"/>
-        </w:rPr>
-        <w:t xml:space="preserve">, </w:t>
-      </w:r>
-      <w:proofErr w:type="spellStart"/>
-      <w:r>
-        <w:rPr>
-          <w:rFonts w:asciiTheme="minorHAnsi" w:hAnsiTheme="minorHAnsi" w:cs="Arial"/>
-          <w:iCs/>
-          <w:sz w:val="20"/>
-          <w:szCs w:val="20"/>
-        </w:rPr>
-        <w:t>Wavesurfer</w:t>
-      </w:r>
-      <w:proofErr w:type="spellEnd"/>
-    </w:p>
-    <w:p>
-      <w:pPr>
-        <w:tabs>
-          <w:tab w:val="left" w:pos="360"/>
-          <w:tab w:val="left" w:pos="2070"/>
-          <w:tab w:val="left" w:pos="5760"/>
-          <w:tab w:val="left" w:pos="7920"/>
-          <w:tab w:val="right" w:pos="10800"/>
-        </w:tabs>
-        <w:rPr>
-          <w:rFonts w:asciiTheme="minorHAnsi" w:hAnsiTheme="minorHAnsi" w:cs="Arial"/>
-          <w:iCs/>
-          <w:sz w:val="20"/>
-          <w:szCs w:val="20"/>
-        </w:rPr>
-      </w:pPr>
-      <w:r>
-        <w:rPr>
-          <w:rFonts w:asciiTheme="minorHAnsi" w:hAnsiTheme="minorHAnsi" w:cs="Arial"/>
-          <w:b/>
-          <w:iCs/>
-          <w:sz w:val="20"/>
-          <w:szCs w:val="20"/>
-        </w:rPr>
-        <w:t xml:space="preserve">Hardware: </w:t>
-      </w:r>
-      <w:r>
-        <w:rPr>
-          <w:rFonts w:asciiTheme="minorHAnsi" w:hAnsiTheme="minorHAnsi" w:cs="Arial"/>
-          <w:iCs/>
-          <w:sz w:val="20"/>
-          <w:szCs w:val="20"/>
-        </w:rPr>
-        <w:t>O</w:t>
-      </w:r>
-      <w:r>
-        <w:rPr>
-          <w:rFonts w:asciiTheme="minorHAnsi" w:hAnsiTheme="minorHAnsi" w:cs="Arial"/>
-          <w:iCs/>
-          <w:sz w:val="20"/>
-          <w:szCs w:val="20"/>
-        </w:rPr>
-        <w:t>scilloscope</w:t>
-      </w:r>
-      <w:r>
-        <w:rPr>
-          <w:rFonts w:asciiTheme="minorHAnsi" w:hAnsiTheme="minorHAnsi" w:cs="Arial"/>
-          <w:iCs/>
-          <w:sz w:val="20"/>
-          <w:szCs w:val="20"/>
-        </w:rPr>
-        <w:t>s</w:t>
-      </w:r>
-      <w:r>
-        <w:rPr>
-          <w:rFonts w:asciiTheme="minorHAnsi" w:hAnsiTheme="minorHAnsi" w:cs="Arial"/>
-          <w:iCs/>
-          <w:sz w:val="20"/>
-          <w:szCs w:val="20"/>
-        </w:rPr>
-        <w:t xml:space="preserve">, </w:t>
-      </w:r>
-      <w:r>
-        <w:rPr>
-          <w:rFonts w:asciiTheme="minorHAnsi" w:hAnsiTheme="minorHAnsi" w:cs="Arial"/>
-          <w:iCs/>
-          <w:sz w:val="20"/>
-          <w:szCs w:val="20"/>
-        </w:rPr>
-        <w:t>Function Generators, Mu</w:t>
-      </w:r>
-      <w:r>
-        <w:rPr>
-          <w:rFonts w:asciiTheme="minorHAnsi" w:hAnsiTheme="minorHAnsi" w:cs="Arial"/>
-          <w:iCs/>
-          <w:sz w:val="20"/>
-          <w:szCs w:val="20"/>
-        </w:rPr>
-        <w:t>lti</w:t>
-      </w:r>
-      <w:r>
-        <w:rPr>
-          <w:rFonts w:asciiTheme="minorHAnsi" w:hAnsiTheme="minorHAnsi" w:cs="Arial"/>
-          <w:iCs/>
-          <w:sz w:val="20"/>
-          <w:szCs w:val="20"/>
-        </w:rPr>
-        <w:t xml:space="preserve">meters, ATmega128A, Xiao </w:t>
-      </w:r>
-      <w:proofErr w:type="spellStart"/>
-      <w:r>
-        <w:rPr>
-          <w:rFonts w:asciiTheme="minorHAnsi" w:hAnsiTheme="minorHAnsi" w:cs="Arial"/>
-          <w:iCs/>
-          <w:sz w:val="20"/>
-          <w:szCs w:val="20"/>
-        </w:rPr>
-        <w:t>Seeeduino</w:t>
-      </w:r>
-      <w:proofErr w:type="spellEnd"/>
-    </w:p>
-    <w:p>
-      <w:pPr>
-        <w:tabs>
-          <w:tab w:val="left" w:pos="360"/>
-          <w:tab w:val="left" w:pos="2070"/>
-          <w:tab w:val="left" w:pos="5760"/>
-          <w:tab w:val="left" w:pos="7920"/>
-          <w:tab w:val="right" w:pos="10800"/>
-        </w:tabs>
-        <w:rPr>
-          <w:rFonts w:asciiTheme="minorHAnsi" w:hAnsiTheme="minorHAnsi" w:cs="Arial"/>
-          <w:iCs/>
-          <w:sz w:val="20"/>
-          <w:szCs w:val="20"/>
-        </w:rPr>
-      </w:pPr>
-      <w:r>
-        <w:rPr>
-          <w:rFonts w:asciiTheme="minorHAnsi" w:hAnsiTheme="minorHAnsi" w:cs="Arial"/>
-          <w:b/>
-          <w:iCs/>
-          <w:sz w:val="20"/>
-          <w:szCs w:val="20"/>
-        </w:rPr>
-        <w:t>Machine Shop Tools</w:t>
-      </w:r>
-      <w:r>
-        <w:rPr>
-          <w:rFonts w:asciiTheme="minorHAnsi" w:hAnsiTheme="minorHAnsi" w:cs="Arial"/>
-          <w:b/>
-          <w:iCs/>
-          <w:sz w:val="20"/>
-          <w:szCs w:val="20"/>
-        </w:rPr>
-        <w:t xml:space="preserve">: </w:t>
-      </w:r>
-      <w:r>
-        <w:rPr>
-          <w:rFonts w:asciiTheme="minorHAnsi" w:hAnsiTheme="minorHAnsi" w:cs="Arial"/>
-          <w:iCs/>
-          <w:sz w:val="20"/>
-          <w:szCs w:val="20"/>
-        </w:rPr>
-        <w:t>Grinders, Laser Cutter</w:t>
-      </w:r>
-      <w:r>
-        <w:rPr>
-          <w:rFonts w:asciiTheme="minorHAnsi" w:hAnsiTheme="minorHAnsi" w:cs="Arial"/>
-          <w:iCs/>
-          <w:sz w:val="20"/>
-          <w:szCs w:val="20"/>
-        </w:rPr>
-        <w:t>s</w:t>
-      </w:r>
-      <w:r>
-        <w:rPr>
-          <w:rFonts w:asciiTheme="minorHAnsi" w:hAnsiTheme="minorHAnsi" w:cs="Arial"/>
-          <w:iCs/>
-          <w:sz w:val="20"/>
-          <w:szCs w:val="20"/>
-        </w:rPr>
-        <w:t xml:space="preserve">, </w:t>
-      </w:r>
-      <w:r>
-        <w:rPr>
-          <w:rFonts w:asciiTheme="minorHAnsi" w:hAnsiTheme="minorHAnsi" w:cs="Arial"/>
-          <w:iCs/>
-          <w:sz w:val="20"/>
-          <w:szCs w:val="20"/>
-        </w:rPr>
-        <w:t>3D Printers</w:t>
-      </w:r>
-    </w:p>
-    <w:p>
-      <w:pPr>
-        <w:tabs>
-          <w:tab w:val="left" w:pos="360"/>
-          <w:tab w:val="left" w:pos="2070"/>
-          <w:tab w:val="left" w:pos="5760"/>
-          <w:tab w:val="left" w:pos="7920"/>
-          <w:tab w:val="right" w:pos="10800"/>
-        </w:tabs>
-        <w:rPr>
-          <w:rFonts w:asciiTheme="minorHAnsi" w:hAnsiTheme="minorHAnsi" w:cs="Arial"/>
-          <w:iCs/>
-          <w:sz w:val="20"/>
-          <w:szCs w:val="20"/>
-        </w:rPr>
-      </w:pPr>
-      <w:r>
-        <w:rPr>
-          <w:rFonts w:asciiTheme="minorHAnsi" w:hAnsiTheme="minorHAnsi" w:cs="Arial"/>
-          <w:b/>
-          <w:iCs/>
-          <w:sz w:val="20"/>
-          <w:szCs w:val="20"/>
-        </w:rPr>
-        <w:t xml:space="preserve">Languages: </w:t>
-      </w:r>
-      <w:r>
-        <w:rPr>
-          <w:rFonts w:asciiTheme="minorHAnsi" w:hAnsiTheme="minorHAnsi" w:cs="Arial"/>
-          <w:iCs/>
-          <w:sz w:val="20"/>
-          <w:szCs w:val="20"/>
-        </w:rPr>
-        <w:t>Korean</w:t>
-      </w:r>
-      <w:r>
-        <w:rPr>
-          <w:rFonts w:asciiTheme="minorHAnsi" w:hAnsiTheme="minorHAnsi" w:cs="Arial"/>
-          <w:iCs/>
-          <w:sz w:val="20"/>
-          <w:szCs w:val="20"/>
-        </w:rPr>
-        <w:t xml:space="preserve"> (native), English (conversational), </w:t>
-      </w:r>
-      <w:r>
-        <w:rPr>
-          <w:rFonts w:asciiTheme="minorHAnsi" w:hAnsiTheme="minorHAnsi" w:cs="Arial"/>
-          <w:iCs/>
-          <w:sz w:val="20"/>
-          <w:szCs w:val="20"/>
-        </w:rPr>
-        <w:t>Japanese</w:t>
-      </w:r>
-      <w:r>
-        <w:rPr>
-          <w:rFonts w:asciiTheme="minorHAnsi" w:hAnsiTheme="minorHAnsi" w:cs="Arial"/>
-          <w:iCs/>
-          <w:sz w:val="20"/>
-          <w:szCs w:val="20"/>
-        </w:rPr>
-        <w:t xml:space="preserve"> (</w:t>
-      </w:r>
-      <w:r>
-        <w:rPr>
-          <w:rFonts w:asciiTheme="minorHAnsi" w:hAnsiTheme="minorHAnsi" w:cs="Arial"/>
-          <w:iCs/>
-          <w:sz w:val="20"/>
-          <w:szCs w:val="20"/>
-        </w:rPr>
-        <w:t>intermediate</w:t>
-      </w:r>
-      <w:r>
-        <w:rPr>
-          <w:rFonts w:asciiTheme="minorHAnsi" w:hAnsiTheme="minorHAnsi" w:cs="Arial"/>
-          <w:iCs/>
-          <w:sz w:val="20"/>
-          <w:szCs w:val="20"/>
-        </w:rPr>
-        <w:t>)</w:t>
-      </w:r>
-      <w:r>
-        <w:rPr>
-          <w:rFonts w:asciiTheme="minorHAnsi" w:hAnsiTheme="minorHAnsi" w:cs="Arial"/>
-          <w:iCs/>
-          <w:sz w:val="20"/>
-          <w:szCs w:val="20"/>
-        </w:rPr>
-        <w:t>, Chinese(beginner)</w:t>
-      </w:r>
-    </w:p>
-    <w:p>
-      <w:pPr>
-        <w:tabs>
-          <w:tab w:val="left" w:pos="360"/>
-          <w:tab w:val="left" w:pos="1440"/>
-          <w:tab w:val="left" w:pos="5760"/>
-          <w:tab w:val="left" w:pos="7920"/>
-          <w:tab w:val="right" w:pos="11340"/>
-        </w:tabs>
-        <w:rPr>
-          <w:rFonts w:asciiTheme="minorHAnsi" w:hAnsiTheme="minorHAnsi" w:cs="Arial"/>
-          <w:iCs/>
-          <w:sz w:val="20"/>
-          <w:szCs w:val="20"/>
-        </w:rPr>
-      </w:pPr>
-    </w:p>
     <w:sectPr>
-      <w:headerReference w:type="default" r:id="rId15"/>
+      <w:headerReference w:type="default" r:id="rId16"/>
       <w:pgSz w:w="12240" w:h="15840" w:code="1"/>
       <w:pgMar w:top="720" w:right="720" w:bottom="720" w:left="720" w:header="360" w:footer="706" w:gutter="0"/>
       <w:cols w:space="708"/>
@@ -11205,7 +11983,7 @@
   <w:style w:type="paragraph" w:default="1" w:styleId="a">
     <w:name w:val="Normal"/>
     <w:qFormat/>
-    <w:rsid w:val="00B7168D"/>
+    <w:rsid w:val="008C26A9"/>
     <w:rPr>
       <w:sz w:val="24"/>
       <w:szCs w:val="24"/>
@@ -11838,7 +12616,7 @@
 </file>
 
 <file path=customXml/itemProps1.xml><?xml version="1.0" encoding="utf-8"?>
-<ds:datastoreItem xmlns:ds="http://schemas.openxmlformats.org/officeDocument/2006/customXml" ds:itemID="{12F54317-806C-4B4E-AE20-3243831D3D75}">
+<ds:datastoreItem xmlns:ds="http://schemas.openxmlformats.org/officeDocument/2006/customXml" ds:itemID="{6B928F6E-FE40-4430-8587-AA148784C425}">
   <ds:schemaRefs>
     <ds:schemaRef ds:uri="http://schemas.openxmlformats.org/officeDocument/2006/bibliography"/>
   </ds:schemaRefs>
